--- a/program/산출물양식/w2/제출본/[기획] 프로젝트 기획서_2차_여행.docx
+++ b/program/산출물양식/w2/제출본/[기획] 프로젝트 기획서_2차_여행.docx
@@ -228,7 +228,7 @@
                 <w:szCs w:val="40"/>
                 <w:rtl w:val="0"/>
               </w:rPr>
-              <w:t>SK 네트웍스 Family AI 32기: 6팀 A-COP</w:t>
+              <w:t>SK 네트웍스 Family AI 32기: 6팀</w:t>
               <w:br/>
               <w:t>프로젝트 기획서</w:t>
             </w:r>
@@ -1806,6 +1806,65 @@
         </w:tc>
       </w:tr>
     </w:tbl>
+    <w:p>
+      <w:pPr>
+        <w:jc w:val="center"/>
+        <w:spacing w:before="120" w:after="60"/>
+      </w:pPr>
+      <w:r>
+        <w:rPr>
+          <w:noProof/>
+        </w:rPr>
+        <w:drawing>
+          <wp:inline xmlns:wp="http://schemas.openxmlformats.org/drawingml/2006/wordprocessingDrawing" distT="0" distB="0" distL="0" distR="0">
+            <wp:extent cx="4872597" cy="7111672"/>
+            <wp:effectExtent l="0" t="0" r="0" b="0"/>
+            <wp:docPr id="901" name="그림 1"/>
+            <a:graphic xmlns:a="http://schemas.openxmlformats.org/drawingml/2006/main">
+              <a:graphicData uri="http://schemas.openxmlformats.org/drawingml/2006/picture">
+                <pic:pic xmlns:pic="http://schemas.openxmlformats.org/drawingml/2006/picture">
+                  <pic:nvPicPr>
+                    <pic:cNvPr id="901" name="그림 1"/>
+                    <pic:cNvPicPr/>
+                  </pic:nvPicPr>
+                  <pic:blipFill>
+                    <a:blip xmlns:r="http://schemas.openxmlformats.org/officeDocument/2006/relationships" r:embed="rIdIMG501"/>
+                    <a:stretch>
+                      <a:fillRect/>
+                    </a:stretch>
+                  </pic:blipFill>
+                  <pic:spPr>
+                    <a:xfrm>
+                      <a:off x="0" y="0"/>
+                      <a:ext cx="4872597" cy="7111672"/>
+                    </a:xfrm>
+                    <a:prstGeom prst="rect">
+                      <a:avLst/>
+                    </a:prstGeom>
+                  </pic:spPr>
+                </pic:pic>
+              </a:graphicData>
+            </a:graphic>
+          </wp:inline>
+        </w:drawing>
+      </w:r>
+    </w:p>
+    <w:p>
+      <w:pPr>
+        <w:jc w:val="center"/>
+        <w:spacing w:after="180"/>
+      </w:pPr>
+      <w:r>
+        <w:rPr>
+          <w:rFonts w:ascii="Malgun Gothic" w:cs="Malgun Gothic" w:eastAsia="Malgun Gothic" w:hAnsi="Malgun Gothic"/>
+          <w:sz w:val="17"/>
+          <w:szCs w:val="17"/>
+          <w:color w:val="595959"/>
+          <w:rtl w:val="0"/>
+        </w:rPr>
+        <w:t xml:space="preserve">그림. 지금 여행자가 일정 변경에 대응하는 과정</w:t>
+      </w:r>
+    </w:p>
     <w:p>
       <w:pPr>
         <w:widowControl w:val="0"/>
@@ -2007,7 +2066,7 @@
                 <w:b/>
                 <w:sz w:val="18"/>
               </w:rPr>
-              <w:t>쓰는 곳</w:t>
+              <w:t>적용 기준</w:t>
             </w:r>
           </w:p>
         </w:tc>
@@ -2025,7 +2084,7 @@
                 <w:b w:val="0"/>
                 <w:sz w:val="18"/>
               </w:rPr>
-              <w:t>판매가</w:t>
+              <w:t>판매가·범위</w:t>
             </w:r>
           </w:p>
         </w:tc>
@@ -2057,7 +2116,7 @@
                 <w:b w:val="0"/>
                 <w:sz w:val="18"/>
               </w:rPr>
-              <w:t>매출</w:t>
+              <w:t>가격과 범위는 확정했으며 가격 수용성은 파일럿에서 검증한다.</w:t>
             </w:r>
           </w:p>
         </w:tc>
@@ -2075,7 +2134,7 @@
                 <w:b w:val="0"/>
                 <w:sz w:val="18"/>
               </w:rPr>
-              <w:t>VAT 분리</w:t>
+              <w:t>순매출</w:t>
             </w:r>
           </w:p>
         </w:tc>
@@ -2091,7 +2150,7 @@
                 <w:b w:val="0"/>
                 <w:sz w:val="18"/>
               </w:rPr>
-              <w:t>49,000 ÷ 1.1</w:t>
+              <w:t>49,000 ÷ 1.1 × (1 - 0.03) = 43,209.09원</w:t>
             </w:r>
           </w:p>
         </w:tc>
@@ -2107,7 +2166,7 @@
                 <w:b w:val="0"/>
                 <w:sz w:val="18"/>
               </w:rPr>
-              <w:t>순매출</w:t>
+              <w:t>VAT를 제외하고 환불률 3%를 적용한다.</w:t>
             </w:r>
           </w:p>
         </w:tc>
@@ -2125,7 +2184,7 @@
                 <w:b w:val="0"/>
                 <w:sz w:val="18"/>
               </w:rPr>
-              <w:t>환불률</w:t>
+              <w:t>결제 수수료</w:t>
             </w:r>
           </w:p>
         </w:tc>
@@ -2141,7 +2200,7 @@
                 <w:b w:val="0"/>
                 <w:sz w:val="18"/>
               </w:rPr>
-              <w:t>3%</w:t>
+              <w:t>VAT 포함 결제액의 4% = 1,960원</w:t>
             </w:r>
           </w:p>
         </w:tc>
@@ -2157,7 +2216,7 @@
                 <w:b w:val="0"/>
                 <w:sz w:val="18"/>
               </w:rPr>
-              <w:t>순매출</w:t>
+              <w:t>해외 결제 계약요율을 확보해 검증한다.</w:t>
             </w:r>
           </w:p>
         </w:tc>
@@ -2175,7 +2234,7 @@
                 <w:b w:val="0"/>
                 <w:sz w:val="18"/>
               </w:rPr>
-              <w:t>결제 수수료</w:t>
+              <w:t>기계 비용</w:t>
             </w:r>
           </w:p>
         </w:tc>
@@ -2191,7 +2250,7 @@
                 <w:b w:val="0"/>
                 <w:sz w:val="18"/>
               </w:rPr>
-              <w:t>결제액의 4%</w:t>
+              <w:t>외부 데이터·LLM 합산 상한 10,000원</w:t>
             </w:r>
           </w:p>
         </w:tc>
@@ -2207,7 +2266,7 @@
                 <w:b w:val="0"/>
                 <w:sz w:val="18"/>
               </w:rPr>
-              <w:t>변동비</w:t>
+              <w:t>세부 배분과 실제 사용량을 측정한다.</w:t>
             </w:r>
           </w:p>
         </w:tc>
@@ -2225,7 +2284,7 @@
                 <w:b w:val="0"/>
                 <w:sz w:val="18"/>
               </w:rPr>
-              <w:t>기계 비용</w:t>
+              <w:t>사람 지원</w:t>
             </w:r>
           </w:p>
         </w:tc>
@@ -2241,7 +2300,7 @@
                 <w:b w:val="0"/>
                 <w:sz w:val="18"/>
               </w:rPr>
-              <w:t>필수 감시·출발 경로 4,000원 + 조정·재시도·번역 6,000원 = 10,000원</w:t>
+              <w:t>15분 × 500원/분 = 7,500원</w:t>
             </w:r>
           </w:p>
         </w:tc>
@@ -2257,7 +2316,7 @@
                 <w:b w:val="0"/>
                 <w:sz w:val="18"/>
               </w:rPr>
-              <w:t>변동비</w:t>
+              <w:t>여행당 지원 상한을 적용한다.</w:t>
             </w:r>
           </w:p>
         </w:tc>
@@ -2275,7 +2334,7 @@
                 <w:b w:val="0"/>
                 <w:sz w:val="18"/>
               </w:rPr>
-              <w:t>사람 지원</w:t>
+              <w:t>장애·보상</w:t>
             </w:r>
           </w:p>
         </w:tc>
@@ -2291,7 +2350,7 @@
                 <w:b w:val="0"/>
                 <w:sz w:val="18"/>
               </w:rPr>
-              <w:t>15분 × 500원/분 = 7,500원 (지원 상한)</w:t>
+              <w:t>1,000원</w:t>
             </w:r>
           </w:p>
         </w:tc>
@@ -2307,7 +2366,7 @@
                 <w:b w:val="0"/>
                 <w:sz w:val="18"/>
               </w:rPr>
-              <w:t>변동비</w:t>
+              <w:t>여행당 예산으로 반영한다.</w:t>
             </w:r>
           </w:p>
         </w:tc>
@@ -2325,7 +2384,7 @@
                 <w:b w:val="0"/>
                 <w:sz w:val="18"/>
               </w:rPr>
-              <w:t>장애·추가 대응</w:t>
+              <w:t>플랫폼 변동분</w:t>
             </w:r>
           </w:p>
         </w:tc>
@@ -2341,7 +2400,7 @@
                 <w:b w:val="0"/>
                 <w:sz w:val="18"/>
               </w:rPr>
-              <w:t>1,000원</w:t>
+              <w:t>별도 분리액 0원</w:t>
             </w:r>
           </w:p>
         </w:tc>
@@ -2357,7 +2416,7 @@
                 <w:b w:val="0"/>
                 <w:sz w:val="18"/>
               </w:rPr>
-              <w:t>변동비</w:t>
+              <w:t>별도 분리하지 않은 비용이며 무료를 뜻하지 않는다.</w:t>
             </w:r>
           </w:p>
         </w:tc>
@@ -2391,7 +2450,7 @@
                 <w:b w:val="0"/>
                 <w:sz w:val="18"/>
               </w:rPr>
-              <w:t>개발 1억 2천만 + 사업·운영 3천만 + 인프라 1,800만 + 관리·회계·보안 1,200만 = 1억 8천만원</w:t>
+              <w:t>180,000,000원</w:t>
             </w:r>
           </w:p>
         </w:tc>
@@ -2407,7 +2466,7 @@
                 <w:b w:val="0"/>
                 <w:sz w:val="18"/>
               </w:rPr>
-              <w:t>손익분기</w:t>
+              <w:t>연간 손익분기와 하방 손익에 적용한다.</w:t>
             </w:r>
           </w:p>
         </w:tc>
@@ -2425,7 +2484,7 @@
                 <w:b w:val="0"/>
                 <w:sz w:val="18"/>
               </w:rPr>
-              <w:t>방한 방문량</w:t>
+              <w:t>TAM 산정 입력</w:t>
             </w:r>
           </w:p>
         </w:tc>
@@ -2441,7 +2500,7 @@
                 <w:b w:val="0"/>
                 <w:sz w:val="18"/>
               </w:rPr>
-              <w:t>2025년 약 18,937,000방문</w:t>
+              <w:t>2025년 약 18,937,000방문 × 개별여행 80% ÷ 평균 동행 2명</w:t>
             </w:r>
           </w:p>
         </w:tc>
@@ -2457,7 +2516,7 @@
                 <w:b w:val="0"/>
                 <w:sz w:val="18"/>
               </w:rPr>
-              <w:t>TAM</w:t>
+              <w:t>연간 공동 여행 단위의 조건부 상한을 계산한다.</w:t>
             </w:r>
           </w:p>
         </w:tc>
@@ -2475,7 +2534,7 @@
                 <w:b w:val="0"/>
                 <w:sz w:val="18"/>
               </w:rPr>
-              <w:t>개별여행 비중 · 평균 동행</w:t>
+              <w:t>SAM 산정 조건</w:t>
             </w:r>
           </w:p>
         </w:tc>
@@ -2491,7 +2550,7 @@
                 <w:b w:val="0"/>
                 <w:sz w:val="18"/>
               </w:rPr>
-              <w:t>80% · 2명</w:t>
+              <w:t>서울 방문·개인 에이전트 이용·상품·언어·지원 적합 조건</w:t>
             </w:r>
           </w:p>
         </w:tc>
@@ -2507,7 +2566,7 @@
                 <w:b w:val="0"/>
                 <w:sz w:val="18"/>
               </w:rPr>
-              <w:t>TAM</w:t>
+              <w:t>핵심 비율과 교차분포 확보 후 산정한다.</w:t>
             </w:r>
           </w:p>
         </w:tc>
@@ -2525,7 +2584,7 @@
                 <w:b w:val="0"/>
                 <w:sz w:val="18"/>
               </w:rPr>
-              <w:t>SAM 필터</w:t>
+              <w:t>획득 시나리오</w:t>
             </w:r>
           </w:p>
         </w:tc>
@@ -2541,7 +2600,7 @@
                 <w:b w:val="0"/>
                 <w:sz w:val="18"/>
               </w:rPr>
-              <w:t>목표 적합 30% × 서울 70% × 상품 기간·범위 50% × 접점·언어 5% × 데이터 60%</w:t>
+              <w:t>연 1,200건, 획득지출 14,400,000원, CAC 12,000원</w:t>
             </w:r>
           </w:p>
         </w:tc>
@@ -2557,7 +2616,7 @@
                 <w:b w:val="0"/>
                 <w:sz w:val="18"/>
               </w:rPr>
-              <w:t>SAM</w:t>
+              <w:t>검증 전 시나리오이며 판매 전망이나 SOM으로 사용하지 않는다.</w:t>
             </w:r>
           </w:p>
         </w:tc>
@@ -2575,7 +2634,7 @@
                 <w:b w:val="0"/>
                 <w:sz w:val="18"/>
               </w:rPr>
-              <w:t>획득 시나리오</w:t>
+              <w:t>CAC 민감도</w:t>
             </w:r>
           </w:p>
         </w:tc>
@@ -2591,7 +2650,7 @@
                 <w:b w:val="0"/>
                 <w:sz w:val="18"/>
               </w:rPr>
-              <w:t>연 1,200건, CAC 12,000원</w:t>
+              <w:t>0원, 8,500원, 12,000원, 15,000원, 20,000원, 25,000원, 35,000원, 40,000원</w:t>
             </w:r>
           </w:p>
         </w:tc>
@@ -2607,7 +2666,7 @@
                 <w:b w:val="0"/>
                 <w:sz w:val="18"/>
               </w:rPr>
-              <w:t>손익</w:t>
+              <w:t>8,500원은 한국인 채널 참고값이며 실제 인바운드 CAC는 별도로 측정한다.</w:t>
             </w:r>
           </w:p>
         </w:tc>
@@ -2625,6 +2684,56 @@
                 <w:b w:val="0"/>
                 <w:sz w:val="18"/>
               </w:rPr>
+              <w:t>첫해 판매기간·추가 자금</w:t>
+            </w:r>
+          </w:p>
+        </w:tc>
+        <w:tc>
+          <w:tcPr>
+            <w:tcW w:type="dxa" w:w="3024"/>
+          </w:tcPr>
+          <w:p>
+            <w:r/>
+            <w:r>
+              <w:rPr>
+                <w:rFonts w:ascii="맑은 고딕" w:hAnsi="맑은 고딕" w:eastAsia="맑은 고딕"/>
+                <w:b w:val="0"/>
+                <w:sz w:val="18"/>
+              </w:rPr>
+              <w:t>판매 6개월, 일회성 20,000,000원, 예비 운전자금 30,000,000원</w:t>
+            </w:r>
+          </w:p>
+        </w:tc>
+        <w:tc>
+          <w:tcPr>
+            <w:tcW w:type="dxa" w:w="3024"/>
+          </w:tcPr>
+          <w:p>
+            <w:r/>
+            <w:r>
+              <w:rPr>
+                <w:rFonts w:ascii="맑은 고딕" w:hAnsi="맑은 고딕" w:eastAsia="맑은 고딕"/>
+                <w:b w:val="0"/>
+                <w:sz w:val="18"/>
+              </w:rPr>
+              <w:t>연 고정비 전액을 반영하고 실증 현금 한도는 일회성 예산에 포함한다.</w:t>
+            </w:r>
+          </w:p>
+        </w:tc>
+      </w:tr>
+      <w:tr>
+        <w:tc>
+          <w:tcPr>
+            <w:tcW w:type="dxa" w:w="3024"/>
+          </w:tcPr>
+          <w:p>
+            <w:r/>
+            <w:r>
+              <w:rPr>
+                <w:rFonts w:ascii="맑은 고딕" w:hAnsi="맑은 고딕" w:eastAsia="맑은 고딕"/>
+                <w:b w:val="0"/>
+                <w:sz w:val="18"/>
+              </w:rPr>
               <w:t>환율</w:t>
             </w:r>
           </w:p>
@@ -2657,7 +2766,7 @@
                 <w:b w:val="0"/>
                 <w:sz w:val="18"/>
               </w:rPr>
-              <w:t>API 단가 환산</w:t>
+              <w:t>API 단가 환산에 적용한다.</w:t>
             </w:r>
           </w:p>
         </w:tc>
@@ -2841,7 +2950,7 @@
                 <w:b/>
                 <w:sz w:val="18"/>
               </w:rPr>
-              <w:t>정의</w:t>
+              <w:t>대상</w:t>
             </w:r>
           </w:p>
         </w:tc>
@@ -2875,7 +2984,7 @@
                 <w:b/>
                 <w:sz w:val="18"/>
               </w:rPr>
-              <w:t>결과</w:t>
+              <w:t>규모와 한계</w:t>
             </w:r>
           </w:p>
         </w:tc>
@@ -2941,7 +3050,7 @@
                 <w:b w:val="0"/>
                 <w:sz w:val="18"/>
               </w:rPr>
-              <w:t>7,574,800여행, 약 3,712억원</w:t>
+              <w:t>7,574,800여행, 약 3,712억원. 공동 여행마다 구매한다고 가정한 결제액 상한이며 순매출이 아니다. 평균 동행 수와 구매율은 파일럿에서 검증한다.</w:t>
             </w:r>
           </w:p>
         </w:tc>
@@ -2975,39 +3084,39 @@
                 <w:b w:val="0"/>
                 <w:sz w:val="18"/>
               </w:rPr>
-              <w:t>목표 고객·서울·상품 기간·접점·언어·데이터 조건을 모두 충족하는 연간 여행</w:t>
-            </w:r>
-          </w:p>
-        </w:tc>
-        <w:tc>
-          <w:tcPr>
-            <w:tcW w:type="dxa" w:w="2268"/>
-          </w:tcPr>
-          <w:p>
-            <w:r/>
-            <w:r>
-              <w:rPr>
-                <w:rFonts w:ascii="맑은 고딕" w:hAnsi="맑은 고딕" w:eastAsia="맑은 고딕"/>
-                <w:b w:val="0"/>
-                <w:sz w:val="18"/>
-              </w:rPr>
-              <w:t>7,574,800 × 0.3 × 0.7 × 0.5 × 0.05 × 0.6, 각 비율의 분모는 직전 단계 통과 여행</w:t>
-            </w:r>
-          </w:p>
-        </w:tc>
-        <w:tc>
-          <w:tcPr>
-            <w:tcW w:type="dxa" w:w="2268"/>
-          </w:tcPr>
-          <w:p>
-            <w:r/>
-            <w:r>
-              <w:rPr>
-                <w:rFonts w:ascii="맑은 고딕" w:hAnsi="맑은 고딕" w:eastAsia="맑은 고딕"/>
-                <w:b w:val="0"/>
-                <w:sz w:val="18"/>
-              </w:rPr>
-              <w:t>23,861여행, 약 11.7억원</w:t>
+              <w:t>서울 방문·개인 에이전트·상품·언어·지원 조건을 충족하는 여행</w:t>
+            </w:r>
+          </w:p>
+        </w:tc>
+        <w:tc>
+          <w:tcPr>
+            <w:tcW w:type="dxa" w:w="2268"/>
+          </w:tcPr>
+          <w:p>
+            <w:r/>
+            <w:r>
+              <w:rPr>
+                <w:rFonts w:ascii="맑은 고딕" w:hAnsi="맑은 고딕" w:eastAsia="맑은 고딕"/>
+                <w:b w:val="0"/>
+                <w:sz w:val="18"/>
+              </w:rPr>
+              <w:t>TAM × 서울 방문률 × 에이전트 사용률 × 추가 적합 조건</w:t>
+            </w:r>
+          </w:p>
+        </w:tc>
+        <w:tc>
+          <w:tcPr>
+            <w:tcW w:type="dxa" w:w="2268"/>
+          </w:tcPr>
+          <w:p>
+            <w:r/>
+            <w:r>
+              <w:rPr>
+                <w:rFonts w:ascii="맑은 고딕" w:hAnsi="맑은 고딕" w:eastAsia="맑은 고딕"/>
+                <w:b w:val="0"/>
+                <w:sz w:val="18"/>
+              </w:rPr>
+              <w:t>핵심 비율과 교차분포 확보 후 산정한다.</w:t>
             </w:r>
           </w:p>
         </w:tc>
@@ -3041,39 +3150,39 @@
                 <w:b w:val="0"/>
                 <w:sz w:val="18"/>
               </w:rPr>
-              <w:t>실제 획득 가능한 연간 신규 결제 여행</w:t>
-            </w:r>
-          </w:p>
-        </w:tc>
-        <w:tc>
-          <w:tcPr>
-            <w:tcW w:type="dxa" w:w="2268"/>
-          </w:tcPr>
-          <w:p>
-            <w:r/>
-            <w:r>
-              <w:rPr>
-                <w:rFonts w:ascii="맑은 고딕" w:hAnsi="맑은 고딕" w:eastAsia="맑은 고딕"/>
-                <w:b w:val="0"/>
-                <w:sz w:val="18"/>
-              </w:rPr>
-              <w:t>채널별 도달·연결·결제 실적으로 산정한다.</w:t>
-            </w:r>
-          </w:p>
-        </w:tc>
-        <w:tc>
-          <w:tcPr>
-            <w:tcW w:type="dxa" w:w="2268"/>
-          </w:tcPr>
-          <w:p>
-            <w:r/>
-            <w:r>
-              <w:rPr>
-                <w:rFonts w:ascii="맑은 고딕" w:hAnsi="맑은 고딕" w:eastAsia="맑은 고딕"/>
-                <w:b w:val="0"/>
-                <w:sz w:val="18"/>
-              </w:rPr>
-              <w:t>파일럿 채널 실적 확보 후 산정한다.</w:t>
+              <w:t>실제 획득 가능한 유료 여행</w:t>
+            </w:r>
+          </w:p>
+        </w:tc>
+        <w:tc>
+          <w:tcPr>
+            <w:tcW w:type="dxa" w:w="2268"/>
+          </w:tcPr>
+          <w:p>
+            <w:r/>
+            <w:r>
+              <w:rPr>
+                <w:rFonts w:ascii="맑은 고딕" w:hAnsi="맑은 고딕" w:eastAsia="맑은 고딕"/>
+                <w:b w:val="0"/>
+                <w:sz w:val="18"/>
+              </w:rPr>
+              <w:t>검증된 채널별 도달 × 연결률 × 결제율</w:t>
+            </w:r>
+          </w:p>
+        </w:tc>
+        <w:tc>
+          <w:tcPr>
+            <w:tcW w:type="dxa" w:w="2268"/>
+          </w:tcPr>
+          <w:p>
+            <w:r/>
+            <w:r>
+              <w:rPr>
+                <w:rFonts w:ascii="맑은 고딕" w:hAnsi="맑은 고딕" w:eastAsia="맑은 고딕"/>
+                <w:b w:val="0"/>
+                <w:sz w:val="18"/>
+              </w:rPr>
+              <w:t>파일럿 채널 실적 확보 후 산정한다. 연 1,200건은 검증 전 획득 시나리오이며 SOM이 아니다.</w:t>
             </w:r>
           </w:p>
         </w:tc>
@@ -3092,16 +3201,16 @@
           <wp:inline xmlns:wp="http://schemas.openxmlformats.org/drawingml/2006/wordprocessingDrawing" distT="0" distB="0" distL="0" distR="0">
             <wp:extent cx="5669280" cy="4123112"/>
             <wp:effectExtent l="0" t="0" r="0" b="0"/>
-            <wp:docPr id="901" name="그림 1"/>
+            <wp:docPr id="902" name="그림 2"/>
             <a:graphic xmlns:a="http://schemas.openxmlformats.org/drawingml/2006/main">
               <a:graphicData uri="http://schemas.openxmlformats.org/drawingml/2006/picture">
                 <pic:pic xmlns:pic="http://schemas.openxmlformats.org/drawingml/2006/picture">
                   <pic:nvPicPr>
-                    <pic:cNvPr id="901" name="그림 1"/>
+                    <pic:cNvPr id="902" name="그림 2"/>
                     <pic:cNvPicPr/>
                   </pic:nvPicPr>
                   <pic:blipFill>
-                    <a:blip xmlns:r="http://schemas.openxmlformats.org/officeDocument/2006/relationships" r:embed="rIdIMG501"/>
+                    <a:blip xmlns:r="http://schemas.openxmlformats.org/officeDocument/2006/relationships" r:embed="rIdIMG502"/>
                     <a:stretch>
                       <a:fillRect/>
                     </a:stretch>
@@ -3213,14 +3322,15 @@
         </w:tblBorders>
       </w:tblPr>
       <w:tblGrid>
-        <w:gridCol w:w="3024"/>
-        <w:gridCol w:w="3024"/>
-        <w:gridCol w:w="3024"/>
+        <w:gridCol w:w="2268"/>
+        <w:gridCol w:w="2268"/>
+        <w:gridCol w:w="2268"/>
+        <w:gridCol w:w="2268"/>
       </w:tblGrid>
       <w:tr>
         <w:tc>
           <w:tcPr>
-            <w:tcW w:type="dxa" w:w="3024"/>
+            <w:tcW w:type="dxa" w:w="2268"/>
             <w:shd w:val="clear" w:color="auto" w:fill="DDE7F0"/>
           </w:tcPr>
           <w:p>
@@ -3237,7 +3347,7 @@
         </w:tc>
         <w:tc>
           <w:tcPr>
-            <w:tcW w:type="dxa" w:w="3024"/>
+            <w:tcW w:type="dxa" w:w="2268"/>
             <w:shd w:val="clear" w:color="auto" w:fill="DDE7F0"/>
           </w:tcPr>
           <w:p>
@@ -3248,13 +3358,13 @@
                 <w:b/>
                 <w:sz w:val="18"/>
               </w:rPr>
-              <w:t>제공 범위와 가격</w:t>
-            </w:r>
-          </w:p>
-        </w:tc>
-        <w:tc>
-          <w:tcPr>
-            <w:tcW w:type="dxa" w:w="3024"/>
+              <w:t>해결하는 일과 공개 근거</w:t>
+            </w:r>
+          </w:p>
+        </w:tc>
+        <w:tc>
+          <w:tcPr>
+            <w:tcW w:type="dxa" w:w="2268"/>
             <w:shd w:val="clear" w:color="auto" w:fill="DDE7F0"/>
           </w:tcPr>
           <w:p>
@@ -3265,15 +3375,32 @@
                 <w:b/>
                 <w:sz w:val="18"/>
               </w:rPr>
-              <w:t>A-COP 차별화</w:t>
-            </w:r>
-          </w:p>
-        </w:tc>
-      </w:tr>
-      <w:tr>
-        <w:tc>
-          <w:tcPr>
-            <w:tcW w:type="dxa" w:w="3024"/>
+              <w:t>A-COP 차별화 가설</w:t>
+            </w:r>
+          </w:p>
+        </w:tc>
+        <w:tc>
+          <w:tcPr>
+            <w:tcW w:type="dxa" w:w="2268"/>
+            <w:shd w:val="clear" w:color="auto" w:fill="DDE7F0"/>
+          </w:tcPr>
+          <w:p>
+            <w:r/>
+            <w:r>
+              <w:rPr>
+                <w:rFonts w:ascii="맑은 고딕" w:hAnsi="맑은 고딕" w:eastAsia="맑은 고딕"/>
+                <w:b/>
+                <w:sz w:val="18"/>
+              </w:rPr>
+              <w:t>검증할 내용</w:t>
+            </w:r>
+          </w:p>
+        </w:tc>
+      </w:tr>
+      <w:tr>
+        <w:tc>
+          <w:tcPr>
+            <w:tcW w:type="dxa" w:w="2268"/>
           </w:tcPr>
           <w:p>
             <w:r/>
@@ -3289,91 +3416,57 @@
         </w:tc>
         <w:tc>
           <w:tcPr>
-            <w:tcW w:type="dxa" w:w="3024"/>
-          </w:tcPr>
-          <w:p>
-            <w:r/>
-            <w:r>
-              <w:rPr>
-                <w:rFonts w:ascii="맑은 고딕" w:hAnsi="맑은 고딕" w:eastAsia="맑은 고딕"/>
-                <w:b w:val="0"/>
-                <w:sz w:val="18"/>
-              </w:rPr>
-              <w:t>AI로 여행을 계획한다. 예약 문제는 예약처에 먼저 문의하도록 안내한다. (공식 FAQ(https://resources.mindtrip.ai/travelers/help/traveler-faqs))</w:t>
-            </w:r>
-          </w:p>
-        </w:tc>
-        <w:tc>
-          <w:tcPr>
-            <w:tcW w:type="dxa" w:w="3024"/>
-          </w:tcPr>
-          <w:p>
-            <w:r/>
-            <w:r>
-              <w:rPr>
-                <w:rFonts w:ascii="맑은 고딕" w:hAnsi="맑은 고딕" w:eastAsia="맑은 고딕"/>
-                <w:b w:val="0"/>
-                <w:sz w:val="18"/>
-              </w:rPr>
-              <w:t>외부 일정의 맥락을 유지하며 변경 근거와 다음 행동을 안내한다.</w:t>
-            </w:r>
-          </w:p>
-        </w:tc>
-      </w:tr>
-      <w:tr>
-        <w:tc>
-          <w:tcPr>
-            <w:tcW w:type="dxa" w:w="3024"/>
-          </w:tcPr>
-          <w:p>
-            <w:r/>
-            <w:r>
-              <w:rPr>
-                <w:rFonts w:ascii="맑은 고딕" w:hAnsi="맑은 고딕" w:eastAsia="맑은 고딕"/>
-                <w:b w:val="0"/>
-                <w:sz w:val="18"/>
-              </w:rPr>
-              <w:t>예약 통합·항공 알림 서비스</w:t>
-            </w:r>
-          </w:p>
-        </w:tc>
-        <w:tc>
-          <w:tcPr>
-            <w:tcW w:type="dxa" w:w="3024"/>
-          </w:tcPr>
-          <w:p>
-            <w:r/>
-            <w:r>
-              <w:rPr>
-                <w:rFonts w:ascii="맑은 고딕" w:hAnsi="맑은 고딕" w:eastAsia="맑은 고딕"/>
-                <w:b w:val="0"/>
-                <w:sz w:val="18"/>
-              </w:rPr>
-              <w:t>무료형과 Pro 연 49달러로 예약 통합, 항공 알림, 출발 안내를 제공한다. (가격·기능(https://www.tripit.com/web/pro/pricing))</w:t>
-            </w:r>
-          </w:p>
-        </w:tc>
-        <w:tc>
-          <w:tcPr>
-            <w:tcW w:type="dxa" w:w="3024"/>
-          </w:tcPr>
-          <w:p>
-            <w:r/>
-            <w:r>
-              <w:rPr>
-                <w:rFonts w:ascii="맑은 고딕" w:hAnsi="맑은 고딕" w:eastAsia="맑은 고딕"/>
-                <w:b w:val="0"/>
-                <w:sz w:val="18"/>
-              </w:rPr>
-              <w:t>서울의 활동, 식사, 이동을 함께 재검증한다.</w:t>
-            </w:r>
-          </w:p>
-        </w:tc>
-      </w:tr>
-      <w:tr>
-        <w:tc>
-          <w:tcPr>
-            <w:tcW w:type="dxa" w:w="3024"/>
+            <w:tcW w:type="dxa" w:w="2268"/>
+          </w:tcPr>
+          <w:p>
+            <w:r/>
+            <w:r>
+              <w:rPr>
+                <w:rFonts w:ascii="맑은 고딕" w:hAnsi="맑은 고딕" w:eastAsia="맑은 고딕"/>
+                <w:b w:val="0"/>
+                <w:sz w:val="18"/>
+              </w:rPr>
+              <w:t>일정 생성·수정·개인화·여행 중 추천을 제공한다. (공식 FAQ(https://resources.mindtrip.ai/travelers/help/traveler-faqs))</w:t>
+            </w:r>
+          </w:p>
+        </w:tc>
+        <w:tc>
+          <w:tcPr>
+            <w:tcW w:type="dxa" w:w="2268"/>
+          </w:tcPr>
+          <w:p>
+            <w:r/>
+            <w:r>
+              <w:rPr>
+                <w:rFonts w:ascii="맑은 고딕" w:hAnsi="맑은 고딕" w:eastAsia="맑은 고딕"/>
+                <w:b w:val="0"/>
+                <w:sz w:val="18"/>
+              </w:rPr>
+              <w:t>외부 에이전트의 일정 맥락을 받아 지속 감시하고 재검증한다.</w:t>
+            </w:r>
+          </w:p>
+        </w:tc>
+        <w:tc>
+          <w:tcPr>
+            <w:tcW w:type="dxa" w:w="2268"/>
+          </w:tcPr>
+          <w:p>
+            <w:r/>
+            <w:r>
+              <w:rPr>
+                <w:rFonts w:ascii="맑은 고딕" w:hAnsi="맑은 고딕" w:eastAsia="맑은 고딕"/>
+                <w:b w:val="0"/>
+                <w:sz w:val="18"/>
+              </w:rPr>
+              <w:t>같은 서울 변경 과제로 비교하며, 일부 선제 기능을 관찰하지 못한 것을 기능 부재로 단정하지 않는다.</w:t>
+            </w:r>
+          </w:p>
+        </w:tc>
+      </w:tr>
+      <w:tr>
+        <w:tc>
+          <w:tcPr>
+            <w:tcW w:type="dxa" w:w="2268"/>
           </w:tcPr>
           <w:p>
             <w:r/>
@@ -3389,133 +3482,313 @@
         </w:tc>
         <w:tc>
           <w:tcPr>
-            <w:tcW w:type="dxa" w:w="3024"/>
-          </w:tcPr>
-          <w:p>
-            <w:r/>
-            <w:r>
-              <w:rPr>
-                <w:rFonts w:ascii="맑은 고딕" w:hAnsi="맑은 고딕" w:eastAsia="맑은 고딕"/>
-                <w:b w:val="0"/>
-                <w:sz w:val="18"/>
-              </w:rPr>
-              <w:t>AI 일정, 지도, 공동 편집, 일정 공유, 주변 장소 안내를 제공한다. (공식 안내(https://triple.guide/articles/8e26647d-9e7b-4346-8517-4945ced97bb8))</w:t>
-            </w:r>
-          </w:p>
-        </w:tc>
-        <w:tc>
-          <w:tcPr>
-            <w:tcW w:type="dxa" w:w="3024"/>
-          </w:tcPr>
-          <w:p>
-            <w:r/>
-            <w:r>
-              <w:rPr>
-                <w:rFonts w:ascii="맑은 고딕" w:hAnsi="맑은 고딕" w:eastAsia="맑은 고딕"/>
-                <w:b w:val="0"/>
-                <w:sz w:val="18"/>
-              </w:rPr>
-              <w:t>변경 발견부터 일정 검증, 업체 인계까지 고객 작업을 줄인다.</w:t>
-            </w:r>
-          </w:p>
-        </w:tc>
-      </w:tr>
-      <w:tr>
-        <w:tc>
-          <w:tcPr>
-            <w:tcW w:type="dxa" w:w="3024"/>
-          </w:tcPr>
-          <w:p>
-            <w:r/>
-            <w:r>
-              <w:rPr>
-                <w:rFonts w:ascii="맑은 고딕" w:hAnsi="맑은 고딕" w:eastAsia="맑은 고딕"/>
-                <w:b w:val="0"/>
-                <w:sz w:val="18"/>
-              </w:rPr>
-              <w:t>자유여행 상담 서비스</w:t>
-            </w:r>
-          </w:p>
-        </w:tc>
-        <w:tc>
-          <w:tcPr>
-            <w:tcW w:type="dxa" w:w="3024"/>
-          </w:tcPr>
-          <w:p>
-            <w:r/>
-            <w:r>
-              <w:rPr>
-                <w:rFonts w:ascii="맑은 고딕" w:hAnsi="맑은 고딕" w:eastAsia="맑은 고딕"/>
-                <w:b w:val="0"/>
-                <w:sz w:val="18"/>
-              </w:rPr>
-              <w:t>유럽 자유여행 심층상담 29,000원, 기본 패키지 249,000원을 제공한다. (공식 가격(https://tomotravel.com/bbs/content.php?co_id=info))</w:t>
-            </w:r>
-          </w:p>
-        </w:tc>
-        <w:tc>
-          <w:tcPr>
-            <w:tcW w:type="dxa" w:w="3024"/>
-          </w:tcPr>
-          <w:p>
-            <w:r/>
-            <w:r>
-              <w:rPr>
-                <w:rFonts w:ascii="맑은 고딕" w:hAnsi="맑은 고딕" w:eastAsia="맑은 고딕"/>
-                <w:b w:val="0"/>
-                <w:sz w:val="18"/>
-              </w:rPr>
-              <w:t>자동화와 제한된 사람 지원으로 더 낮은 가격에 여행 중 관리를 제공한다.</w:t>
-            </w:r>
-          </w:p>
-        </w:tc>
-      </w:tr>
-      <w:tr>
-        <w:tc>
-          <w:tcPr>
-            <w:tcW w:type="dxa" w:w="3024"/>
-          </w:tcPr>
-          <w:p>
-            <w:r/>
-            <w:r>
-              <w:rPr>
-                <w:rFonts w:ascii="맑은 고딕" w:hAnsi="맑은 고딕" w:eastAsia="맑은 고딕"/>
-                <w:b w:val="0"/>
-                <w:sz w:val="18"/>
-              </w:rPr>
-              <w:t>범용 에이전트·지도·공지 수작업</w:t>
-            </w:r>
-          </w:p>
-        </w:tc>
-        <w:tc>
-          <w:tcPr>
-            <w:tcW w:type="dxa" w:w="3024"/>
-          </w:tcPr>
-          <w:p>
-            <w:r/>
-            <w:r>
-              <w:rPr>
-                <w:rFonts w:ascii="맑은 고딕" w:hAnsi="맑은 고딕" w:eastAsia="맑은 고딕"/>
-                <w:b w:val="0"/>
-                <w:sz w:val="18"/>
-              </w:rPr>
-              <w:t>고객이 기존 서비스를 직접 조합한다.</w:t>
-            </w:r>
-          </w:p>
-        </w:tc>
-        <w:tc>
-          <w:tcPr>
-            <w:tcW w:type="dxa" w:w="3024"/>
-          </w:tcPr>
-          <w:p>
-            <w:r/>
-            <w:r>
-              <w:rPr>
-                <w:rFonts w:ascii="맑은 고딕" w:hAnsi="맑은 고딕" w:eastAsia="맑은 고딕"/>
-                <w:b w:val="0"/>
-                <w:sz w:val="18"/>
-              </w:rPr>
-              <w:t>핵심 비교군으로 삼고, 재확인과 업체 설명 부담보다 이용료가 작은지 검증한다.</w:t>
+            <w:tcW w:type="dxa" w:w="2268"/>
+          </w:tcPr>
+          <w:p>
+            <w:r/>
+            <w:r>
+              <w:rPr>
+                <w:rFonts w:ascii="맑은 고딕" w:hAnsi="맑은 고딕" w:eastAsia="맑은 고딕"/>
+                <w:b w:val="0"/>
+                <w:sz w:val="18"/>
+              </w:rPr>
+              <w:t>일정·추천·공동 편집·기록을 제공한다. (공식 안내(https://triple.guide/articles/8e26647d-9e7b-4346-8517-4945ced97bb8))</w:t>
+            </w:r>
+          </w:p>
+        </w:tc>
+        <w:tc>
+          <w:tcPr>
+            <w:tcW w:type="dxa" w:w="2268"/>
+          </w:tcPr>
+          <w:p>
+            <w:r/>
+            <w:r>
+              <w:rPr>
+                <w:rFonts w:ascii="맑은 고딕" w:hAnsi="맑은 고딕" w:eastAsia="맑은 고딕"/>
+                <w:b w:val="0"/>
+                <w:sz w:val="18"/>
+              </w:rPr>
+              <w:t>변경 후 필수 예약과 조건의 연결을 복구한다.</w:t>
+            </w:r>
+          </w:p>
+        </w:tc>
+        <w:tc>
+          <w:tcPr>
+            <w:tcW w:type="dxa" w:w="2268"/>
+          </w:tcPr>
+          <w:p>
+            <w:r/>
+            <w:r>
+              <w:rPr>
+                <w:rFonts w:ascii="맑은 고딕" w:hAnsi="맑은 고딕" w:eastAsia="맑은 고딕"/>
+                <w:b w:val="0"/>
+                <w:sz w:val="18"/>
+              </w:rPr>
+              <w:t>인바운드 접근성, 실제 제공 범위, 동일 과제 처리 결과를 비교한다.</w:t>
+            </w:r>
+          </w:p>
+        </w:tc>
+      </w:tr>
+      <w:tr>
+        <w:tc>
+          <w:tcPr>
+            <w:tcW w:type="dxa" w:w="2268"/>
+          </w:tcPr>
+          <w:p>
+            <w:r/>
+            <w:r>
+              <w:rPr>
+                <w:rFonts w:ascii="맑은 고딕" w:hAnsi="맑은 고딕" w:eastAsia="맑은 고딕"/>
+                <w:b w:val="0"/>
+                <w:sz w:val="18"/>
+              </w:rPr>
+              <w:t>예약 통합·유료 일정 관리 서비스</w:t>
+            </w:r>
+          </w:p>
+        </w:tc>
+        <w:tc>
+          <w:tcPr>
+            <w:tcW w:type="dxa" w:w="2268"/>
+          </w:tcPr>
+          <w:p>
+            <w:r/>
+            <w:r>
+              <w:rPr>
+                <w:rFonts w:ascii="맑은 고딕" w:hAnsi="맑은 고딕" w:eastAsia="맑은 고딕"/>
+                <w:b w:val="0"/>
+                <w:sz w:val="18"/>
+              </w:rPr>
+              <w:t>예약 통합·일정 관리·변동 알림을 제공하며 Pro 연 49달러 상품이 있다. (가격·기능(https://www.tripit.com/web/pro/pricing))</w:t>
+            </w:r>
+          </w:p>
+        </w:tc>
+        <w:tc>
+          <w:tcPr>
+            <w:tcW w:type="dxa" w:w="2268"/>
+          </w:tcPr>
+          <w:p>
+            <w:r/>
+            <w:r>
+              <w:rPr>
+                <w:rFonts w:ascii="맑은 고딕" w:hAnsi="맑은 고딕" w:eastAsia="맑은 고딕"/>
+                <w:b w:val="0"/>
+                <w:sz w:val="18"/>
+              </w:rPr>
+              <w:t>서울 활동 변경에서 실행 가능한 재계획과 업체 인계까지 연결한다.</w:t>
+            </w:r>
+          </w:p>
+        </w:tc>
+        <w:tc>
+          <w:tcPr>
+            <w:tcW w:type="dxa" w:w="2268"/>
+          </w:tcPr>
+          <w:p>
+            <w:r/>
+            <w:r>
+              <w:rPr>
+                <w:rFonts w:ascii="맑은 고딕" w:hAnsi="맑은 고딕" w:eastAsia="맑은 고딕"/>
+                <w:b w:val="0"/>
+                <w:sz w:val="18"/>
+              </w:rPr>
+              <w:t>단기 이용권과 연간 상품을 구분하고 인바운드 사용률을 측정한다.</w:t>
+            </w:r>
+          </w:p>
+        </w:tc>
+      </w:tr>
+      <w:tr>
+        <w:tc>
+          <w:tcPr>
+            <w:tcW w:type="dxa" w:w="2268"/>
+          </w:tcPr>
+          <w:p>
+            <w:r/>
+            <w:r>
+              <w:rPr>
+                <w:rFonts w:ascii="맑은 고딕" w:hAnsi="맑은 고딕" w:eastAsia="맑은 고딕"/>
+                <w:b w:val="0"/>
+                <w:sz w:val="18"/>
+              </w:rPr>
+              <w:t>인적 여행 설계·지원 서비스</w:t>
+            </w:r>
+          </w:p>
+        </w:tc>
+        <w:tc>
+          <w:tcPr>
+            <w:tcW w:type="dxa" w:w="2268"/>
+          </w:tcPr>
+          <w:p>
+            <w:r/>
+            <w:r>
+              <w:rPr>
+                <w:rFonts w:ascii="맑은 고딕" w:hAnsi="맑은 고딕" w:eastAsia="맑은 고딕"/>
+                <w:b w:val="0"/>
+                <w:sz w:val="18"/>
+              </w:rPr>
+              <w:t>맞춤 설계·상담·여행 지원을 제공하며 상담 29,000원, 패키지 249,000원 상품이 있다. (공식 가격(https://tomotravel.com/bbs/content.php?co_id=info))</w:t>
+            </w:r>
+          </w:p>
+        </w:tc>
+        <w:tc>
+          <w:tcPr>
+            <w:tcW w:type="dxa" w:w="2268"/>
+          </w:tcPr>
+          <w:p>
+            <w:r/>
+            <w:r>
+              <w:rPr>
+                <w:rFonts w:ascii="맑은 고딕" w:hAnsi="맑은 고딕" w:eastAsia="맑은 고딕"/>
+                <w:b w:val="0"/>
+                <w:sz w:val="18"/>
+              </w:rPr>
+              <w:t>반복 확인을 자동화해 고객과 운영자의 부담을 줄인다.</w:t>
+            </w:r>
+          </w:p>
+        </w:tc>
+        <w:tc>
+          <w:tcPr>
+            <w:tcW w:type="dxa" w:w="2268"/>
+          </w:tcPr>
+          <w:p>
+            <w:r/>
+            <w:r>
+              <w:rPr>
+                <w:rFonts w:ascii="맑은 고딕" w:hAnsi="맑은 고딕" w:eastAsia="맑은 고딕"/>
+                <w:b w:val="0"/>
+                <w:sz w:val="18"/>
+              </w:rPr>
+              <w:t>한국인 대상 가격을 인바운드 결제율이나 지원 품질의 근거로 확대하지 않고 별도로 검증한다.</w:t>
+            </w:r>
+          </w:p>
+        </w:tc>
+      </w:tr>
+      <w:tr>
+        <w:tc>
+          <w:tcPr>
+            <w:tcW w:type="dxa" w:w="2268"/>
+          </w:tcPr>
+          <w:p>
+            <w:r/>
+            <w:r>
+              <w:rPr>
+                <w:rFonts w:ascii="맑은 고딕" w:hAnsi="맑은 고딕" w:eastAsia="맑은 고딕"/>
+                <w:b w:val="0"/>
+                <w:sz w:val="18"/>
+              </w:rPr>
+              <w:t>범용 에이전트</w:t>
+            </w:r>
+          </w:p>
+        </w:tc>
+        <w:tc>
+          <w:tcPr>
+            <w:tcW w:type="dxa" w:w="2268"/>
+          </w:tcPr>
+          <w:p>
+            <w:r/>
+            <w:r>
+              <w:rPr>
+                <w:rFonts w:ascii="맑은 고딕" w:hAnsi="맑은 고딕" w:eastAsia="맑은 고딕"/>
+                <w:b w:val="0"/>
+                <w:sz w:val="18"/>
+              </w:rPr>
+              <w:t>검색·외부 서비스 연결·자동화·메모리 기능을 제공한다.</w:t>
+            </w:r>
+          </w:p>
+        </w:tc>
+        <w:tc>
+          <w:tcPr>
+            <w:tcW w:type="dxa" w:w="2268"/>
+          </w:tcPr>
+          <w:p>
+            <w:r/>
+            <w:r>
+              <w:rPr>
+                <w:rFonts w:ascii="맑은 고딕" w:hAnsi="맑은 고딕" w:eastAsia="맑은 고딕"/>
+                <w:b w:val="0"/>
+                <w:sz w:val="18"/>
+              </w:rPr>
+              <w:t>여행 상태와 판단 근거, 실패 처리 절차를 직접 구성하는 부담을 줄인다.</w:t>
+            </w:r>
+          </w:p>
+        </w:tc>
+        <w:tc>
+          <w:tcPr>
+            <w:tcW w:type="dxa" w:w="2268"/>
+          </w:tcPr>
+          <w:p>
+            <w:r/>
+            <w:r>
+              <w:rPr>
+                <w:rFonts w:ascii="맑은 고딕" w:hAnsi="맑은 고딕" w:eastAsia="맑은 고딕"/>
+                <w:b w:val="0"/>
+                <w:sz w:val="18"/>
+              </w:rPr>
+              <w:t>동일 모델·데이터 조건에서 여행 신뢰성과 총비용을 비교한다.</w:t>
+            </w:r>
+          </w:p>
+        </w:tc>
+      </w:tr>
+      <w:tr>
+        <w:tc>
+          <w:tcPr>
+            <w:tcW w:type="dxa" w:w="2268"/>
+          </w:tcPr>
+          <w:p>
+            <w:r/>
+            <w:r>
+              <w:rPr>
+                <w:rFonts w:ascii="맑은 고딕" w:hAnsi="맑은 고딕" w:eastAsia="맑은 고딕"/>
+                <w:b w:val="0"/>
+                <w:sz w:val="18"/>
+              </w:rPr>
+              <w:t>지도·공지·예약처 수작업</w:t>
+            </w:r>
+          </w:p>
+        </w:tc>
+        <w:tc>
+          <w:tcPr>
+            <w:tcW w:type="dxa" w:w="2268"/>
+          </w:tcPr>
+          <w:p>
+            <w:r/>
+            <w:r>
+              <w:rPr>
+                <w:rFonts w:ascii="맑은 고딕" w:hAnsi="맑은 고딕" w:eastAsia="맑은 고딕"/>
+                <w:b w:val="0"/>
+                <w:sz w:val="18"/>
+              </w:rPr>
+              <w:t>고객이 직접 확인·연락·변경하는 현재 행동을 비교 기준으로 삼는다.</w:t>
+            </w:r>
+          </w:p>
+        </w:tc>
+        <w:tc>
+          <w:tcPr>
+            <w:tcW w:type="dxa" w:w="2268"/>
+          </w:tcPr>
+          <w:p>
+            <w:r/>
+            <w:r>
+              <w:rPr>
+                <w:rFonts w:ascii="맑은 고딕" w:hAnsi="맑은 고딕" w:eastAsia="맑은 고딕"/>
+                <w:b w:val="0"/>
+                <w:sz w:val="18"/>
+              </w:rPr>
+              <w:t>작업 시간·반복 입력·예약 누락을 줄인다.</w:t>
+            </w:r>
+          </w:p>
+        </w:tc>
+        <w:tc>
+          <w:tcPr>
+            <w:tcW w:type="dxa" w:w="2268"/>
+          </w:tcPr>
+          <w:p>
+            <w:r/>
+            <w:r>
+              <w:rPr>
+                <w:rFonts w:ascii="맑은 고딕" w:hAnsi="맑은 고딕" w:eastAsia="맑은 고딕"/>
+                <w:b w:val="0"/>
+                <w:sz w:val="18"/>
+              </w:rPr>
+              <w:t>짝지은 과제와 현장 기록으로 측정하고 자동화가 확인 부담을 늘리는지도 평가한다.</w:t>
             </w:r>
           </w:p>
         </w:tc>
@@ -3596,14 +3869,15 @@
         </w:tblBorders>
       </w:tblPr>
       <w:tblGrid>
-        <w:gridCol w:w="3024"/>
-        <w:gridCol w:w="3024"/>
-        <w:gridCol w:w="3024"/>
+        <w:gridCol w:w="2268"/>
+        <w:gridCol w:w="2268"/>
+        <w:gridCol w:w="2268"/>
+        <w:gridCol w:w="2268"/>
       </w:tblGrid>
       <w:tr>
         <w:tc>
           <w:tcPr>
-            <w:tcW w:type="dxa" w:w="3024"/>
+            <w:tcW w:type="dxa" w:w="2268"/>
             <w:shd w:val="clear" w:color="auto" w:fill="DDE7F0"/>
           </w:tcPr>
           <w:p>
@@ -3620,7 +3894,7 @@
         </w:tc>
         <w:tc>
           <w:tcPr>
-            <w:tcW w:type="dxa" w:w="3024"/>
+            <w:tcW w:type="dxa" w:w="2268"/>
             <w:shd w:val="clear" w:color="auto" w:fill="DDE7F0"/>
           </w:tcPr>
           <w:p>
@@ -3631,13 +3905,13 @@
                 <w:b/>
                 <w:sz w:val="18"/>
               </w:rPr>
-              <w:t>산식</w:t>
-            </w:r>
-          </w:p>
-        </w:tc>
-        <w:tc>
-          <w:tcPr>
-            <w:tcW w:type="dxa" w:w="3024"/>
+              <w:t>59,000원 상품 참고안</w:t>
+            </w:r>
+          </w:p>
+        </w:tc>
+        <w:tc>
+          <w:tcPr>
+            <w:tcW w:type="dxa" w:w="2268"/>
             <w:shd w:val="clear" w:color="auto" w:fill="DDE7F0"/>
           </w:tcPr>
           <w:p>
@@ -3648,65 +3922,362 @@
                 <w:b/>
                 <w:sz w:val="18"/>
               </w:rPr>
-              <w:t>결과</w:t>
-            </w:r>
-          </w:p>
-        </w:tc>
-      </w:tr>
-      <w:tr>
-        <w:tc>
-          <w:tcPr>
-            <w:tcW w:type="dxa" w:w="3024"/>
-          </w:tcPr>
-          <w:p>
-            <w:r/>
-            <w:r>
-              <w:rPr>
-                <w:rFonts w:ascii="맑은 고딕" w:hAnsi="맑은 고딕" w:eastAsia="맑은 고딕"/>
-                <w:b w:val="0"/>
-                <w:sz w:val="18"/>
-              </w:rPr>
-              <w:t>고객 결제액</w:t>
-            </w:r>
-          </w:p>
-        </w:tc>
-        <w:tc>
-          <w:tcPr>
-            <w:tcW w:type="dxa" w:w="3024"/>
-          </w:tcPr>
-          <w:p>
-            <w:r/>
-            <w:r>
-              <w:rPr>
-                <w:rFonts w:ascii="맑은 고딕" w:hAnsi="맑은 고딕" w:eastAsia="맑은 고딕"/>
-                <w:b w:val="0"/>
-                <w:sz w:val="18"/>
-              </w:rPr>
-              <w:t>팀당 이용권, VAT 포함</w:t>
-            </w:r>
-          </w:p>
-        </w:tc>
-        <w:tc>
-          <w:tcPr>
-            <w:tcW w:type="dxa" w:w="3024"/>
-          </w:tcPr>
-          <w:p>
-            <w:r/>
-            <w:r>
-              <w:rPr>
-                <w:rFonts w:ascii="맑은 고딕" w:hAnsi="맑은 고딕" w:eastAsia="맑은 고딕"/>
-                <w:b w:val="0"/>
-                <w:sz w:val="18"/>
-              </w:rPr>
-              <w:t>49,000원</w:t>
-            </w:r>
-          </w:p>
-        </w:tc>
-      </w:tr>
-      <w:tr>
-        <w:tc>
-          <w:tcPr>
-            <w:tcW w:type="dxa" w:w="3024"/>
+              <w:t>49,000원 기준 상품</w:t>
+            </w:r>
+          </w:p>
+        </w:tc>
+        <w:tc>
+          <w:tcPr>
+            <w:tcW w:type="dxa" w:w="2268"/>
+            <w:shd w:val="clear" w:color="auto" w:fill="DDE7F0"/>
+          </w:tcPr>
+          <w:p>
+            <w:r/>
+            <w:r>
+              <w:rPr>
+                <w:rFonts w:ascii="맑은 고딕" w:hAnsi="맑은 고딕" w:eastAsia="맑은 고딕"/>
+                <w:b/>
+                <w:sz w:val="18"/>
+              </w:rPr>
+              <w:t>39,000원 비교안</w:t>
+            </w:r>
+          </w:p>
+        </w:tc>
+      </w:tr>
+      <w:tr>
+        <w:tc>
+          <w:tcPr>
+            <w:tcW w:type="dxa" w:w="2268"/>
+          </w:tcPr>
+          <w:p>
+            <w:r/>
+            <w:r>
+              <w:rPr>
+                <w:rFonts w:ascii="맑은 고딕" w:hAnsi="맑은 고딕" w:eastAsia="맑은 고딕"/>
+                <w:b w:val="0"/>
+                <w:sz w:val="18"/>
+              </w:rPr>
+              <w:t>상품 범위</w:t>
+            </w:r>
+          </w:p>
+        </w:tc>
+        <w:tc>
+          <w:tcPr>
+            <w:tcW w:type="dxa" w:w="2268"/>
+          </w:tcPr>
+          <w:p>
+            <w:r/>
+            <w:r>
+              <w:rPr>
+                <w:rFonts w:ascii="맑은 고딕" w:hAnsi="맑은 고딕" w:eastAsia="맑은 고딕"/>
+                <w:b w:val="0"/>
+                <w:sz w:val="18"/>
+              </w:rPr>
+              <w:t>7일·4인·2도시</w:t>
+            </w:r>
+          </w:p>
+        </w:tc>
+        <w:tc>
+          <w:tcPr>
+            <w:tcW w:type="dxa" w:w="2268"/>
+          </w:tcPr>
+          <w:p>
+            <w:r/>
+            <w:r>
+              <w:rPr>
+                <w:rFonts w:ascii="맑은 고딕" w:hAnsi="맑은 고딕" w:eastAsia="맑은 고딕"/>
+                <w:b w:val="0"/>
+                <w:sz w:val="18"/>
+              </w:rPr>
+              <w:t>서울·최대 7일·4인</w:t>
+            </w:r>
+          </w:p>
+        </w:tc>
+        <w:tc>
+          <w:tcPr>
+            <w:tcW w:type="dxa" w:w="2268"/>
+          </w:tcPr>
+          <w:p>
+            <w:r/>
+            <w:r>
+              <w:rPr>
+                <w:rFonts w:ascii="맑은 고딕" w:hAnsi="맑은 고딕" w:eastAsia="맑은 고딕"/>
+                <w:b w:val="0"/>
+                <w:sz w:val="18"/>
+              </w:rPr>
+              <w:t>서울·3일·2인·12항목</w:t>
+            </w:r>
+          </w:p>
+        </w:tc>
+      </w:tr>
+      <w:tr>
+        <w:tc>
+          <w:tcPr>
+            <w:tcW w:type="dxa" w:w="2268"/>
+          </w:tcPr>
+          <w:p>
+            <w:r/>
+            <w:r>
+              <w:rPr>
+                <w:rFonts w:ascii="맑은 고딕" w:hAnsi="맑은 고딕" w:eastAsia="맑은 고딕"/>
+                <w:b w:val="0"/>
+                <w:sz w:val="18"/>
+              </w:rPr>
+              <w:t>적용 기준</w:t>
+            </w:r>
+          </w:p>
+        </w:tc>
+        <w:tc>
+          <w:tcPr>
+            <w:tcW w:type="dxa" w:w="2268"/>
+          </w:tcPr>
+          <w:p>
+            <w:r/>
+            <w:r>
+              <w:rPr>
+                <w:rFonts w:ascii="맑은 고딕" w:hAnsi="맑은 고딕" w:eastAsia="맑은 고딕"/>
+                <w:b w:val="0"/>
+                <w:sz w:val="18"/>
+              </w:rPr>
+              <w:t>현재 판매 전망에 사용하지 않는 참고안</w:t>
+            </w:r>
+          </w:p>
+        </w:tc>
+        <w:tc>
+          <w:tcPr>
+            <w:tcW w:type="dxa" w:w="2268"/>
+          </w:tcPr>
+          <w:p>
+            <w:r/>
+            <w:r>
+              <w:rPr>
+                <w:rFonts w:ascii="맑은 고딕" w:hAnsi="맑은 고딕" w:eastAsia="맑은 고딕"/>
+                <w:b w:val="0"/>
+                <w:sz w:val="18"/>
+              </w:rPr>
+              <w:t>VAT 포함 팀당 확정 가격이며 판매 검증 전이다.</w:t>
+            </w:r>
+          </w:p>
+        </w:tc>
+        <w:tc>
+          <w:tcPr>
+            <w:tcW w:type="dxa" w:w="2268"/>
+          </w:tcPr>
+          <w:p>
+            <w:r/>
+            <w:r>
+              <w:rPr>
+                <w:rFonts w:ascii="맑은 고딕" w:hAnsi="맑은 고딕" w:eastAsia="맑은 고딕"/>
+                <w:b w:val="0"/>
+                <w:sz w:val="18"/>
+              </w:rPr>
+              <w:t>팀 결정 전 비교안</w:t>
+            </w:r>
+          </w:p>
+        </w:tc>
+      </w:tr>
+      <w:tr>
+        <w:tc>
+          <w:tcPr>
+            <w:tcW w:type="dxa" w:w="2268"/>
+          </w:tcPr>
+          <w:p>
+            <w:r/>
+            <w:r>
+              <w:rPr>
+                <w:rFonts w:ascii="맑은 고딕" w:hAnsi="맑은 고딕" w:eastAsia="맑은 고딕"/>
+                <w:b w:val="0"/>
+                <w:sz w:val="18"/>
+              </w:rPr>
+              <w:t>VAT 제외 매출</w:t>
+            </w:r>
+          </w:p>
+        </w:tc>
+        <w:tc>
+          <w:tcPr>
+            <w:tcW w:type="dxa" w:w="2268"/>
+          </w:tcPr>
+          <w:p>
+            <w:r/>
+            <w:r>
+              <w:rPr>
+                <w:rFonts w:ascii="맑은 고딕" w:hAnsi="맑은 고딕" w:eastAsia="맑은 고딕"/>
+                <w:b w:val="0"/>
+                <w:sz w:val="18"/>
+              </w:rPr>
+              <w:t>53,636.36원</w:t>
+            </w:r>
+          </w:p>
+        </w:tc>
+        <w:tc>
+          <w:tcPr>
+            <w:tcW w:type="dxa" w:w="2268"/>
+          </w:tcPr>
+          <w:p>
+            <w:r/>
+            <w:r>
+              <w:rPr>
+                <w:rFonts w:ascii="맑은 고딕" w:hAnsi="맑은 고딕" w:eastAsia="맑은 고딕"/>
+                <w:b w:val="0"/>
+                <w:sz w:val="18"/>
+              </w:rPr>
+              <w:t>44,545.45원</w:t>
+            </w:r>
+          </w:p>
+        </w:tc>
+        <w:tc>
+          <w:tcPr>
+            <w:tcW w:type="dxa" w:w="2268"/>
+          </w:tcPr>
+          <w:p>
+            <w:r/>
+            <w:r>
+              <w:rPr>
+                <w:rFonts w:ascii="맑은 고딕" w:hAnsi="맑은 고딕" w:eastAsia="맑은 고딕"/>
+                <w:b w:val="0"/>
+                <w:sz w:val="18"/>
+              </w:rPr>
+              <w:t>35,454.55원</w:t>
+            </w:r>
+          </w:p>
+        </w:tc>
+      </w:tr>
+      <w:tr>
+        <w:tc>
+          <w:tcPr>
+            <w:tcW w:type="dxa" w:w="2268"/>
+          </w:tcPr>
+          <w:p>
+            <w:r/>
+            <w:r>
+              <w:rPr>
+                <w:rFonts w:ascii="맑은 고딕" w:hAnsi="맑은 고딕" w:eastAsia="맑은 고딕"/>
+                <w:b w:val="0"/>
+                <w:sz w:val="18"/>
+              </w:rPr>
+              <w:t>환불률</w:t>
+            </w:r>
+          </w:p>
+        </w:tc>
+        <w:tc>
+          <w:tcPr>
+            <w:tcW w:type="dxa" w:w="2268"/>
+          </w:tcPr>
+          <w:p>
+            <w:r/>
+            <w:r>
+              <w:rPr>
+                <w:rFonts w:ascii="맑은 고딕" w:hAnsi="맑은 고딕" w:eastAsia="맑은 고딕"/>
+                <w:b w:val="0"/>
+                <w:sz w:val="18"/>
+              </w:rPr>
+              <w:t>3%</w:t>
+            </w:r>
+          </w:p>
+        </w:tc>
+        <w:tc>
+          <w:tcPr>
+            <w:tcW w:type="dxa" w:w="2268"/>
+          </w:tcPr>
+          <w:p>
+            <w:r/>
+            <w:r>
+              <w:rPr>
+                <w:rFonts w:ascii="맑은 고딕" w:hAnsi="맑은 고딕" w:eastAsia="맑은 고딕"/>
+                <w:b w:val="0"/>
+                <w:sz w:val="18"/>
+              </w:rPr>
+              <w:t>3%</w:t>
+            </w:r>
+          </w:p>
+        </w:tc>
+        <w:tc>
+          <w:tcPr>
+            <w:tcW w:type="dxa" w:w="2268"/>
+          </w:tcPr>
+          <w:p>
+            <w:r/>
+            <w:r>
+              <w:rPr>
+                <w:rFonts w:ascii="맑은 고딕" w:hAnsi="맑은 고딕" w:eastAsia="맑은 고딕"/>
+                <w:b w:val="0"/>
+                <w:sz w:val="18"/>
+              </w:rPr>
+              <w:t>5%</w:t>
+            </w:r>
+          </w:p>
+        </w:tc>
+      </w:tr>
+      <w:tr>
+        <w:tc>
+          <w:tcPr>
+            <w:tcW w:type="dxa" w:w="2268"/>
+          </w:tcPr>
+          <w:p>
+            <w:r/>
+            <w:r>
+              <w:rPr>
+                <w:rFonts w:ascii="맑은 고딕" w:hAnsi="맑은 고딕" w:eastAsia="맑은 고딕"/>
+                <w:b w:val="0"/>
+                <w:sz w:val="18"/>
+              </w:rPr>
+              <w:t>환불 매출 차감</w:t>
+            </w:r>
+          </w:p>
+        </w:tc>
+        <w:tc>
+          <w:tcPr>
+            <w:tcW w:type="dxa" w:w="2268"/>
+          </w:tcPr>
+          <w:p>
+            <w:r/>
+            <w:r>
+              <w:rPr>
+                <w:rFonts w:ascii="맑은 고딕" w:hAnsi="맑은 고딕" w:eastAsia="맑은 고딕"/>
+                <w:b w:val="0"/>
+                <w:sz w:val="18"/>
+              </w:rPr>
+              <w:t>1,609.09원</w:t>
+            </w:r>
+          </w:p>
+        </w:tc>
+        <w:tc>
+          <w:tcPr>
+            <w:tcW w:type="dxa" w:w="2268"/>
+          </w:tcPr>
+          <w:p>
+            <w:r/>
+            <w:r>
+              <w:rPr>
+                <w:rFonts w:ascii="맑은 고딕" w:hAnsi="맑은 고딕" w:eastAsia="맑은 고딕"/>
+                <w:b w:val="0"/>
+                <w:sz w:val="18"/>
+              </w:rPr>
+              <w:t>1,336.36원</w:t>
+            </w:r>
+          </w:p>
+        </w:tc>
+        <w:tc>
+          <w:tcPr>
+            <w:tcW w:type="dxa" w:w="2268"/>
+          </w:tcPr>
+          <w:p>
+            <w:r/>
+            <w:r>
+              <w:rPr>
+                <w:rFonts w:ascii="맑은 고딕" w:hAnsi="맑은 고딕" w:eastAsia="맑은 고딕"/>
+                <w:b w:val="0"/>
+                <w:sz w:val="18"/>
+              </w:rPr>
+              <w:t>1,772.73원</w:t>
+            </w:r>
+          </w:p>
+        </w:tc>
+      </w:tr>
+      <w:tr>
+        <w:tc>
+          <w:tcPr>
+            <w:tcW w:type="dxa" w:w="2268"/>
           </w:tcPr>
           <w:p>
             <w:r/>
@@ -3722,73 +4293,485 @@
         </w:tc>
         <w:tc>
           <w:tcPr>
-            <w:tcW w:type="dxa" w:w="3024"/>
-          </w:tcPr>
-          <w:p>
-            <w:r/>
-            <w:r>
-              <w:rPr>
-                <w:rFonts w:ascii="맑은 고딕" w:hAnsi="맑은 고딕" w:eastAsia="맑은 고딕"/>
-                <w:b w:val="0"/>
-                <w:sz w:val="18"/>
-              </w:rPr>
-              <w:t>49,000 ÷ 1.1 × (1 - 0.03)</w:t>
-            </w:r>
-          </w:p>
-        </w:tc>
-        <w:tc>
-          <w:tcPr>
-            <w:tcW w:type="dxa" w:w="3024"/>
-          </w:tcPr>
-          <w:p>
-            <w:r/>
-            <w:r>
-              <w:rPr>
-                <w:rFonts w:ascii="맑은 고딕" w:hAnsi="맑은 고딕" w:eastAsia="맑은 고딕"/>
-                <w:b w:val="0"/>
-                <w:sz w:val="18"/>
-              </w:rPr>
-              <w:t>43,209원</w:t>
-            </w:r>
-          </w:p>
-        </w:tc>
-      </w:tr>
-      <w:tr>
-        <w:tc>
-          <w:tcPr>
-            <w:tcW w:type="dxa" w:w="3024"/>
-          </w:tcPr>
-          <w:p>
-            <w:r/>
-            <w:r>
-              <w:rPr>
-                <w:rFonts w:ascii="맑은 고딕" w:hAnsi="맑은 고딕" w:eastAsia="맑은 고딕"/>
-                <w:b w:val="0"/>
-                <w:sz w:val="18"/>
-              </w:rPr>
-              <w:t>제공 변동비</w:t>
-            </w:r>
-          </w:p>
-        </w:tc>
-        <w:tc>
-          <w:tcPr>
-            <w:tcW w:type="dxa" w:w="3024"/>
-          </w:tcPr>
-          <w:p>
-            <w:r/>
-            <w:r>
-              <w:rPr>
-                <w:rFonts w:ascii="맑은 고딕" w:hAnsi="맑은 고딕" w:eastAsia="맑은 고딕"/>
-                <w:b w:val="0"/>
-                <w:sz w:val="18"/>
-              </w:rPr>
-              <w:t>기계 10,000 + 사람 7,500 + 장애 1,000 + 결제 1,960</w:t>
-            </w:r>
-          </w:p>
-        </w:tc>
-        <w:tc>
-          <w:tcPr>
-            <w:tcW w:type="dxa" w:w="3024"/>
+            <w:tcW w:type="dxa" w:w="2268"/>
+          </w:tcPr>
+          <w:p>
+            <w:r/>
+            <w:r>
+              <w:rPr>
+                <w:rFonts w:ascii="맑은 고딕" w:hAnsi="맑은 고딕" w:eastAsia="맑은 고딕"/>
+                <w:b w:val="0"/>
+                <w:sz w:val="18"/>
+              </w:rPr>
+              <w:t>52,027.27원</w:t>
+            </w:r>
+          </w:p>
+        </w:tc>
+        <w:tc>
+          <w:tcPr>
+            <w:tcW w:type="dxa" w:w="2268"/>
+          </w:tcPr>
+          <w:p>
+            <w:r/>
+            <w:r>
+              <w:rPr>
+                <w:rFonts w:ascii="맑은 고딕" w:hAnsi="맑은 고딕" w:eastAsia="맑은 고딕"/>
+                <w:b w:val="0"/>
+                <w:sz w:val="18"/>
+              </w:rPr>
+              <w:t>43,209.09원</w:t>
+            </w:r>
+          </w:p>
+        </w:tc>
+        <w:tc>
+          <w:tcPr>
+            <w:tcW w:type="dxa" w:w="2268"/>
+          </w:tcPr>
+          <w:p>
+            <w:r/>
+            <w:r>
+              <w:rPr>
+                <w:rFonts w:ascii="맑은 고딕" w:hAnsi="맑은 고딕" w:eastAsia="맑은 고딕"/>
+                <w:b w:val="0"/>
+                <w:sz w:val="18"/>
+              </w:rPr>
+              <w:t>33,681.82원</w:t>
+            </w:r>
+          </w:p>
+        </w:tc>
+      </w:tr>
+      <w:tr>
+        <w:tc>
+          <w:tcPr>
+            <w:tcW w:type="dxa" w:w="2268"/>
+          </w:tcPr>
+          <w:p>
+            <w:r/>
+            <w:r>
+              <w:rPr>
+                <w:rFonts w:ascii="맑은 고딕" w:hAnsi="맑은 고딕" w:eastAsia="맑은 고딕"/>
+                <w:b w:val="0"/>
+                <w:sz w:val="18"/>
+              </w:rPr>
+              <w:t>기계 비용</w:t>
+            </w:r>
+          </w:p>
+        </w:tc>
+        <w:tc>
+          <w:tcPr>
+            <w:tcW w:type="dxa" w:w="2268"/>
+          </w:tcPr>
+          <w:p>
+            <w:r/>
+            <w:r>
+              <w:rPr>
+                <w:rFonts w:ascii="맑은 고딕" w:hAnsi="맑은 고딕" w:eastAsia="맑은 고딕"/>
+                <w:b w:val="0"/>
+                <w:sz w:val="18"/>
+              </w:rPr>
+              <w:t>9,500원</w:t>
+            </w:r>
+          </w:p>
+        </w:tc>
+        <w:tc>
+          <w:tcPr>
+            <w:tcW w:type="dxa" w:w="2268"/>
+          </w:tcPr>
+          <w:p>
+            <w:r/>
+            <w:r>
+              <w:rPr>
+                <w:rFonts w:ascii="맑은 고딕" w:hAnsi="맑은 고딕" w:eastAsia="맑은 고딕"/>
+                <w:b w:val="0"/>
+                <w:sz w:val="18"/>
+              </w:rPr>
+              <w:t>외부 데이터·LLM 합산 상한 10,000원</w:t>
+            </w:r>
+          </w:p>
+        </w:tc>
+        <w:tc>
+          <w:tcPr>
+            <w:tcW w:type="dxa" w:w="2268"/>
+          </w:tcPr>
+          <w:p>
+            <w:r/>
+            <w:r>
+              <w:rPr>
+                <w:rFonts w:ascii="맑은 고딕" w:hAnsi="맑은 고딕" w:eastAsia="맑은 고딕"/>
+                <w:b w:val="0"/>
+                <w:sz w:val="18"/>
+              </w:rPr>
+              <w:t>3,622원</w:t>
+            </w:r>
+          </w:p>
+        </w:tc>
+      </w:tr>
+      <w:tr>
+        <w:tc>
+          <w:tcPr>
+            <w:tcW w:type="dxa" w:w="2268"/>
+          </w:tcPr>
+          <w:p>
+            <w:r/>
+            <w:r>
+              <w:rPr>
+                <w:rFonts w:ascii="맑은 고딕" w:hAnsi="맑은 고딕" w:eastAsia="맑은 고딕"/>
+                <w:b w:val="0"/>
+                <w:sz w:val="18"/>
+              </w:rPr>
+              <w:t>기계 비용 구성</w:t>
+            </w:r>
+          </w:p>
+        </w:tc>
+        <w:tc>
+          <w:tcPr>
+            <w:tcW w:type="dxa" w:w="2268"/>
+          </w:tcPr>
+          <w:p>
+            <w:r/>
+            <w:r>
+              <w:rPr>
+                <w:rFonts w:ascii="맑은 고딕" w:hAnsi="맑은 고딕" w:eastAsia="맑은 고딕"/>
+                <w:b w:val="0"/>
+                <w:sz w:val="18"/>
+              </w:rPr>
+              <w:t>데이터 8,000원 + LLM 1,500원</w:t>
+            </w:r>
+          </w:p>
+        </w:tc>
+        <w:tc>
+          <w:tcPr>
+            <w:tcW w:type="dxa" w:w="2268"/>
+          </w:tcPr>
+          <w:p>
+            <w:r/>
+            <w:r>
+              <w:rPr>
+                <w:rFonts w:ascii="맑은 고딕" w:hAnsi="맑은 고딕" w:eastAsia="맑은 고딕"/>
+                <w:b w:val="0"/>
+                <w:sz w:val="18"/>
+              </w:rPr>
+              <w:t>세부 배분과 실제 사용량을 측정한다.</w:t>
+            </w:r>
+          </w:p>
+        </w:tc>
+        <w:tc>
+          <w:tcPr>
+            <w:tcW w:type="dxa" w:w="2268"/>
+          </w:tcPr>
+          <w:p>
+            <w:r/>
+            <w:r>
+              <w:rPr>
+                <w:rFonts w:ascii="맑은 고딕" w:hAnsi="맑은 고딕" w:eastAsia="맑은 고딕"/>
+                <w:b w:val="0"/>
+                <w:sz w:val="18"/>
+              </w:rPr>
+              <w:t>데이터 3,372원 + LLM 250원</w:t>
+            </w:r>
+          </w:p>
+        </w:tc>
+      </w:tr>
+      <w:tr>
+        <w:tc>
+          <w:tcPr>
+            <w:tcW w:type="dxa" w:w="2268"/>
+          </w:tcPr>
+          <w:p>
+            <w:r/>
+            <w:r>
+              <w:rPr>
+                <w:rFonts w:ascii="맑은 고딕" w:hAnsi="맑은 고딕" w:eastAsia="맑은 고딕"/>
+                <w:b w:val="0"/>
+                <w:sz w:val="18"/>
+              </w:rPr>
+              <w:t>사람 지원</w:t>
+            </w:r>
+          </w:p>
+        </w:tc>
+        <w:tc>
+          <w:tcPr>
+            <w:tcW w:type="dxa" w:w="2268"/>
+          </w:tcPr>
+          <w:p>
+            <w:r/>
+            <w:r>
+              <w:rPr>
+                <w:rFonts w:ascii="맑은 고딕" w:hAnsi="맑은 고딕" w:eastAsia="맑은 고딕"/>
+                <w:b w:val="0"/>
+                <w:sz w:val="18"/>
+              </w:rPr>
+              <w:t>6분 × 500원/분 = 3,000원</w:t>
+            </w:r>
+          </w:p>
+        </w:tc>
+        <w:tc>
+          <w:tcPr>
+            <w:tcW w:type="dxa" w:w="2268"/>
+          </w:tcPr>
+          <w:p>
+            <w:r/>
+            <w:r>
+              <w:rPr>
+                <w:rFonts w:ascii="맑은 고딕" w:hAnsi="맑은 고딕" w:eastAsia="맑은 고딕"/>
+                <w:b w:val="0"/>
+                <w:sz w:val="18"/>
+              </w:rPr>
+              <w:t>15분 × 500원/분 = 7,500원</w:t>
+            </w:r>
+          </w:p>
+        </w:tc>
+        <w:tc>
+          <w:tcPr>
+            <w:tcW w:type="dxa" w:w="2268"/>
+          </w:tcPr>
+          <w:p>
+            <w:r/>
+            <w:r>
+              <w:rPr>
+                <w:rFonts w:ascii="맑은 고딕" w:hAnsi="맑은 고딕" w:eastAsia="맑은 고딕"/>
+                <w:b w:val="0"/>
+                <w:sz w:val="18"/>
+              </w:rPr>
+              <w:t>10분 × 500원/분 = 5,000원</w:t>
+            </w:r>
+          </w:p>
+        </w:tc>
+      </w:tr>
+      <w:tr>
+        <w:tc>
+          <w:tcPr>
+            <w:tcW w:type="dxa" w:w="2268"/>
+          </w:tcPr>
+          <w:p>
+            <w:r/>
+            <w:r>
+              <w:rPr>
+                <w:rFonts w:ascii="맑은 고딕" w:hAnsi="맑은 고딕" w:eastAsia="맑은 고딕"/>
+                <w:b w:val="0"/>
+                <w:sz w:val="18"/>
+              </w:rPr>
+              <w:t>장애·보상</w:t>
+            </w:r>
+          </w:p>
+        </w:tc>
+        <w:tc>
+          <w:tcPr>
+            <w:tcW w:type="dxa" w:w="2268"/>
+          </w:tcPr>
+          <w:p>
+            <w:r/>
+            <w:r>
+              <w:rPr>
+                <w:rFonts w:ascii="맑은 고딕" w:hAnsi="맑은 고딕" w:eastAsia="맑은 고딕"/>
+                <w:b w:val="0"/>
+                <w:sz w:val="18"/>
+              </w:rPr>
+              <w:t>1,000원</w:t>
+            </w:r>
+          </w:p>
+        </w:tc>
+        <w:tc>
+          <w:tcPr>
+            <w:tcW w:type="dxa" w:w="2268"/>
+          </w:tcPr>
+          <w:p>
+            <w:r/>
+            <w:r>
+              <w:rPr>
+                <w:rFonts w:ascii="맑은 고딕" w:hAnsi="맑은 고딕" w:eastAsia="맑은 고딕"/>
+                <w:b w:val="0"/>
+                <w:sz w:val="18"/>
+              </w:rPr>
+              <w:t>1,000원</w:t>
+            </w:r>
+          </w:p>
+        </w:tc>
+        <w:tc>
+          <w:tcPr>
+            <w:tcW w:type="dxa" w:w="2268"/>
+          </w:tcPr>
+          <w:p>
+            <w:r/>
+            <w:r>
+              <w:rPr>
+                <w:rFonts w:ascii="맑은 고딕" w:hAnsi="맑은 고딕" w:eastAsia="맑은 고딕"/>
+                <w:b w:val="0"/>
+                <w:sz w:val="18"/>
+              </w:rPr>
+              <w:t>1,500원</w:t>
+            </w:r>
+          </w:p>
+        </w:tc>
+      </w:tr>
+      <w:tr>
+        <w:tc>
+          <w:tcPr>
+            <w:tcW w:type="dxa" w:w="2268"/>
+          </w:tcPr>
+          <w:p>
+            <w:r/>
+            <w:r>
+              <w:rPr>
+                <w:rFonts w:ascii="맑은 고딕" w:hAnsi="맑은 고딕" w:eastAsia="맑은 고딕"/>
+                <w:b w:val="0"/>
+                <w:sz w:val="18"/>
+              </w:rPr>
+              <w:t>결제 수수료</w:t>
+            </w:r>
+          </w:p>
+        </w:tc>
+        <w:tc>
+          <w:tcPr>
+            <w:tcW w:type="dxa" w:w="2268"/>
+          </w:tcPr>
+          <w:p>
+            <w:r/>
+            <w:r>
+              <w:rPr>
+                <w:rFonts w:ascii="맑은 고딕" w:hAnsi="맑은 고딕" w:eastAsia="맑은 고딕"/>
+                <w:b w:val="0"/>
+                <w:sz w:val="18"/>
+              </w:rPr>
+              <w:t>결제액의 3.4% = 2,006원</w:t>
+            </w:r>
+          </w:p>
+        </w:tc>
+        <w:tc>
+          <w:tcPr>
+            <w:tcW w:type="dxa" w:w="2268"/>
+          </w:tcPr>
+          <w:p>
+            <w:r/>
+            <w:r>
+              <w:rPr>
+                <w:rFonts w:ascii="맑은 고딕" w:hAnsi="맑은 고딕" w:eastAsia="맑은 고딕"/>
+                <w:b w:val="0"/>
+                <w:sz w:val="18"/>
+              </w:rPr>
+              <w:t>결제액의 4% = 1,960원</w:t>
+            </w:r>
+          </w:p>
+        </w:tc>
+        <w:tc>
+          <w:tcPr>
+            <w:tcW w:type="dxa" w:w="2268"/>
+          </w:tcPr>
+          <w:p>
+            <w:r/>
+            <w:r>
+              <w:rPr>
+                <w:rFonts w:ascii="맑은 고딕" w:hAnsi="맑은 고딕" w:eastAsia="맑은 고딕"/>
+                <w:b w:val="0"/>
+                <w:sz w:val="18"/>
+              </w:rPr>
+              <w:t>결제액의 4.5% = 1,755원</w:t>
+            </w:r>
+          </w:p>
+        </w:tc>
+      </w:tr>
+      <w:tr>
+        <w:tc>
+          <w:tcPr>
+            <w:tcW w:type="dxa" w:w="2268"/>
+          </w:tcPr>
+          <w:p>
+            <w:r/>
+            <w:r>
+              <w:rPr>
+                <w:rFonts w:ascii="맑은 고딕" w:hAnsi="맑은 고딕" w:eastAsia="맑은 고딕"/>
+                <w:b w:val="0"/>
+                <w:sz w:val="18"/>
+              </w:rPr>
+              <w:t>플랫폼 변동분</w:t>
+            </w:r>
+          </w:p>
+        </w:tc>
+        <w:tc>
+          <w:tcPr>
+            <w:tcW w:type="dxa" w:w="2268"/>
+          </w:tcPr>
+          <w:p>
+            <w:r/>
+            <w:r>
+              <w:rPr>
+                <w:rFonts w:ascii="맑은 고딕" w:hAnsi="맑은 고딕" w:eastAsia="맑은 고딕"/>
+                <w:b w:val="0"/>
+                <w:sz w:val="18"/>
+              </w:rPr>
+              <w:t>별도 분리액 0원</w:t>
+            </w:r>
+          </w:p>
+        </w:tc>
+        <w:tc>
+          <w:tcPr>
+            <w:tcW w:type="dxa" w:w="2268"/>
+          </w:tcPr>
+          <w:p>
+            <w:r/>
+            <w:r>
+              <w:rPr>
+                <w:rFonts w:ascii="맑은 고딕" w:hAnsi="맑은 고딕" w:eastAsia="맑은 고딕"/>
+                <w:b w:val="0"/>
+                <w:sz w:val="18"/>
+              </w:rPr>
+              <w:t>별도 분리액 0원</w:t>
+            </w:r>
+          </w:p>
+        </w:tc>
+        <w:tc>
+          <w:tcPr>
+            <w:tcW w:type="dxa" w:w="2268"/>
+          </w:tcPr>
+          <w:p>
+            <w:r/>
+            <w:r>
+              <w:rPr>
+                <w:rFonts w:ascii="맑은 고딕" w:hAnsi="맑은 고딕" w:eastAsia="맑은 고딕"/>
+                <w:b w:val="0"/>
+                <w:sz w:val="18"/>
+              </w:rPr>
+              <w:t>500원</w:t>
+            </w:r>
+          </w:p>
+        </w:tc>
+      </w:tr>
+      <w:tr>
+        <w:tc>
+          <w:tcPr>
+            <w:tcW w:type="dxa" w:w="2268"/>
+          </w:tcPr>
+          <w:p>
+            <w:r/>
+            <w:r>
+              <w:rPr>
+                <w:rFonts w:ascii="맑은 고딕" w:hAnsi="맑은 고딕" w:eastAsia="맑은 고딕"/>
+                <w:b w:val="0"/>
+                <w:sz w:val="18"/>
+              </w:rPr>
+              <w:t>제공 변동비 합계, CAC 제외</w:t>
+            </w:r>
+          </w:p>
+        </w:tc>
+        <w:tc>
+          <w:tcPr>
+            <w:tcW w:type="dxa" w:w="2268"/>
+          </w:tcPr>
+          <w:p>
+            <w:r/>
+            <w:r>
+              <w:rPr>
+                <w:rFonts w:ascii="맑은 고딕" w:hAnsi="맑은 고딕" w:eastAsia="맑은 고딕"/>
+                <w:b w:val="0"/>
+                <w:sz w:val="18"/>
+              </w:rPr>
+              <w:t>15,506원</w:t>
+            </w:r>
+          </w:p>
+        </w:tc>
+        <w:tc>
+          <w:tcPr>
+            <w:tcW w:type="dxa" w:w="2268"/>
           </w:tcPr>
           <w:p>
             <w:r/>
@@ -3802,43 +4785,59 @@
             </w:r>
           </w:p>
         </w:tc>
-      </w:tr>
-      <w:tr>
-        <w:tc>
-          <w:tcPr>
-            <w:tcW w:type="dxa" w:w="3024"/>
-          </w:tcPr>
-          <w:p>
-            <w:r/>
-            <w:r>
-              <w:rPr>
-                <w:rFonts w:ascii="맑은 고딕" w:hAnsi="맑은 고딕" w:eastAsia="맑은 고딕"/>
-                <w:b w:val="0"/>
-                <w:sz w:val="18"/>
-              </w:rPr>
-              <w:t>기여이익Ⅰ m</w:t>
-            </w:r>
-          </w:p>
-        </w:tc>
-        <w:tc>
-          <w:tcPr>
-            <w:tcW w:type="dxa" w:w="3024"/>
-          </w:tcPr>
-          <w:p>
-            <w:r/>
-            <w:r>
-              <w:rPr>
-                <w:rFonts w:ascii="맑은 고딕" w:hAnsi="맑은 고딕" w:eastAsia="맑은 고딕"/>
-                <w:b w:val="0"/>
-                <w:sz w:val="18"/>
-              </w:rPr>
-              <w:t>m = 순매출 - 제공 변동비</w:t>
-            </w:r>
-          </w:p>
-        </w:tc>
-        <w:tc>
-          <w:tcPr>
-            <w:tcW w:type="dxa" w:w="3024"/>
+        <w:tc>
+          <w:tcPr>
+            <w:tcW w:type="dxa" w:w="2268"/>
+          </w:tcPr>
+          <w:p>
+            <w:r/>
+            <w:r>
+              <w:rPr>
+                <w:rFonts w:ascii="맑은 고딕" w:hAnsi="맑은 고딕" w:eastAsia="맑은 고딕"/>
+                <w:b w:val="0"/>
+                <w:sz w:val="18"/>
+              </w:rPr>
+              <w:t>12,377원</w:t>
+            </w:r>
+          </w:p>
+        </w:tc>
+      </w:tr>
+      <w:tr>
+        <w:tc>
+          <w:tcPr>
+            <w:tcW w:type="dxa" w:w="2268"/>
+          </w:tcPr>
+          <w:p>
+            <w:r/>
+            <w:r>
+              <w:rPr>
+                <w:rFonts w:ascii="맑은 고딕" w:hAnsi="맑은 고딕" w:eastAsia="맑은 고딕"/>
+                <w:b w:val="0"/>
+                <w:sz w:val="18"/>
+              </w:rPr>
+              <w:t>기여이익Ⅰ</w:t>
+            </w:r>
+          </w:p>
+        </w:tc>
+        <w:tc>
+          <w:tcPr>
+            <w:tcW w:type="dxa" w:w="2268"/>
+          </w:tcPr>
+          <w:p>
+            <w:r/>
+            <w:r>
+              <w:rPr>
+                <w:rFonts w:ascii="맑은 고딕" w:hAnsi="맑은 고딕" w:eastAsia="맑은 고딕"/>
+                <w:b w:val="0"/>
+                <w:sz w:val="18"/>
+              </w:rPr>
+              <w:t>36,521.27원</w:t>
+            </w:r>
+          </w:p>
+        </w:tc>
+        <w:tc>
+          <w:tcPr>
+            <w:tcW w:type="dxa" w:w="2268"/>
           </w:tcPr>
           <w:p>
             <w:r/>
@@ -3852,208 +4851,107 @@
             </w:r>
           </w:p>
         </w:tc>
-      </w:tr>
-      <w:tr>
-        <w:tc>
-          <w:tcPr>
-            <w:tcW w:type="dxa" w:w="3024"/>
-          </w:tcPr>
-          <w:p>
-            <w:r/>
-            <w:r>
-              <w:rPr>
-                <w:rFonts w:ascii="맑은 고딕" w:hAnsi="맑은 고딕" w:eastAsia="맑은 고딕"/>
-                <w:b w:val="0"/>
-                <w:sz w:val="18"/>
-              </w:rPr>
-              <w:t>기여이익Ⅱ</w:t>
-            </w:r>
-          </w:p>
-        </w:tc>
-        <w:tc>
-          <w:tcPr>
-            <w:tcW w:type="dxa" w:w="3024"/>
-          </w:tcPr>
-          <w:p>
-            <w:r/>
-            <w:r>
-              <w:rPr>
-                <w:rFonts w:ascii="맑은 고딕" w:hAnsi="맑은 고딕" w:eastAsia="맑은 고딕"/>
-                <w:b w:val="0"/>
-                <w:sz w:val="18"/>
-              </w:rPr>
-              <w:t>m - C (C는 CAC)</w:t>
-            </w:r>
-          </w:p>
-        </w:tc>
-        <w:tc>
-          <w:tcPr>
-            <w:tcW w:type="dxa" w:w="3024"/>
-          </w:tcPr>
-          <w:p>
-            <w:r/>
-            <w:r>
-              <w:rPr>
-                <w:rFonts w:ascii="맑은 고딕" w:hAnsi="맑은 고딕" w:eastAsia="맑은 고딕"/>
-                <w:b w:val="0"/>
-                <w:sz w:val="18"/>
-              </w:rPr>
-              <w:t>CAC에 따라 달라진다.</w:t>
-            </w:r>
-          </w:p>
-        </w:tc>
-      </w:tr>
-      <w:tr>
-        <w:tc>
-          <w:tcPr>
-            <w:tcW w:type="dxa" w:w="3024"/>
-          </w:tcPr>
-          <w:p>
-            <w:r/>
-            <w:r>
-              <w:rPr>
-                <w:rFonts w:ascii="맑은 고딕" w:hAnsi="맑은 고딕" w:eastAsia="맑은 고딕"/>
-                <w:b w:val="0"/>
-                <w:sz w:val="18"/>
-              </w:rPr>
-              <w:t>손익분기 CAC 0원</w:t>
-            </w:r>
-          </w:p>
-        </w:tc>
-        <w:tc>
-          <w:tcPr>
-            <w:tcW w:type="dxa" w:w="3024"/>
-          </w:tcPr>
-          <w:p>
-            <w:r/>
-            <w:r>
-              <w:rPr>
-                <w:rFonts w:ascii="맑은 고딕" w:hAnsi="맑은 고딕" w:eastAsia="맑은 고딕"/>
-                <w:b w:val="0"/>
-                <w:sz w:val="18"/>
-              </w:rPr>
-              <w:t>180,000,000 ÷ 22,749 올림</w:t>
-            </w:r>
-          </w:p>
-        </w:tc>
-        <w:tc>
-          <w:tcPr>
-            <w:tcW w:type="dxa" w:w="3024"/>
-          </w:tcPr>
-          <w:p>
-            <w:r/>
-            <w:r>
-              <w:rPr>
-                <w:rFonts w:ascii="맑은 고딕" w:hAnsi="맑은 고딕" w:eastAsia="맑은 고딕"/>
-                <w:b w:val="0"/>
-                <w:sz w:val="18"/>
-              </w:rPr>
-              <w:t>연 7,913건</w:t>
-            </w:r>
-          </w:p>
-        </w:tc>
-      </w:tr>
-      <w:tr>
-        <w:tc>
-          <w:tcPr>
-            <w:tcW w:type="dxa" w:w="3024"/>
-          </w:tcPr>
-          <w:p>
-            <w:r/>
-            <w:r>
-              <w:rPr>
-                <w:rFonts w:ascii="맑은 고딕" w:hAnsi="맑은 고딕" w:eastAsia="맑은 고딕"/>
-                <w:b w:val="0"/>
-                <w:sz w:val="18"/>
-              </w:rPr>
-              <w:t>손익분기 CAC 8,500원</w:t>
-            </w:r>
-          </w:p>
-        </w:tc>
-        <w:tc>
-          <w:tcPr>
-            <w:tcW w:type="dxa" w:w="3024"/>
-          </w:tcPr>
-          <w:p>
-            <w:r/>
-            <w:r>
-              <w:rPr>
-                <w:rFonts w:ascii="맑은 고딕" w:hAnsi="맑은 고딕" w:eastAsia="맑은 고딕"/>
-                <w:b w:val="0"/>
-                <w:sz w:val="18"/>
-              </w:rPr>
-              <w:t>180,000,000 ÷ 14,249 올림</w:t>
-            </w:r>
-          </w:p>
-        </w:tc>
-        <w:tc>
-          <w:tcPr>
-            <w:tcW w:type="dxa" w:w="3024"/>
-          </w:tcPr>
-          <w:p>
-            <w:r/>
-            <w:r>
-              <w:rPr>
-                <w:rFonts w:ascii="맑은 고딕" w:hAnsi="맑은 고딕" w:eastAsia="맑은 고딕"/>
-                <w:b w:val="0"/>
-                <w:sz w:val="18"/>
-              </w:rPr>
-              <w:t>연 12,633건</w:t>
-            </w:r>
-          </w:p>
-        </w:tc>
-      </w:tr>
-      <w:tr>
-        <w:tc>
-          <w:tcPr>
-            <w:tcW w:type="dxa" w:w="3024"/>
-          </w:tcPr>
-          <w:p>
-            <w:r/>
-            <w:r>
-              <w:rPr>
-                <w:rFonts w:ascii="맑은 고딕" w:hAnsi="맑은 고딕" w:eastAsia="맑은 고딕"/>
-                <w:b w:val="0"/>
-                <w:sz w:val="18"/>
-              </w:rPr>
-              <w:t>손익분기 CAC 12,000원</w:t>
-            </w:r>
-          </w:p>
-        </w:tc>
-        <w:tc>
-          <w:tcPr>
-            <w:tcW w:type="dxa" w:w="3024"/>
-          </w:tcPr>
-          <w:p>
-            <w:r/>
-            <w:r>
-              <w:rPr>
-                <w:rFonts w:ascii="맑은 고딕" w:hAnsi="맑은 고딕" w:eastAsia="맑은 고딕"/>
-                <w:b w:val="0"/>
-                <w:sz w:val="18"/>
-              </w:rPr>
-              <w:t>180,000,000 ÷ 10,749 올림</w:t>
-            </w:r>
-          </w:p>
-        </w:tc>
-        <w:tc>
-          <w:tcPr>
-            <w:tcW w:type="dxa" w:w="3024"/>
-          </w:tcPr>
-          <w:p>
-            <w:r/>
-            <w:r>
-              <w:rPr>
-                <w:rFonts w:ascii="맑은 고딕" w:hAnsi="맑은 고딕" w:eastAsia="맑은 고딕"/>
-                <w:b w:val="0"/>
-                <w:sz w:val="18"/>
-              </w:rPr>
-              <w:t>연 16,746건</w:t>
+        <w:tc>
+          <w:tcPr>
+            <w:tcW w:type="dxa" w:w="2268"/>
+          </w:tcPr>
+          <w:p>
+            <w:r/>
+            <w:r>
+              <w:rPr>
+                <w:rFonts w:ascii="맑은 고딕" w:hAnsi="맑은 고딕" w:eastAsia="맑은 고딕"/>
+                <w:b w:val="0"/>
+                <w:sz w:val="18"/>
+              </w:rPr>
+              <w:t>21,304.82원</w:t>
+            </w:r>
+          </w:p>
+        </w:tc>
+      </w:tr>
+      <w:tr>
+        <w:tc>
+          <w:tcPr>
+            <w:tcW w:type="dxa" w:w="2268"/>
+          </w:tcPr>
+          <w:p>
+            <w:r/>
+            <w:r>
+              <w:rPr>
+                <w:rFonts w:ascii="맑은 고딕" w:hAnsi="맑은 고딕" w:eastAsia="맑은 고딕"/>
+                <w:b w:val="0"/>
+                <w:sz w:val="18"/>
+              </w:rPr>
+              <w:t>순매출 대비 기여이익Ⅰ</w:t>
+            </w:r>
+          </w:p>
+        </w:tc>
+        <w:tc>
+          <w:tcPr>
+            <w:tcW w:type="dxa" w:w="2268"/>
+          </w:tcPr>
+          <w:p>
+            <w:r/>
+            <w:r>
+              <w:rPr>
+                <w:rFonts w:ascii="맑은 고딕" w:hAnsi="맑은 고딕" w:eastAsia="맑은 고딕"/>
+                <w:b w:val="0"/>
+                <w:sz w:val="18"/>
+              </w:rPr>
+              <w:t>70.2%</w:t>
+            </w:r>
+          </w:p>
+        </w:tc>
+        <w:tc>
+          <w:tcPr>
+            <w:tcW w:type="dxa" w:w="2268"/>
+          </w:tcPr>
+          <w:p>
+            <w:r/>
+            <w:r>
+              <w:rPr>
+                <w:rFonts w:ascii="맑은 고딕" w:hAnsi="맑은 고딕" w:eastAsia="맑은 고딕"/>
+                <w:b w:val="0"/>
+                <w:sz w:val="18"/>
+              </w:rPr>
+              <w:t>52.6%</w:t>
+            </w:r>
+          </w:p>
+        </w:tc>
+        <w:tc>
+          <w:tcPr>
+            <w:tcW w:type="dxa" w:w="2268"/>
+          </w:tcPr>
+          <w:p>
+            <w:r/>
+            <w:r>
+              <w:rPr>
+                <w:rFonts w:ascii="맑은 고딕" w:hAnsi="맑은 고딕" w:eastAsia="맑은 고딕"/>
+                <w:b w:val="0"/>
+                <w:sz w:val="18"/>
+              </w:rPr>
+              <w:t>63.3%</w:t>
             </w:r>
           </w:p>
         </w:tc>
       </w:tr>
     </w:tbl>
+    <w:p>
+      <w:pPr>
+        <w:widowControl w:val="0"/>
+        <w:spacing w:after="60" w:line="264" w:lineRule="auto"/>
+        <w:ind w:left="720"/>
+        <w:jc w:val="both"/>
+      </w:pPr>
+      <w:r>
+        <w:rPr>
+          <w:rFonts w:ascii="Malgun Gothic" w:cs="Malgun Gothic" w:eastAsia="Malgun Gothic" w:hAnsi="Malgun Gothic"/>
+          <w:sz w:val="20"/>
+          <w:szCs w:val="20"/>
+          <w:rtl w:val="0"/>
+        </w:rPr>
+        <w:t xml:space="preserve">순매출은 가격 ÷ (1 + VAT율) × (1 - 환불률), 기여이익Ⅰ은 순매출 - 제공 변동비로 계산한다. 결제 수수료는 VAT 포함 결제액에 적용한다. 기준 상품의 기계 비용 10,000원에는 외부 데이터와 LLM 비용이 함께 포함되며 별도로 더하지 않는다. 플랫폼 변동분을 분리하지 않은 것은 무료를 뜻하지 않는다. 세 상품은 범위와 원가가 서로 다른 비교안이다. 기준 상품의 기여이익Ⅰ은 원 단위로 22,749원이며 후속 손익 계산에는 반올림 전 값을 사용한다.</w:t>
+      </w:r>
+    </w:p>
     <w:p>
       <w:pPr>
         <w:jc w:val="center"/>
@@ -4067,16 +4965,16 @@
           <wp:inline xmlns:wp="http://schemas.openxmlformats.org/drawingml/2006/wordprocessingDrawing" distT="0" distB="0" distL="0" distR="0">
             <wp:extent cx="5669280" cy="2480310"/>
             <wp:effectExtent l="0" t="0" r="0" b="0"/>
-            <wp:docPr id="902" name="그림 2"/>
+            <wp:docPr id="903" name="그림 3"/>
             <a:graphic xmlns:a="http://schemas.openxmlformats.org/drawingml/2006/main">
               <a:graphicData uri="http://schemas.openxmlformats.org/drawingml/2006/picture">
                 <pic:pic xmlns:pic="http://schemas.openxmlformats.org/drawingml/2006/picture">
                   <pic:nvPicPr>
-                    <pic:cNvPr id="902" name="그림 2"/>
+                    <pic:cNvPr id="903" name="그림 3"/>
                     <pic:cNvPicPr/>
                   </pic:nvPicPr>
                   <pic:blipFill>
-                    <a:blip xmlns:r="http://schemas.openxmlformats.org/officeDocument/2006/relationships" r:embed="rIdIMG502"/>
+                    <a:blip xmlns:r="http://schemas.openxmlformats.org/officeDocument/2006/relationships" r:embed="rIdIMG503"/>
                     <a:stretch>
                       <a:fillRect/>
                     </a:stretch>
@@ -4114,6 +5012,863 @@
       </w:r>
     </w:p>
     <w:p>
+      <w:r>
+        <w:rPr>
+          <w:rFonts w:ascii="맑은 고딕" w:hAnsi="맑은 고딕"/>
+          <w:b/>
+          <w:sz w:val="20"/>
+        </w:rPr>
+        <w:t>표 7. 단위경제와 손익분기</w:t>
+      </w:r>
+    </w:p>
+    <w:tbl>
+      <w:tblPr>
+        <w:tblW w:type="auto" w:w="0"/>
+        <w:tblLook w:firstColumn="1" w:firstRow="1" w:lastColumn="0" w:lastRow="0" w:noHBand="0" w:noVBand="1" w:val="04A0"/>
+        <w:jc w:val="center"/>
+        <w:tblBorders>
+          <w:top w:val="single" w:sz="4" w:space="0" w:color="808080"/>
+          <w:left w:val="single" w:sz="4" w:space="0" w:color="808080"/>
+          <w:bottom w:val="single" w:sz="4" w:space="0" w:color="808080"/>
+          <w:right w:val="single" w:sz="4" w:space="0" w:color="808080"/>
+          <w:insideH w:val="single" w:sz="4" w:space="0" w:color="808080"/>
+          <w:insideV w:val="single" w:sz="4" w:space="0" w:color="808080"/>
+        </w:tblBorders>
+      </w:tblPr>
+      <w:tblGrid>
+        <w:gridCol w:w="1814"/>
+        <w:gridCol w:w="1814"/>
+        <w:gridCol w:w="1814"/>
+        <w:gridCol w:w="1814"/>
+        <w:gridCol w:w="1814"/>
+      </w:tblGrid>
+      <w:tr>
+        <w:tc>
+          <w:tcPr>
+            <w:tcW w:type="dxa" w:w="1814"/>
+            <w:shd w:val="clear" w:color="auto" w:fill="DDE7F0"/>
+          </w:tcPr>
+          <w:p>
+            <w:r/>
+            <w:r>
+              <w:rPr>
+                <w:rFonts w:ascii="맑은 고딕" w:hAnsi="맑은 고딕" w:eastAsia="맑은 고딕"/>
+                <w:b/>
+                <w:sz w:val="18"/>
+              </w:rPr>
+              <w:t>기준 상품 CAC</w:t>
+            </w:r>
+          </w:p>
+        </w:tc>
+        <w:tc>
+          <w:tcPr>
+            <w:tcW w:type="dxa" w:w="1814"/>
+            <w:shd w:val="clear" w:color="auto" w:fill="DDE7F0"/>
+          </w:tcPr>
+          <w:p>
+            <w:r/>
+            <w:r>
+              <w:rPr>
+                <w:rFonts w:ascii="맑은 고딕" w:hAnsi="맑은 고딕" w:eastAsia="맑은 고딕"/>
+                <w:b/>
+                <w:sz w:val="18"/>
+              </w:rPr>
+              <w:t>기여이익Ⅱ</w:t>
+            </w:r>
+          </w:p>
+        </w:tc>
+        <w:tc>
+          <w:tcPr>
+            <w:tcW w:type="dxa" w:w="1814"/>
+            <w:shd w:val="clear" w:color="auto" w:fill="DDE7F0"/>
+          </w:tcPr>
+          <w:p>
+            <w:r/>
+            <w:r>
+              <w:rPr>
+                <w:rFonts w:ascii="맑은 고딕" w:hAnsi="맑은 고딕" w:eastAsia="맑은 고딕"/>
+                <w:b/>
+                <w:sz w:val="18"/>
+              </w:rPr>
+              <w:t>연 손익분기</w:t>
+            </w:r>
+          </w:p>
+        </w:tc>
+        <w:tc>
+          <w:tcPr>
+            <w:tcW w:type="dxa" w:w="1814"/>
+            <w:shd w:val="clear" w:color="auto" w:fill="DDE7F0"/>
+          </w:tcPr>
+          <w:p>
+            <w:r/>
+            <w:r>
+              <w:rPr>
+                <w:rFonts w:ascii="맑은 고딕" w:hAnsi="맑은 고딕" w:eastAsia="맑은 고딕"/>
+                <w:b/>
+                <w:sz w:val="18"/>
+              </w:rPr>
+              <w:t>월 평균·올림</w:t>
+            </w:r>
+          </w:p>
+        </w:tc>
+        <w:tc>
+          <w:tcPr>
+            <w:tcW w:type="dxa" w:w="1814"/>
+            <w:shd w:val="clear" w:color="auto" w:fill="DDE7F0"/>
+          </w:tcPr>
+          <w:p>
+            <w:r/>
+            <w:r>
+              <w:rPr>
+                <w:rFonts w:ascii="맑은 고딕" w:hAnsi="맑은 고딕" w:eastAsia="맑은 고딕"/>
+                <w:b/>
+                <w:sz w:val="18"/>
+              </w:rPr>
+              <w:t>판정</w:t>
+            </w:r>
+          </w:p>
+        </w:tc>
+      </w:tr>
+      <w:tr>
+        <w:tc>
+          <w:tcPr>
+            <w:tcW w:type="dxa" w:w="1814"/>
+          </w:tcPr>
+          <w:p>
+            <w:r/>
+            <w:r>
+              <w:rPr>
+                <w:rFonts w:ascii="맑은 고딕" w:hAnsi="맑은 고딕" w:eastAsia="맑은 고딕"/>
+                <w:b w:val="0"/>
+                <w:sz w:val="18"/>
+              </w:rPr>
+              <w:t>0원</w:t>
+            </w:r>
+          </w:p>
+        </w:tc>
+        <w:tc>
+          <w:tcPr>
+            <w:tcW w:type="dxa" w:w="1814"/>
+          </w:tcPr>
+          <w:p>
+            <w:r/>
+            <w:r>
+              <w:rPr>
+                <w:rFonts w:ascii="맑은 고딕" w:hAnsi="맑은 고딕" w:eastAsia="맑은 고딕"/>
+                <w:b w:val="0"/>
+                <w:sz w:val="18"/>
+              </w:rPr>
+              <w:t>22,749원</w:t>
+            </w:r>
+          </w:p>
+        </w:tc>
+        <w:tc>
+          <w:tcPr>
+            <w:tcW w:type="dxa" w:w="1814"/>
+          </w:tcPr>
+          <w:p>
+            <w:r/>
+            <w:r>
+              <w:rPr>
+                <w:rFonts w:ascii="맑은 고딕" w:hAnsi="맑은 고딕" w:eastAsia="맑은 고딕"/>
+                <w:b w:val="0"/>
+                <w:sz w:val="18"/>
+              </w:rPr>
+              <w:t>7,913건</w:t>
+            </w:r>
+          </w:p>
+        </w:tc>
+        <w:tc>
+          <w:tcPr>
+            <w:tcW w:type="dxa" w:w="1814"/>
+          </w:tcPr>
+          <w:p>
+            <w:r/>
+            <w:r>
+              <w:rPr>
+                <w:rFonts w:ascii="맑은 고딕" w:hAnsi="맑은 고딕" w:eastAsia="맑은 고딕"/>
+                <w:b w:val="0"/>
+                <w:sz w:val="18"/>
+              </w:rPr>
+              <w:t>660건</w:t>
+            </w:r>
+          </w:p>
+        </w:tc>
+        <w:tc>
+          <w:tcPr>
+            <w:tcW w:type="dxa" w:w="1814"/>
+          </w:tcPr>
+          <w:p>
+            <w:r/>
+            <w:r>
+              <w:rPr>
+                <w:rFonts w:ascii="맑은 고딕" w:hAnsi="맑은 고딕" w:eastAsia="맑은 고딕"/>
+                <w:b w:val="0"/>
+                <w:sz w:val="18"/>
+              </w:rPr>
+              <w:t>고정비를 회수할 판매량을 검증한다.</w:t>
+            </w:r>
+          </w:p>
+        </w:tc>
+      </w:tr>
+      <w:tr>
+        <w:tc>
+          <w:tcPr>
+            <w:tcW w:type="dxa" w:w="1814"/>
+          </w:tcPr>
+          <w:p>
+            <w:r/>
+            <w:r>
+              <w:rPr>
+                <w:rFonts w:ascii="맑은 고딕" w:hAnsi="맑은 고딕" w:eastAsia="맑은 고딕"/>
+                <w:b w:val="0"/>
+                <w:sz w:val="18"/>
+              </w:rPr>
+              <w:t>8,500원</w:t>
+            </w:r>
+          </w:p>
+        </w:tc>
+        <w:tc>
+          <w:tcPr>
+            <w:tcW w:type="dxa" w:w="1814"/>
+          </w:tcPr>
+          <w:p>
+            <w:r/>
+            <w:r>
+              <w:rPr>
+                <w:rFonts w:ascii="맑은 고딕" w:hAnsi="맑은 고딕" w:eastAsia="맑은 고딕"/>
+                <w:b w:val="0"/>
+                <w:sz w:val="18"/>
+              </w:rPr>
+              <w:t>14,249원</w:t>
+            </w:r>
+          </w:p>
+        </w:tc>
+        <w:tc>
+          <w:tcPr>
+            <w:tcW w:type="dxa" w:w="1814"/>
+          </w:tcPr>
+          <w:p>
+            <w:r/>
+            <w:r>
+              <w:rPr>
+                <w:rFonts w:ascii="맑은 고딕" w:hAnsi="맑은 고딕" w:eastAsia="맑은 고딕"/>
+                <w:b w:val="0"/>
+                <w:sz w:val="18"/>
+              </w:rPr>
+              <w:t>12,633건</w:t>
+            </w:r>
+          </w:p>
+        </w:tc>
+        <w:tc>
+          <w:tcPr>
+            <w:tcW w:type="dxa" w:w="1814"/>
+          </w:tcPr>
+          <w:p>
+            <w:r/>
+            <w:r>
+              <w:rPr>
+                <w:rFonts w:ascii="맑은 고딕" w:hAnsi="맑은 고딕" w:eastAsia="맑은 고딕"/>
+                <w:b w:val="0"/>
+                <w:sz w:val="18"/>
+              </w:rPr>
+              <w:t>1,053건</w:t>
+            </w:r>
+          </w:p>
+        </w:tc>
+        <w:tc>
+          <w:tcPr>
+            <w:tcW w:type="dxa" w:w="1814"/>
+          </w:tcPr>
+          <w:p>
+            <w:r/>
+            <w:r>
+              <w:rPr>
+                <w:rFonts w:ascii="맑은 고딕" w:hAnsi="맑은 고딕" w:eastAsia="맑은 고딕"/>
+                <w:b w:val="0"/>
+                <w:sz w:val="18"/>
+              </w:rPr>
+              <w:t>한국인 채널 참고값이며 인바운드 실측값이 아니다.</w:t>
+            </w:r>
+          </w:p>
+        </w:tc>
+      </w:tr>
+      <w:tr>
+        <w:tc>
+          <w:tcPr>
+            <w:tcW w:type="dxa" w:w="1814"/>
+          </w:tcPr>
+          <w:p>
+            <w:r/>
+            <w:r>
+              <w:rPr>
+                <w:rFonts w:ascii="맑은 고딕" w:hAnsi="맑은 고딕" w:eastAsia="맑은 고딕"/>
+                <w:b w:val="0"/>
+                <w:sz w:val="18"/>
+              </w:rPr>
+              <w:t>12,000원</w:t>
+            </w:r>
+          </w:p>
+        </w:tc>
+        <w:tc>
+          <w:tcPr>
+            <w:tcW w:type="dxa" w:w="1814"/>
+          </w:tcPr>
+          <w:p>
+            <w:r/>
+            <w:r>
+              <w:rPr>
+                <w:rFonts w:ascii="맑은 고딕" w:hAnsi="맑은 고딕" w:eastAsia="맑은 고딕"/>
+                <w:b w:val="0"/>
+                <w:sz w:val="18"/>
+              </w:rPr>
+              <w:t>10,749원</w:t>
+            </w:r>
+          </w:p>
+        </w:tc>
+        <w:tc>
+          <w:tcPr>
+            <w:tcW w:type="dxa" w:w="1814"/>
+          </w:tcPr>
+          <w:p>
+            <w:r/>
+            <w:r>
+              <w:rPr>
+                <w:rFonts w:ascii="맑은 고딕" w:hAnsi="맑은 고딕" w:eastAsia="맑은 고딕"/>
+                <w:b w:val="0"/>
+                <w:sz w:val="18"/>
+              </w:rPr>
+              <w:t>16,746건</w:t>
+            </w:r>
+          </w:p>
+        </w:tc>
+        <w:tc>
+          <w:tcPr>
+            <w:tcW w:type="dxa" w:w="1814"/>
+          </w:tcPr>
+          <w:p>
+            <w:r/>
+            <w:r>
+              <w:rPr>
+                <w:rFonts w:ascii="맑은 고딕" w:hAnsi="맑은 고딕" w:eastAsia="맑은 고딕"/>
+                <w:b w:val="0"/>
+                <w:sz w:val="18"/>
+              </w:rPr>
+              <w:t>1,396건</w:t>
+            </w:r>
+          </w:p>
+        </w:tc>
+        <w:tc>
+          <w:tcPr>
+            <w:tcW w:type="dxa" w:w="1814"/>
+          </w:tcPr>
+          <w:p>
+            <w:r/>
+            <w:r>
+              <w:rPr>
+                <w:rFonts w:ascii="맑은 고딕" w:hAnsi="맑은 고딕" w:eastAsia="맑은 고딕"/>
+                <w:b w:val="0"/>
+                <w:sz w:val="18"/>
+              </w:rPr>
+              <w:t>검증 전 획득 시나리오의 CAC다.</w:t>
+            </w:r>
+          </w:p>
+        </w:tc>
+      </w:tr>
+      <w:tr>
+        <w:tc>
+          <w:tcPr>
+            <w:tcW w:type="dxa" w:w="1814"/>
+          </w:tcPr>
+          <w:p>
+            <w:r/>
+            <w:r>
+              <w:rPr>
+                <w:rFonts w:ascii="맑은 고딕" w:hAnsi="맑은 고딕" w:eastAsia="맑은 고딕"/>
+                <w:b w:val="0"/>
+                <w:sz w:val="18"/>
+              </w:rPr>
+              <w:t>15,000원</w:t>
+            </w:r>
+          </w:p>
+        </w:tc>
+        <w:tc>
+          <w:tcPr>
+            <w:tcW w:type="dxa" w:w="1814"/>
+          </w:tcPr>
+          <w:p>
+            <w:r/>
+            <w:r>
+              <w:rPr>
+                <w:rFonts w:ascii="맑은 고딕" w:hAnsi="맑은 고딕" w:eastAsia="맑은 고딕"/>
+                <w:b w:val="0"/>
+                <w:sz w:val="18"/>
+              </w:rPr>
+              <w:t>7,749원</w:t>
+            </w:r>
+          </w:p>
+        </w:tc>
+        <w:tc>
+          <w:tcPr>
+            <w:tcW w:type="dxa" w:w="1814"/>
+          </w:tcPr>
+          <w:p>
+            <w:r/>
+            <w:r>
+              <w:rPr>
+                <w:rFonts w:ascii="맑은 고딕" w:hAnsi="맑은 고딕" w:eastAsia="맑은 고딕"/>
+                <w:b w:val="0"/>
+                <w:sz w:val="18"/>
+              </w:rPr>
+              <w:t>23,229건</w:t>
+            </w:r>
+          </w:p>
+        </w:tc>
+        <w:tc>
+          <w:tcPr>
+            <w:tcW w:type="dxa" w:w="1814"/>
+          </w:tcPr>
+          <w:p>
+            <w:r/>
+            <w:r>
+              <w:rPr>
+                <w:rFonts w:ascii="맑은 고딕" w:hAnsi="맑은 고딕" w:eastAsia="맑은 고딕"/>
+                <w:b w:val="0"/>
+                <w:sz w:val="18"/>
+              </w:rPr>
+              <w:t>1,936건</w:t>
+            </w:r>
+          </w:p>
+        </w:tc>
+        <w:tc>
+          <w:tcPr>
+            <w:tcW w:type="dxa" w:w="1814"/>
+          </w:tcPr>
+          <w:p>
+            <w:r/>
+            <w:r>
+              <w:rPr>
+                <w:rFonts w:ascii="맑은 고딕" w:hAnsi="맑은 고딕" w:eastAsia="맑은 고딕"/>
+                <w:b w:val="0"/>
+                <w:sz w:val="18"/>
+              </w:rPr>
+              <w:t>고정비를 회수할 판매량을 검증한다.</w:t>
+            </w:r>
+          </w:p>
+        </w:tc>
+      </w:tr>
+      <w:tr>
+        <w:tc>
+          <w:tcPr>
+            <w:tcW w:type="dxa" w:w="1814"/>
+          </w:tcPr>
+          <w:p>
+            <w:r/>
+            <w:r>
+              <w:rPr>
+                <w:rFonts w:ascii="맑은 고딕" w:hAnsi="맑은 고딕" w:eastAsia="맑은 고딕"/>
+                <w:b w:val="0"/>
+                <w:sz w:val="18"/>
+              </w:rPr>
+              <w:t>20,000원</w:t>
+            </w:r>
+          </w:p>
+        </w:tc>
+        <w:tc>
+          <w:tcPr>
+            <w:tcW w:type="dxa" w:w="1814"/>
+          </w:tcPr>
+          <w:p>
+            <w:r/>
+            <w:r>
+              <w:rPr>
+                <w:rFonts w:ascii="맑은 고딕" w:hAnsi="맑은 고딕" w:eastAsia="맑은 고딕"/>
+                <w:b w:val="0"/>
+                <w:sz w:val="18"/>
+              </w:rPr>
+              <w:t>2,749원</w:t>
+            </w:r>
+          </w:p>
+        </w:tc>
+        <w:tc>
+          <w:tcPr>
+            <w:tcW w:type="dxa" w:w="1814"/>
+          </w:tcPr>
+          <w:p>
+            <w:r/>
+            <w:r>
+              <w:rPr>
+                <w:rFonts w:ascii="맑은 고딕" w:hAnsi="맑은 고딕" w:eastAsia="맑은 고딕"/>
+                <w:b w:val="0"/>
+                <w:sz w:val="18"/>
+              </w:rPr>
+              <w:t>65,477건</w:t>
+            </w:r>
+          </w:p>
+        </w:tc>
+        <w:tc>
+          <w:tcPr>
+            <w:tcW w:type="dxa" w:w="1814"/>
+          </w:tcPr>
+          <w:p>
+            <w:r/>
+            <w:r>
+              <w:rPr>
+                <w:rFonts w:ascii="맑은 고딕" w:hAnsi="맑은 고딕" w:eastAsia="맑은 고딕"/>
+                <w:b w:val="0"/>
+                <w:sz w:val="18"/>
+              </w:rPr>
+              <w:t>5,457건</w:t>
+            </w:r>
+          </w:p>
+        </w:tc>
+        <w:tc>
+          <w:tcPr>
+            <w:tcW w:type="dxa" w:w="1814"/>
+          </w:tcPr>
+          <w:p>
+            <w:r/>
+            <w:r>
+              <w:rPr>
+                <w:rFonts w:ascii="맑은 고딕" w:hAnsi="맑은 고딕" w:eastAsia="맑은 고딕"/>
+                <w:b w:val="0"/>
+                <w:sz w:val="18"/>
+              </w:rPr>
+              <w:t>고정비를 회수할 판매량을 검증한다.</w:t>
+            </w:r>
+          </w:p>
+        </w:tc>
+      </w:tr>
+      <w:tr>
+        <w:tc>
+          <w:tcPr>
+            <w:tcW w:type="dxa" w:w="1814"/>
+          </w:tcPr>
+          <w:p>
+            <w:r/>
+            <w:r>
+              <w:rPr>
+                <w:rFonts w:ascii="맑은 고딕" w:hAnsi="맑은 고딕" w:eastAsia="맑은 고딕"/>
+                <w:b w:val="0"/>
+                <w:sz w:val="18"/>
+              </w:rPr>
+              <w:t>반올림 전 기여이익Ⅰ과 같은 금액</w:t>
+            </w:r>
+          </w:p>
+        </w:tc>
+        <w:tc>
+          <w:tcPr>
+            <w:tcW w:type="dxa" w:w="1814"/>
+          </w:tcPr>
+          <w:p>
+            <w:r/>
+            <w:r>
+              <w:rPr>
+                <w:rFonts w:ascii="맑은 고딕" w:hAnsi="맑은 고딕" w:eastAsia="맑은 고딕"/>
+                <w:b w:val="0"/>
+                <w:sz w:val="18"/>
+              </w:rPr>
+              <w:t>0원</w:t>
+            </w:r>
+          </w:p>
+        </w:tc>
+        <w:tc>
+          <w:tcPr>
+            <w:tcW w:type="dxa" w:w="1814"/>
+          </w:tcPr>
+          <w:p>
+            <w:r/>
+            <w:r>
+              <w:rPr>
+                <w:rFonts w:ascii="맑은 고딕" w:hAnsi="맑은 고딕" w:eastAsia="맑은 고딕"/>
+                <w:b w:val="0"/>
+                <w:sz w:val="18"/>
+              </w:rPr>
+              <w:t>성립하지 않는다.</w:t>
+            </w:r>
+          </w:p>
+        </w:tc>
+        <w:tc>
+          <w:tcPr>
+            <w:tcW w:type="dxa" w:w="1814"/>
+          </w:tcPr>
+          <w:p>
+            <w:r/>
+            <w:r>
+              <w:rPr>
+                <w:rFonts w:ascii="맑은 고딕" w:hAnsi="맑은 고딕" w:eastAsia="맑은 고딕"/>
+                <w:b w:val="0"/>
+                <w:sz w:val="18"/>
+              </w:rPr>
+              <w:t>해당 없음</w:t>
+            </w:r>
+          </w:p>
+        </w:tc>
+        <w:tc>
+          <w:tcPr>
+            <w:tcW w:type="dxa" w:w="1814"/>
+          </w:tcPr>
+          <w:p>
+            <w:r/>
+            <w:r>
+              <w:rPr>
+                <w:rFonts w:ascii="맑은 고딕" w:hAnsi="맑은 고딕" w:eastAsia="맑은 고딕"/>
+                <w:b w:val="0"/>
+                <w:sz w:val="18"/>
+              </w:rPr>
+              <w:t>손익분기 함수의 경계이며 고정비를 회수하지 못한다.</w:t>
+            </w:r>
+          </w:p>
+        </w:tc>
+      </w:tr>
+      <w:tr>
+        <w:tc>
+          <w:tcPr>
+            <w:tcW w:type="dxa" w:w="1814"/>
+          </w:tcPr>
+          <w:p>
+            <w:r/>
+            <w:r>
+              <w:rPr>
+                <w:rFonts w:ascii="맑은 고딕" w:hAnsi="맑은 고딕" w:eastAsia="맑은 고딕"/>
+                <w:b w:val="0"/>
+                <w:sz w:val="18"/>
+              </w:rPr>
+              <w:t>25,000원</w:t>
+            </w:r>
+          </w:p>
+        </w:tc>
+        <w:tc>
+          <w:tcPr>
+            <w:tcW w:type="dxa" w:w="1814"/>
+          </w:tcPr>
+          <w:p>
+            <w:r/>
+            <w:r>
+              <w:rPr>
+                <w:rFonts w:ascii="맑은 고딕" w:hAnsi="맑은 고딕" w:eastAsia="맑은 고딕"/>
+                <w:b w:val="0"/>
+                <w:sz w:val="18"/>
+              </w:rPr>
+              <w:t>-2,251원</w:t>
+            </w:r>
+          </w:p>
+        </w:tc>
+        <w:tc>
+          <w:tcPr>
+            <w:tcW w:type="dxa" w:w="1814"/>
+          </w:tcPr>
+          <w:p>
+            <w:r/>
+            <w:r>
+              <w:rPr>
+                <w:rFonts w:ascii="맑은 고딕" w:hAnsi="맑은 고딕" w:eastAsia="맑은 고딕"/>
+                <w:b w:val="0"/>
+                <w:sz w:val="18"/>
+              </w:rPr>
+              <w:t>성립하지 않는다.</w:t>
+            </w:r>
+          </w:p>
+        </w:tc>
+        <w:tc>
+          <w:tcPr>
+            <w:tcW w:type="dxa" w:w="1814"/>
+          </w:tcPr>
+          <w:p>
+            <w:r/>
+            <w:r>
+              <w:rPr>
+                <w:rFonts w:ascii="맑은 고딕" w:hAnsi="맑은 고딕" w:eastAsia="맑은 고딕"/>
+                <w:b w:val="0"/>
+                <w:sz w:val="18"/>
+              </w:rPr>
+              <w:t>해당 없음</w:t>
+            </w:r>
+          </w:p>
+        </w:tc>
+        <w:tc>
+          <w:tcPr>
+            <w:tcW w:type="dxa" w:w="1814"/>
+          </w:tcPr>
+          <w:p>
+            <w:r/>
+            <w:r>
+              <w:rPr>
+                <w:rFonts w:ascii="맑은 고딕" w:hAnsi="맑은 고딕" w:eastAsia="맑은 고딕"/>
+                <w:b w:val="0"/>
+                <w:sz w:val="18"/>
+              </w:rPr>
+              <w:t>판매가 늘수록 손실이 커진다.</w:t>
+            </w:r>
+          </w:p>
+        </w:tc>
+      </w:tr>
+      <w:tr>
+        <w:tc>
+          <w:tcPr>
+            <w:tcW w:type="dxa" w:w="1814"/>
+          </w:tcPr>
+          <w:p>
+            <w:r/>
+            <w:r>
+              <w:rPr>
+                <w:rFonts w:ascii="맑은 고딕" w:hAnsi="맑은 고딕" w:eastAsia="맑은 고딕"/>
+                <w:b w:val="0"/>
+                <w:sz w:val="18"/>
+              </w:rPr>
+              <w:t>35,000원</w:t>
+            </w:r>
+          </w:p>
+        </w:tc>
+        <w:tc>
+          <w:tcPr>
+            <w:tcW w:type="dxa" w:w="1814"/>
+          </w:tcPr>
+          <w:p>
+            <w:r/>
+            <w:r>
+              <w:rPr>
+                <w:rFonts w:ascii="맑은 고딕" w:hAnsi="맑은 고딕" w:eastAsia="맑은 고딕"/>
+                <w:b w:val="0"/>
+                <w:sz w:val="18"/>
+              </w:rPr>
+              <w:t>-12,251원</w:t>
+            </w:r>
+          </w:p>
+        </w:tc>
+        <w:tc>
+          <w:tcPr>
+            <w:tcW w:type="dxa" w:w="1814"/>
+          </w:tcPr>
+          <w:p>
+            <w:r/>
+            <w:r>
+              <w:rPr>
+                <w:rFonts w:ascii="맑은 고딕" w:hAnsi="맑은 고딕" w:eastAsia="맑은 고딕"/>
+                <w:b w:val="0"/>
+                <w:sz w:val="18"/>
+              </w:rPr>
+              <w:t>성립하지 않는다.</w:t>
+            </w:r>
+          </w:p>
+        </w:tc>
+        <w:tc>
+          <w:tcPr>
+            <w:tcW w:type="dxa" w:w="1814"/>
+          </w:tcPr>
+          <w:p>
+            <w:r/>
+            <w:r>
+              <w:rPr>
+                <w:rFonts w:ascii="맑은 고딕" w:hAnsi="맑은 고딕" w:eastAsia="맑은 고딕"/>
+                <w:b w:val="0"/>
+                <w:sz w:val="18"/>
+              </w:rPr>
+              <w:t>해당 없음</w:t>
+            </w:r>
+          </w:p>
+        </w:tc>
+        <w:tc>
+          <w:tcPr>
+            <w:tcW w:type="dxa" w:w="1814"/>
+          </w:tcPr>
+          <w:p>
+            <w:r/>
+            <w:r>
+              <w:rPr>
+                <w:rFonts w:ascii="맑은 고딕" w:hAnsi="맑은 고딕" w:eastAsia="맑은 고딕"/>
+                <w:b w:val="0"/>
+                <w:sz w:val="18"/>
+              </w:rPr>
+              <w:t>판매가 늘수록 손실이 커진다.</w:t>
+            </w:r>
+          </w:p>
+        </w:tc>
+      </w:tr>
+      <w:tr>
+        <w:tc>
+          <w:tcPr>
+            <w:tcW w:type="dxa" w:w="1814"/>
+          </w:tcPr>
+          <w:p>
+            <w:r/>
+            <w:r>
+              <w:rPr>
+                <w:rFonts w:ascii="맑은 고딕" w:hAnsi="맑은 고딕" w:eastAsia="맑은 고딕"/>
+                <w:b w:val="0"/>
+                <w:sz w:val="18"/>
+              </w:rPr>
+              <w:t>40,000원</w:t>
+            </w:r>
+          </w:p>
+        </w:tc>
+        <w:tc>
+          <w:tcPr>
+            <w:tcW w:type="dxa" w:w="1814"/>
+          </w:tcPr>
+          <w:p>
+            <w:r/>
+            <w:r>
+              <w:rPr>
+                <w:rFonts w:ascii="맑은 고딕" w:hAnsi="맑은 고딕" w:eastAsia="맑은 고딕"/>
+                <w:b w:val="0"/>
+                <w:sz w:val="18"/>
+              </w:rPr>
+              <w:t>-17,251원</w:t>
+            </w:r>
+          </w:p>
+        </w:tc>
+        <w:tc>
+          <w:tcPr>
+            <w:tcW w:type="dxa" w:w="1814"/>
+          </w:tcPr>
+          <w:p>
+            <w:r/>
+            <w:r>
+              <w:rPr>
+                <w:rFonts w:ascii="맑은 고딕" w:hAnsi="맑은 고딕" w:eastAsia="맑은 고딕"/>
+                <w:b w:val="0"/>
+                <w:sz w:val="18"/>
+              </w:rPr>
+              <w:t>성립하지 않는다.</w:t>
+            </w:r>
+          </w:p>
+        </w:tc>
+        <w:tc>
+          <w:tcPr>
+            <w:tcW w:type="dxa" w:w="1814"/>
+          </w:tcPr>
+          <w:p>
+            <w:r/>
+            <w:r>
+              <w:rPr>
+                <w:rFonts w:ascii="맑은 고딕" w:hAnsi="맑은 고딕" w:eastAsia="맑은 고딕"/>
+                <w:b w:val="0"/>
+                <w:sz w:val="18"/>
+              </w:rPr>
+              <w:t>해당 없음</w:t>
+            </w:r>
+          </w:p>
+        </w:tc>
+        <w:tc>
+          <w:tcPr>
+            <w:tcW w:type="dxa" w:w="1814"/>
+          </w:tcPr>
+          <w:p>
+            <w:r/>
+            <w:r>
+              <w:rPr>
+                <w:rFonts w:ascii="맑은 고딕" w:hAnsi="맑은 고딕" w:eastAsia="맑은 고딕"/>
+                <w:b w:val="0"/>
+                <w:sz w:val="18"/>
+              </w:rPr>
+              <w:t>판매가 늘수록 손실이 커진다.</w:t>
+            </w:r>
+          </w:p>
+        </w:tc>
+      </w:tr>
+    </w:tbl>
+    <w:p>
       <w:pPr>
         <w:jc w:val="center"/>
         <w:spacing w:before="120" w:after="60"/>
@@ -4126,16 +5881,16 @@
           <wp:inline xmlns:wp="http://schemas.openxmlformats.org/drawingml/2006/wordprocessingDrawing" distT="0" distB="0" distL="0" distR="0">
             <wp:extent cx="5669280" cy="3307080"/>
             <wp:effectExtent l="0" t="0" r="0" b="0"/>
-            <wp:docPr id="903" name="그림 3"/>
+            <wp:docPr id="904" name="그림 4"/>
             <a:graphic xmlns:a="http://schemas.openxmlformats.org/drawingml/2006/main">
               <a:graphicData uri="http://schemas.openxmlformats.org/drawingml/2006/picture">
                 <pic:pic xmlns:pic="http://schemas.openxmlformats.org/drawingml/2006/picture">
                   <pic:nvPicPr>
-                    <pic:cNvPr id="903" name="그림 3"/>
+                    <pic:cNvPr id="904" name="그림 4"/>
                     <pic:cNvPicPr/>
                   </pic:nvPicPr>
                   <pic:blipFill>
-                    <a:blip xmlns:r="http://schemas.openxmlformats.org/officeDocument/2006/relationships" r:embed="rIdIMG503"/>
+                    <a:blip xmlns:r="http://schemas.openxmlformats.org/officeDocument/2006/relationships" r:embed="rIdIMG504"/>
                     <a:stretch>
                       <a:fillRect/>
                     </a:stretch>
@@ -4203,7 +5958,472 @@
           <w:szCs w:val="20"/>
           <w:rtl w:val="0"/>
         </w:rPr>
+        <w:t xml:space="preserve">기여이익Ⅱ는 m - C이며, 양수일 때만 연 손익분기를 F ÷ (m - C)의 올림으로 계산한다. CAC가 반올림 전 기여이익Ⅰ에 가까워질수록 필요한 판매량이 증가하며, 같은 금액에 도달하면 손익분기가 성립하지 않는다. 월 평균은 연 손익분기를 12로 나눠 올림한 값으로 계절성을 반영한 예측은 아니다.</w:t>
+      </w:r>
+    </w:p>
+    <w:p>
+      <w:pPr>
+        <w:widowControl w:val="0"/>
+        <w:spacing w:after="60" w:line="264" w:lineRule="auto"/>
+        <w:ind w:left="720"/>
+        <w:jc w:val="both"/>
+      </w:pPr>
+      <w:r>
+        <w:rPr>
+          <w:rFonts w:ascii="Malgun Gothic" w:cs="Malgun Gothic" w:eastAsia="Malgun Gothic" w:hAnsi="Malgun Gothic"/>
+          <w:sz w:val="20"/>
+          <w:szCs w:val="20"/>
+          <w:rtl w:val="0"/>
+        </w:rPr>
         <w:t xml:space="preserve">획득 시나리오의 연 1,200건은 커뮤니티, 콘텐츠·검색, 숙박·체험 소개 세 채널에서 각 400건을 확보하고 획득비 1,440만원을 쓰는 가정이다. CAC는 14,400,000 ÷ 1,200 = 12,000원이다. 이 판매량에서는 CAC가 0원이어도 고정비를 회수하지 못한다. 따라서 파일럿에서는 판매량 확대가 가능한 채널과 실제 제공 원가를 우선 측정한다.</w:t>
+      </w:r>
+    </w:p>
+    <w:p>
+      <w:r>
+        <w:rPr>
+          <w:rFonts w:ascii="맑은 고딕" w:hAnsi="맑은 고딕"/>
+          <w:b/>
+          <w:sz w:val="20"/>
+        </w:rPr>
+        <w:t>표 8. 단위경제와 손익분기</w:t>
+      </w:r>
+    </w:p>
+    <w:tbl>
+      <w:tblPr>
+        <w:tblW w:type="auto" w:w="0"/>
+        <w:tblLook w:firstColumn="1" w:firstRow="1" w:lastColumn="0" w:lastRow="0" w:noHBand="0" w:noVBand="1" w:val="04A0"/>
+        <w:jc w:val="center"/>
+        <w:tblBorders>
+          <w:top w:val="single" w:sz="4" w:space="0" w:color="808080"/>
+          <w:left w:val="single" w:sz="4" w:space="0" w:color="808080"/>
+          <w:bottom w:val="single" w:sz="4" w:space="0" w:color="808080"/>
+          <w:right w:val="single" w:sz="4" w:space="0" w:color="808080"/>
+          <w:insideH w:val="single" w:sz="4" w:space="0" w:color="808080"/>
+          <w:insideV w:val="single" w:sz="4" w:space="0" w:color="808080"/>
+        </w:tblBorders>
+      </w:tblPr>
+      <w:tblGrid>
+        <w:gridCol w:w="1512"/>
+        <w:gridCol w:w="1512"/>
+        <w:gridCol w:w="1512"/>
+        <w:gridCol w:w="1512"/>
+        <w:gridCol w:w="1512"/>
+        <w:gridCol w:w="1512"/>
+      </w:tblGrid>
+      <w:tr>
+        <w:tc>
+          <w:tcPr>
+            <w:tcW w:type="dxa" w:w="1512"/>
+            <w:shd w:val="clear" w:color="auto" w:fill="DDE7F0"/>
+          </w:tcPr>
+          <w:p>
+            <w:r/>
+            <w:r>
+              <w:rPr>
+                <w:rFonts w:ascii="맑은 고딕" w:hAnsi="맑은 고딕" w:eastAsia="맑은 고딕"/>
+                <w:b/>
+                <w:sz w:val="18"/>
+              </w:rPr>
+              <w:t>기준 상품 하방 시나리오</w:t>
+            </w:r>
+          </w:p>
+        </w:tc>
+        <w:tc>
+          <w:tcPr>
+            <w:tcW w:type="dxa" w:w="1512"/>
+            <w:shd w:val="clear" w:color="auto" w:fill="DDE7F0"/>
+          </w:tcPr>
+          <w:p>
+            <w:r/>
+            <w:r>
+              <w:rPr>
+                <w:rFonts w:ascii="맑은 고딕" w:hAnsi="맑은 고딕" w:eastAsia="맑은 고딕"/>
+                <w:b/>
+                <w:sz w:val="18"/>
+              </w:rPr>
+              <w:t>획득 건수</w:t>
+            </w:r>
+          </w:p>
+        </w:tc>
+        <w:tc>
+          <w:tcPr>
+            <w:tcW w:type="dxa" w:w="1512"/>
+            <w:shd w:val="clear" w:color="auto" w:fill="DDE7F0"/>
+          </w:tcPr>
+          <w:p>
+            <w:r/>
+            <w:r>
+              <w:rPr>
+                <w:rFonts w:ascii="맑은 고딕" w:hAnsi="맑은 고딕" w:eastAsia="맑은 고딕"/>
+                <w:b/>
+                <w:sz w:val="18"/>
+              </w:rPr>
+              <w:t>획득지출</w:t>
+            </w:r>
+          </w:p>
+        </w:tc>
+        <w:tc>
+          <w:tcPr>
+            <w:tcW w:type="dxa" w:w="1512"/>
+            <w:shd w:val="clear" w:color="auto" w:fill="DDE7F0"/>
+          </w:tcPr>
+          <w:p>
+            <w:r/>
+            <w:r>
+              <w:rPr>
+                <w:rFonts w:ascii="맑은 고딕" w:hAnsi="맑은 고딕" w:eastAsia="맑은 고딕"/>
+                <w:b/>
+                <w:sz w:val="18"/>
+              </w:rPr>
+              <w:t>CAC</w:t>
+            </w:r>
+          </w:p>
+        </w:tc>
+        <w:tc>
+          <w:tcPr>
+            <w:tcW w:type="dxa" w:w="1512"/>
+            <w:shd w:val="clear" w:color="auto" w:fill="DDE7F0"/>
+          </w:tcPr>
+          <w:p>
+            <w:r/>
+            <w:r>
+              <w:rPr>
+                <w:rFonts w:ascii="맑은 고딕" w:hAnsi="맑은 고딕" w:eastAsia="맑은 고딕"/>
+                <w:b/>
+                <w:sz w:val="18"/>
+              </w:rPr>
+              <w:t>기여이익Ⅱ</w:t>
+            </w:r>
+          </w:p>
+        </w:tc>
+        <w:tc>
+          <w:tcPr>
+            <w:tcW w:type="dxa" w:w="1512"/>
+            <w:shd w:val="clear" w:color="auto" w:fill="DDE7F0"/>
+          </w:tcPr>
+          <w:p>
+            <w:r/>
+            <w:r>
+              <w:rPr>
+                <w:rFonts w:ascii="맑은 고딕" w:hAnsi="맑은 고딕" w:eastAsia="맑은 고딕"/>
+                <w:b/>
+                <w:sz w:val="18"/>
+              </w:rPr>
+              <w:t>조건부 연 손익</w:t>
+            </w:r>
+          </w:p>
+        </w:tc>
+      </w:tr>
+      <w:tr>
+        <w:tc>
+          <w:tcPr>
+            <w:tcW w:type="dxa" w:w="1512"/>
+          </w:tcPr>
+          <w:p>
+            <w:r/>
+            <w:r>
+              <w:rPr>
+                <w:rFonts w:ascii="맑은 고딕" w:hAnsi="맑은 고딕" w:eastAsia="맑은 고딕"/>
+                <w:b w:val="0"/>
+                <w:sz w:val="18"/>
+              </w:rPr>
+              <w:t>검증 전 획득 시나리오</w:t>
+            </w:r>
+          </w:p>
+        </w:tc>
+        <w:tc>
+          <w:tcPr>
+            <w:tcW w:type="dxa" w:w="1512"/>
+          </w:tcPr>
+          <w:p>
+            <w:r/>
+            <w:r>
+              <w:rPr>
+                <w:rFonts w:ascii="맑은 고딕" w:hAnsi="맑은 고딕" w:eastAsia="맑은 고딕"/>
+                <w:b w:val="0"/>
+                <w:sz w:val="18"/>
+              </w:rPr>
+              <w:t>1,200건</w:t>
+            </w:r>
+          </w:p>
+        </w:tc>
+        <w:tc>
+          <w:tcPr>
+            <w:tcW w:type="dxa" w:w="1512"/>
+          </w:tcPr>
+          <w:p>
+            <w:r/>
+            <w:r>
+              <w:rPr>
+                <w:rFonts w:ascii="맑은 고딕" w:hAnsi="맑은 고딕" w:eastAsia="맑은 고딕"/>
+                <w:b w:val="0"/>
+                <w:sz w:val="18"/>
+              </w:rPr>
+              <w:t>14,400,000원</w:t>
+            </w:r>
+          </w:p>
+        </w:tc>
+        <w:tc>
+          <w:tcPr>
+            <w:tcW w:type="dxa" w:w="1512"/>
+          </w:tcPr>
+          <w:p>
+            <w:r/>
+            <w:r>
+              <w:rPr>
+                <w:rFonts w:ascii="맑은 고딕" w:hAnsi="맑은 고딕" w:eastAsia="맑은 고딕"/>
+                <w:b w:val="0"/>
+                <w:sz w:val="18"/>
+              </w:rPr>
+              <w:t>12,000원</w:t>
+            </w:r>
+          </w:p>
+        </w:tc>
+        <w:tc>
+          <w:tcPr>
+            <w:tcW w:type="dxa" w:w="1512"/>
+          </w:tcPr>
+          <w:p>
+            <w:r/>
+            <w:r>
+              <w:rPr>
+                <w:rFonts w:ascii="맑은 고딕" w:hAnsi="맑은 고딕" w:eastAsia="맑은 고딕"/>
+                <w:b w:val="0"/>
+                <w:sz w:val="18"/>
+              </w:rPr>
+              <w:t>10,749원</w:t>
+            </w:r>
+          </w:p>
+        </w:tc>
+        <w:tc>
+          <w:tcPr>
+            <w:tcW w:type="dxa" w:w="1512"/>
+          </w:tcPr>
+          <w:p>
+            <w:r/>
+            <w:r>
+              <w:rPr>
+                <w:rFonts w:ascii="맑은 고딕" w:hAnsi="맑은 고딕" w:eastAsia="맑은 고딕"/>
+                <w:b w:val="0"/>
+                <w:sz w:val="18"/>
+              </w:rPr>
+              <w:t>-167,101,091원</w:t>
+            </w:r>
+          </w:p>
+        </w:tc>
+      </w:tr>
+      <w:tr>
+        <w:tc>
+          <w:tcPr>
+            <w:tcW w:type="dxa" w:w="1512"/>
+          </w:tcPr>
+          <w:p>
+            <w:r/>
+            <w:r>
+              <w:rPr>
+                <w:rFonts w:ascii="맑은 고딕" w:hAnsi="맑은 고딕" w:eastAsia="맑은 고딕"/>
+                <w:b w:val="0"/>
+                <w:sz w:val="18"/>
+              </w:rPr>
+              <w:t>획득 건수 절반·획득지출 유지</w:t>
+            </w:r>
+          </w:p>
+        </w:tc>
+        <w:tc>
+          <w:tcPr>
+            <w:tcW w:type="dxa" w:w="1512"/>
+          </w:tcPr>
+          <w:p>
+            <w:r/>
+            <w:r>
+              <w:rPr>
+                <w:rFonts w:ascii="맑은 고딕" w:hAnsi="맑은 고딕" w:eastAsia="맑은 고딕"/>
+                <w:b w:val="0"/>
+                <w:sz w:val="18"/>
+              </w:rPr>
+              <w:t>600건</w:t>
+            </w:r>
+          </w:p>
+        </w:tc>
+        <w:tc>
+          <w:tcPr>
+            <w:tcW w:type="dxa" w:w="1512"/>
+          </w:tcPr>
+          <w:p>
+            <w:r/>
+            <w:r>
+              <w:rPr>
+                <w:rFonts w:ascii="맑은 고딕" w:hAnsi="맑은 고딕" w:eastAsia="맑은 고딕"/>
+                <w:b w:val="0"/>
+                <w:sz w:val="18"/>
+              </w:rPr>
+              <w:t>14,400,000원</w:t>
+            </w:r>
+          </w:p>
+        </w:tc>
+        <w:tc>
+          <w:tcPr>
+            <w:tcW w:type="dxa" w:w="1512"/>
+          </w:tcPr>
+          <w:p>
+            <w:r/>
+            <w:r>
+              <w:rPr>
+                <w:rFonts w:ascii="맑은 고딕" w:hAnsi="맑은 고딕" w:eastAsia="맑은 고딕"/>
+                <w:b w:val="0"/>
+                <w:sz w:val="18"/>
+              </w:rPr>
+              <w:t>24,000원</w:t>
+            </w:r>
+          </w:p>
+        </w:tc>
+        <w:tc>
+          <w:tcPr>
+            <w:tcW w:type="dxa" w:w="1512"/>
+          </w:tcPr>
+          <w:p>
+            <w:r/>
+            <w:r>
+              <w:rPr>
+                <w:rFonts w:ascii="맑은 고딕" w:hAnsi="맑은 고딕" w:eastAsia="맑은 고딕"/>
+                <w:b w:val="0"/>
+                <w:sz w:val="18"/>
+              </w:rPr>
+              <w:t>-1,251원</w:t>
+            </w:r>
+          </w:p>
+        </w:tc>
+        <w:tc>
+          <w:tcPr>
+            <w:tcW w:type="dxa" w:w="1512"/>
+          </w:tcPr>
+          <w:p>
+            <w:r/>
+            <w:r>
+              <w:rPr>
+                <w:rFonts w:ascii="맑은 고딕" w:hAnsi="맑은 고딕" w:eastAsia="맑은 고딕"/>
+                <w:b w:val="0"/>
+                <w:sz w:val="18"/>
+              </w:rPr>
+              <w:t>-180,750,545원</w:t>
+            </w:r>
+          </w:p>
+        </w:tc>
+      </w:tr>
+      <w:tr>
+        <w:tc>
+          <w:tcPr>
+            <w:tcW w:type="dxa" w:w="1512"/>
+          </w:tcPr>
+          <w:p>
+            <w:r/>
+            <w:r>
+              <w:rPr>
+                <w:rFonts w:ascii="맑은 고딕" w:hAnsi="맑은 고딕" w:eastAsia="맑은 고딕"/>
+                <w:b w:val="0"/>
+                <w:sz w:val="18"/>
+              </w:rPr>
+              <w:t>첫해 판매기간 6개월·CAC 유지</w:t>
+            </w:r>
+          </w:p>
+        </w:tc>
+        <w:tc>
+          <w:tcPr>
+            <w:tcW w:type="dxa" w:w="1512"/>
+          </w:tcPr>
+          <w:p>
+            <w:r/>
+            <w:r>
+              <w:rPr>
+                <w:rFonts w:ascii="맑은 고딕" w:hAnsi="맑은 고딕" w:eastAsia="맑은 고딕"/>
+                <w:b w:val="0"/>
+                <w:sz w:val="18"/>
+              </w:rPr>
+              <w:t>600건</w:t>
+            </w:r>
+          </w:p>
+        </w:tc>
+        <w:tc>
+          <w:tcPr>
+            <w:tcW w:type="dxa" w:w="1512"/>
+          </w:tcPr>
+          <w:p>
+            <w:r/>
+            <w:r>
+              <w:rPr>
+                <w:rFonts w:ascii="맑은 고딕" w:hAnsi="맑은 고딕" w:eastAsia="맑은 고딕"/>
+                <w:b w:val="0"/>
+                <w:sz w:val="18"/>
+              </w:rPr>
+              <w:t>7,200,000원</w:t>
+            </w:r>
+          </w:p>
+        </w:tc>
+        <w:tc>
+          <w:tcPr>
+            <w:tcW w:type="dxa" w:w="1512"/>
+          </w:tcPr>
+          <w:p>
+            <w:r/>
+            <w:r>
+              <w:rPr>
+                <w:rFonts w:ascii="맑은 고딕" w:hAnsi="맑은 고딕" w:eastAsia="맑은 고딕"/>
+                <w:b w:val="0"/>
+                <w:sz w:val="18"/>
+              </w:rPr>
+              <w:t>12,000원</w:t>
+            </w:r>
+          </w:p>
+        </w:tc>
+        <w:tc>
+          <w:tcPr>
+            <w:tcW w:type="dxa" w:w="1512"/>
+          </w:tcPr>
+          <w:p>
+            <w:r/>
+            <w:r>
+              <w:rPr>
+                <w:rFonts w:ascii="맑은 고딕" w:hAnsi="맑은 고딕" w:eastAsia="맑은 고딕"/>
+                <w:b w:val="0"/>
+                <w:sz w:val="18"/>
+              </w:rPr>
+              <w:t>10,749원</w:t>
+            </w:r>
+          </w:p>
+        </w:tc>
+        <w:tc>
+          <w:tcPr>
+            <w:tcW w:type="dxa" w:w="1512"/>
+          </w:tcPr>
+          <w:p>
+            <w:r/>
+            <w:r>
+              <w:rPr>
+                <w:rFonts w:ascii="맑은 고딕" w:hAnsi="맑은 고딕" w:eastAsia="맑은 고딕"/>
+                <w:b w:val="0"/>
+                <w:sz w:val="18"/>
+              </w:rPr>
+              <w:t>-173,550,545원</w:t>
+            </w:r>
+          </w:p>
+        </w:tc>
+      </w:tr>
+    </w:tbl>
+    <w:p>
+      <w:pPr>
+        <w:widowControl w:val="0"/>
+        <w:spacing w:after="60" w:line="264" w:lineRule="auto"/>
+        <w:ind w:left="720"/>
+        <w:jc w:val="both"/>
+      </w:pPr>
+      <w:r>
+        <w:rPr>
+          <w:rFonts w:ascii="Malgun Gothic" w:cs="Malgun Gothic" w:eastAsia="Malgun Gothic" w:hAnsi="Malgun Gothic"/>
+          <w:sz w:val="20"/>
+          <w:szCs w:val="20"/>
+          <w:rtl w:val="0"/>
+        </w:rPr>
+        <w:t xml:space="preserve">하방 손익은 연 고정비 180,000,000원을 전액 반영한 이자·법인세 전 조건부 계산이다. 첫해 판매기간을 6개월로 제한하면 영업손실 충당 173,550,545원, 일회성 예산 20,000,000원, 예비 운전자금 30,000,000원을 합한 필요자금 근사치는 223,550,545원이다. 일회성 예산에는 실증 현금 한도 5,000,000원을 포함하므로 중복 가산하지 않는다. 정산·세금 시차를 단순화한 값이며 월별 현금계획은 별도로 수립한다. 기준 상품의 비용 악화 예산은 아직 확보하지 않아 별도로 계산하지 않는다.</w:t>
       </w:r>
     </w:p>
     <w:p>
@@ -4309,16 +6529,16 @@
           <wp:inline xmlns:wp="http://schemas.openxmlformats.org/drawingml/2006/wordprocessingDrawing" distT="0" distB="0" distL="0" distR="0">
             <wp:extent cx="3895959" cy="7111672"/>
             <wp:effectExtent l="0" t="0" r="0" b="0"/>
-            <wp:docPr id="904" name="그림 4"/>
+            <wp:docPr id="905" name="그림 5"/>
             <a:graphic xmlns:a="http://schemas.openxmlformats.org/drawingml/2006/main">
               <a:graphicData uri="http://schemas.openxmlformats.org/drawingml/2006/picture">
                 <pic:pic xmlns:pic="http://schemas.openxmlformats.org/drawingml/2006/picture">
                   <pic:nvPicPr>
-                    <pic:cNvPr id="904" name="그림 4"/>
+                    <pic:cNvPr id="905" name="그림 5"/>
                     <pic:cNvPicPr/>
                   </pic:nvPicPr>
                   <pic:blipFill>
-                    <a:blip xmlns:r="http://schemas.openxmlformats.org/officeDocument/2006/relationships" r:embed="rIdIMG504"/>
+                    <a:blip xmlns:r="http://schemas.openxmlformats.org/officeDocument/2006/relationships" r:embed="rIdIMG505"/>
                     <a:stretch>
                       <a:fillRect/>
                     </a:stretch>
@@ -4362,7 +6582,7 @@
           <w:b/>
           <w:sz w:val="20"/>
         </w:rPr>
-        <w:t>표 7. 시스템 구성 기획</w:t>
+        <w:t>표 9. 시스템 구성 기획</w:t>
       </w:r>
     </w:p>
     <w:tbl>
@@ -4902,16 +7122,16 @@
           <wp:inline xmlns:wp="http://schemas.openxmlformats.org/drawingml/2006/wordprocessingDrawing" distT="0" distB="0" distL="0" distR="0">
             <wp:extent cx="3733627" cy="7111672"/>
             <wp:effectExtent l="0" t="0" r="0" b="0"/>
-            <wp:docPr id="905" name="그림 5"/>
+            <wp:docPr id="906" name="그림 6"/>
             <a:graphic xmlns:a="http://schemas.openxmlformats.org/drawingml/2006/main">
               <a:graphicData uri="http://schemas.openxmlformats.org/drawingml/2006/picture">
                 <pic:pic xmlns:pic="http://schemas.openxmlformats.org/drawingml/2006/picture">
                   <pic:nvPicPr>
-                    <pic:cNvPr id="905" name="그림 5"/>
+                    <pic:cNvPr id="906" name="그림 6"/>
                     <pic:cNvPicPr/>
                   </pic:nvPicPr>
                   <pic:blipFill>
-                    <a:blip xmlns:r="http://schemas.openxmlformats.org/officeDocument/2006/relationships" r:embed="rIdIMG505"/>
+                    <a:blip xmlns:r="http://schemas.openxmlformats.org/officeDocument/2006/relationships" r:embed="rIdIMG506"/>
                     <a:stretch>
                       <a:fillRect/>
                     </a:stretch>
@@ -5203,7 +7423,7 @@
           <w:b/>
           <w:sz w:val="20"/>
         </w:rPr>
-        <w:t>표 8. 데이터 수집 전략</w:t>
+        <w:t>표 10. 데이터 수집 전략</w:t>
       </w:r>
     </w:p>
     <w:tbl>
@@ -6342,7 +8562,7 @@
           <w:b/>
           <w:sz w:val="20"/>
         </w:rPr>
-        <w:t>표 9. 역할분담(R&amp;R)</w:t>
+        <w:t>표 11. 역할분담(R&amp;R)</w:t>
       </w:r>
     </w:p>
     <w:tbl>
@@ -6922,7 +9142,7 @@
           <w:b/>
           <w:sz w:val="20"/>
         </w:rPr>
-        <w:t>표 10. 역할분담(R&amp;R)</w:t>
+        <w:t>표 12. 역할분담(R&amp;R)</w:t>
       </w:r>
     </w:p>
     <w:tbl>

--- a/program/산출물양식/w2/제출본/[기획] 프로젝트 기획서_2차_여행.docx
+++ b/program/산출물양식/w2/제출본/[기획] 프로젝트 기획서_2차_여행.docx
@@ -1216,7 +1216,7 @@
           <w:szCs w:val="20"/>
           <w:rtl w:val="0"/>
         </w:rPr>
-        <w:t xml:space="preserve">기준 상품은 서울, 최대 7일, 최대 4인, 팀당 49,000원(VAT 포함)이다. 알림과 여행계획서 링크는 고객이 선택한 언어로 생성해 보낸다. 지원 언어 목록은 미리 고정하지 않으며, 고객이 선택하지 않으면 한국어와 영어를 사용한다. 시각, 날짜, 금액, 고유명사, 예약번호는 번역하지 않고 원값을 유지한다. 개인 에이전트용 API는 한국어 결과를 제공하며, 연결된 에이전트가 고객 언어로 번역한다.</w:t>
+        <w:t>기준 상품은 서울, 최대 7일, 최대 4인, 팀당 49,000원(VAT 포함)이다. 알림 문구와 여행계획서 링크에서 보여 주는 내용은 고객이 선택한 언어로 생성한다. 지원 언어 목록은 미리 고정하지 않으며, 고객이 선택하지 않으면 한국어와 영어를 사용한다. 시각, 날짜, 금액, 고유명사, 예약번호는 번역하지 않고 원값을 유지한다. 개인 에이전트용 API는 한국어 결과를 제공하며, 연결된 에이전트가 고객 언어로 번역한다.</w:t>
       </w:r>
     </w:p>
     <w:p>
@@ -1250,7 +1250,7 @@
           <w:szCs w:val="20"/>
           <w:rtl w:val="0"/>
         </w:rPr>
-        <w:t xml:space="preserve">프로젝트는 2026-10-26 최종 검토까지 실증에 필요한 개발과 구매 검증 준비를 마친다. 개발 단계의 현금 상한은 500만원, 인력은 기존 팀원 6명, 공수는 720시간이다. 완료 기준은 자동 시험 20개, 아키텍처 시험 4개, 측정 2개로 구성한 DoD 26개다. 최종 검토에서 항목별 충족 여부를 공개한다. 이후 유료 현장 실증은 완료 여행 20~30팀을 목표로 결제, 사용, 환불, 지원을 측정한다. 실측 기여이익Ⅱ가 양수이면 상용 확장을 검토한다.</w:t>
+        <w:t>프로젝트는 2026-10-26 최종 검토까지 실증에 필요한 개발과 구매 검증 준비를 마친다. 개발 단계의 현금 상한은 500만원, 인력은 기존 팀원 6명, 공수는 720시간이다. 완료 기준은 자동 시험 20개, 아키텍처 시험 4개, 측정 2개로 구성한 검증 항목 26개다. 최종 검토에서 항목별 충족 여부를 공개한다. 이후 유료 현장 실증은 완료 여행 20~30팀을 목표로 결제, 사용, 환불, 지원을 측정한다. 실측 기여이익Ⅱ가 양수이면 상용 확장을 검토한다.</w:t>
       </w:r>
     </w:p>
     <w:p>
@@ -1793,14 +1793,15 @@
             <w:tcW w:type="dxa" w:w="2268"/>
           </w:tcPr>
           <w:p>
-            <w:r/>
-            <w:r>
-              <w:rPr>
-                <w:rFonts w:ascii="맑은 고딕" w:hAnsi="맑은 고딕" w:eastAsia="맑은 고딕"/>
-                <w:b w:val="0"/>
-                <w:sz w:val="18"/>
-              </w:rPr>
-              <w:t>상품 취급 지점, 재고 상태</w:t>
+            <w:r>
+              <w:t>상품 취급 지점 정보. 재고 상태는 초기 구현의 판정 입력에서 제외한다.</w:t>
+            </w:r>
+            <w:r>
+              <w:rPr>
+                <w:rFonts w:ascii="맑은 고딕" w:hAnsi="맑은 고딕" w:eastAsia="맑은 고딕"/>
+                <w:b w:val="0"/>
+                <w:sz w:val="18"/>
+              </w:rPr>
             </w:r>
           </w:p>
         </w:tc>
@@ -1930,7 +1931,7 @@
           <w:szCs w:val="20"/>
           <w:rtl w:val="0"/>
         </w:rPr>
-        <w:t xml:space="preserve">고객 성과는 네 가지로 측정한다. 최종 적용 일정의 필수 조건 위반 0건, 다음 행동 결정까지 고객 작업 시간의 기존 방식 대비 중앙값 30% 감소, 확정 여부·다음 행동·업체 미완료 상태에 대한 이해도 90% 이상, 업체 인계 시 같은 정보의 반복 제출 중앙값 1회 이하를 목표로 한다. 작업 시간 감소율은 (기존 시간 - 당사 이용 시간) ÷ 기존 시간, 이해도는 정답 문항 수 ÷ 전체 확인 문항 수로 계산한다. 최근 여행 변경을 겪은 인바운드 여행자를 인터뷰해 손실, 이용 포기, 가격 거절 사유를 기록한다.</w:t>
+        <w:t>고객 성과는 네 가지로 측정한다. 최종 적용 일정의 필수 조건 위반 0건, 다음 행동을 결정하기까지 걸리는 고객 작업 시간의 중앙값을 기존 방식 대비 30% 단축, 확정 여부·다음 행동·업체 미완료 상태에 대한 이해도 90% 이상, 업체 인계 시 같은 정보의 반복 제출 중앙값 1회 이하를 목표로 한다. 작업 시간 감소율은 (기존 시간 - 당사 이용 시간) ÷ 기존 시간, 이해도는 정답 문항 수 ÷ 전체 확인 문항 수로 계산한다. 최근 여행 변경을 겪은 인바운드 여행자를 인터뷰해 손실, 이용 포기, 가격 거절 사유를 기록한다.</w:t>
       </w:r>
     </w:p>
     <w:p>
@@ -2819,7 +2820,7 @@
           <w:szCs w:val="20"/>
           <w:rtl w:val="0"/>
         </w:rPr>
-        <w:t xml:space="preserve">기본 수익모델은 여행 대표자에게 공동 일정 관리 이용권을 판매하는 방식이다. 개인 에이전트는 서비스 이용 경로이며, 구매자는 여행 대표자다. 대표 고객인 대만인 친구 2명은 인당 49,000 ÷ 2 = 24,500원, 최대 인원 4명은 인당 12,250원을 부담한다. 에이전트 사업자 대상 판매는 기본료에 일정 여행량을 포함하고 초과분을 종량 과금하는 방식으로 검토한다. 숙박·체험 사업자는 고객 소개 채널로 검토하며, 소개 보상은 고객 획득비(CAC)에 포함한다.</w:t>
+        <w:t>기본 수익모델은 여행 대표자에게 공동 일정 관리 이용권을 판매하는 방식이다. 개인 에이전트는 서비스 이용 경로이며, 구매자는 여행 대표자다. 대표 고객인 대만인 친구 2명은 인당 49,000 ÷ 2 = 24,500원, 최대 인원 4명은 인당 12,250원을 부담한다. 에이전트 사업자 대상 판매는 기본료에 정해진 여행 건수를 포함하고 초과분은 건수에 따라 과금하는 방식으로 검토한다. 숙박·체험 사업자는 고객 소개 채널로 검토하며, 소개 보상은 고객 획득비(CAC)에 포함한다.</w:t>
       </w:r>
     </w:p>
     <w:p>
@@ -5941,7 +5942,7 @@
           <w:szCs w:val="20"/>
           <w:rtl w:val="0"/>
         </w:rPr>
-        <w:t xml:space="preserve">연간 손익은 Q × (m - C) - F로 계산한다. Q는 연간 판매량, F는 연간 고정비 1억 8천만원이다. CAC가 m보다 작으면 판매 건마다 고정비를 회수하며, 판매량이 손익분기를 넘어야 조직 전체가 흑자로 전환한다.</w:t>
+        <w:t>연간 손익은 Q × (m - C) - F로 계산한다. Q는 연간 판매량, m은 여행당 기여이익Ⅰ, C는 고객 획득비(CAC), F는 연간 고정비 1억 8천만원이다. CAC가 m보다 작으면 판매 건마다 고정비를 회수하며, 판매량이 손익분기를 넘어야 조직 전체가 흑자로 전환한다.</w:t>
       </w:r>
     </w:p>
     <w:p>
@@ -6752,7 +6753,7 @@
                 <w:b w:val="0"/>
                 <w:sz w:val="18"/>
               </w:rPr>
-              <w:t>활동, 식사, 이동, 예약 인계 판정을 구현하고 숙박과 항공은 등록만 지원한다. 활동은 일정 항목을 입력받아 무예약 방문도 판정한다.</w:t>
+              <w:t>활동, 식사, 이동 판정을 MVP로 구현하고 예약 인계는 MVP 다음 단계로 둔다. 숙박과 항공은 등록만 지원한다. 활동은 일정 항목을 입력받아 무예약 방문도 판정한다.</w:t>
             </w:r>
           </w:p>
         </w:tc>
@@ -7072,7 +7073,7 @@
           <w:szCs w:val="20"/>
           <w:rtl w:val="0"/>
         </w:rPr>
-        <w:t xml:space="preserve">판정과 안내에 필요한 영업, 기상, 이동 시간, 경로 값마다 대체 소스를 지정한다. 1차 소스가 응답하지 않으면 대체 소스를 조회하고 출처와 조회 시각을 기록한다. 대체 소스도 실패하면 치명 결함으로 처리해 서버를 중단한다. 대안은 필수 조건을 위반한 후보를 제외한 뒤 하나를 선택해 적용한다. 동률일 때도 하나를 선택하며, 선택 근거와 확인 시각을 남긴다.</w:t>
+        <w:t>판정과 안내에 필요한 영업, 기상, 이동 시간, 경로 값마다 대체 소스를 지정한다. 1차 소스에서 필요한 값을 확보하지 못하면 대체 소스를 조회하고 출처와 조회 시각을 기록한다. 대체 소스도 실패하면 치명 결함으로 처리해 서버를 중단한다. 대안은 필수 조건을 위반한 후보를 제외한 뒤 하나를 선택해 적용한다. 후보의 값에 불확실성이 있거나 동률일 때도 하나를 선택하며, 선택 근거와 확인 시각을 남긴다.</w:t>
       </w:r>
     </w:p>
     <w:p>
@@ -7089,7 +7090,7 @@
           <w:szCs w:val="20"/>
           <w:rtl w:val="0"/>
         </w:rPr>
-        <w:t xml:space="preserve">알림은 세 시점에 보낸다. 첫째는 일정 변경 시점이다. 외부 일정의 최초 검증 통과, 감지 후 조정, 고객 재요청 반영을 포함한다. 여행계획서 링크는 최초 검증 통과 시 보낸다. 둘째는 여행과 하루의 시작이다. 오늘 일정과 첫 항목의 출발 시각을 안내하고, 전날 저녁에도 준비 안내를 한 번 보낸다. 셋째는 각 항목의 출발 시각이다. 출발 시각은 항목 시작 시각 - 이동 시간 - 여유로 역산하며 목적지, 출발 시각, 경로를 안내한다. 출발 전에 경로를 조회해 이동 시간과 발송 시각을 갱신하고, 출발 안내 시 다시 조회한다.</w:t>
+        <w:t>알림은 세 시점에 보낸다. 첫째는 일정 변경 시점이다. 외부 일정의 최초 검증 통과, 감지 후 조정, 고객 재요청 반영을 포함한다. 여행계획서 링크는 최초 검증 통과 시 보낸다. 둘째는 여행과 하루의 시작이다. 오늘 일정과 첫 항목의 출발 시각을 안내하고, 전날 저녁에도 준비 안내를 한 번 보낸다. 셋째는 각 항목의 출발 시각이다. 출발 시각은 항목 시작 시각 - 이동 시간 - 여유 시간으로 역산하며 목적지, 출발 시각, 경로를 안내한다. 출발 전에 경로를 조회해 이동 시간과 발송 시각을 갱신하고, 출발 안내 시 다시 조회한다.</w:t>
       </w:r>
     </w:p>
     <w:p>
@@ -7106,7 +7107,7 @@
           <w:szCs w:val="20"/>
           <w:rtl w:val="0"/>
         </w:rPr>
-        <w:t xml:space="preserve">두 번째와 세 번째 알림은 별도 처리 건이나 발송별 LLM 호출 없이 제공한다. 언어별 안내 양식은 처음 한 번 생성해 재사용하고 시각, 금액, 고유명사, 예약번호를 원값으로 채운다.</w:t>
+        <w:t>두 번째와 세 번째 알림은 별도 처리 건을 만들지 않는다. 안내 문구는 발송 시 고객이 선택한 언어로 생성하며, 같은 문구틀과 같은 언어의 조합은 처음 한 번 생성한 뒤 재사용한다. 시각, 날짜, 금액, 고유명사, 예약번호는 생성하지 않고 원값으로 채운다.</w:t>
       </w:r>
     </w:p>
     <w:p>
@@ -7182,7 +7183,7 @@
           <w:szCs w:val="20"/>
           <w:rtl w:val="0"/>
         </w:rPr>
-        <w:t xml:space="preserve">운영 목표는 중복·부분 적용·이전 버전 적용 0건, 감지 후 처리 지연 95백분위 60초 이내다. 버전이 충돌하면 재계산하고, 처리에 실패하면 담당자에게 인계한다.</w:t>
+        <w:t>운영 목표는 중복·부분 적용·이전 버전 적용 0건, 감지 후 처리 지연 95백분위 60초 이내다. 버전이 충돌하면 재계산하고, 일반 처리 실패는 담당자에게 인계한다. 필수 값을 대체 소스에서도 확보하지 못하면 서버를 중단한다.</w:t>
       </w:r>
     </w:p>
     <w:p>
@@ -7238,7 +7239,7 @@
           <w:szCs w:val="20"/>
           <w:rtl w:val="0"/>
         </w:rPr>
-        <w:t xml:space="preserve">모델링은 일정의 필수 조건을 지키고 고객의 다음 행동 결정 시간을 줄이는 데 집중한다. 계산 가능한 제약은 코드로 판정하고, LLM은 요청 해석, 대안 후보 생성, 설명, 번역에 사용한다. 안내에서는 확인한 사실과 확인하지 못한 내용을 구분한다. 자체 모델은 학습하지 않는다.</w:t>
+        <w:t>모델링은 일정의 필수 조건을 지키고 고객의 다음 행동 결정 시간을 줄이는 데 집중한다. 계산 가능한 제약은 코드로 판정하고, LLM은 요청 해석, 대안 후보 생성, 설명, 번역에 사용한다. 안내에 필요한 값은 대체 소스까지 조회해 확보하며, 대체 소스에서도 확보하지 못하면 서버를 중단한다. 자체 모델은 학습하지 않는다.</w:t>
       </w:r>
     </w:p>
     <w:p>
@@ -7272,7 +7273,7 @@
           <w:szCs w:val="20"/>
           <w:rtl w:val="0"/>
         </w:rPr>
-        <w:t xml:space="preserve">대안 조합에서는 영향받은 항목과 변경이 제한된 예약을 기준으로 후보를 생성하고, 코드로 재검증해 하나를 선택한다. 정책·인계에서는 구조화된 정책 수치와 같은 버전의 원문을 연결해 조건, 차액, 변경 링크를 제공한다. 원문과 수치가 다르면 자동 판정을 중단한다. 안내·번역에서는 정형 안내에 언어별 양식을 사용하고, 자유 문장은 검증된 사실에 근거해 생성·번역한다. 시각, 금액, 장소, 예약번호, 업체 처리 미완료 의미의 누락을 검사한다.</w:t>
+        <w:t>대안 조합에서는 영향받은 항목과 변경이 제한된 예약을 기준으로 후보를 생성하고, 코드로 재검증해 하나를 선택한다. 정책·인계에서는 구조화된 정책 수치와 같은 버전의 원문을 연결해 조건, 차액, 변경 링크를 제공한다. 원문과 수치가 다르면 자동 판정을 중단한다. 안내·번역에서는 정형 안내에 언어별 양식을 사용하고, 자유 문장은 검증된 사실에 근거해 생성·번역한다. 시각, 날짜, 금액, 고유명사, 예약번호의 누락·변경 여부와 업체 처리가 아직 완료되지 않았다는 의미의 누락 여부를 검사한다.</w:t>
       </w:r>
     </w:p>
     <w:p>
@@ -7306,7 +7307,7 @@
           <w:szCs w:val="20"/>
           <w:rtl w:val="0"/>
         </w:rPr>
-        <w:t xml:space="preserve">통과 기준은 최종 적용 일정의 조건 위반 0건, 불가능 일정 탐지 95% 이상(분모는 실제 불가 사례), 과잉 거절 10% 이하(분모는 실제 가능 사례)다. 대상이 모호할 때 되묻는 비율은 95% 이상, 불필요한 되묻기는 10% 이하로 관리한다. 소스 장애·동률 사례에서 대체 소스나 근거를 남기고 하나를 선택한 비율은 100%, 번역 중대 의미 오류는 0건, 이해도는 90% 이상을 목표로 한다.</w:t>
+        <w:t>통과 기준은 최종 적용 일정의 조건 위반 0건, 불가능 일정 탐지 95% 이상(분모는 실제 불가 사례), 과잉 거절 10% 이하(분모는 실제 가능 사례)다. 대상이 모호할 때 되묻는 비율은 95% 이상, 불필요한 되묻기는 10% 이하로 관리한다. 소스 장애·동률 사례의 대응 준수율은 100%를 목표로 한다. 소스 장애 시 대체 소스로 값을 확보하고, 대체 소스도 실패하면 서버를 중단한다. 후보 선택 시에는 불확실성이나 동률이 있어도 근거를 남기고 하나를 고른다. 번역 중대 의미 오류는 0건, 이해도는 90% 이상을 목표로 한다.</w:t>
       </w:r>
     </w:p>
     <w:p>
@@ -7323,7 +7324,7 @@
           <w:szCs w:val="20"/>
           <w:rtl w:val="0"/>
         </w:rPr>
-        <w:t xml:space="preserve">비용과 지연은 여행 전체 비용, 사람 작업 시간, 감지·처리·발행 지연의 분포로 보고한다. LLM 채점은 사람 판정과 대조하는 교정 사례 20건에서 중대 오류 누락 0건을 확인한 뒤 보조 수단으로 사용한다. 금액, 예약 충돌, 권한, 실행 범위는 코드와 사람 검수로 판정한다.</w:t>
+        <w:t>비용과 지연은 여행 전체 비용, 사람 작업 시간, 감지·처리·알림 발송 지연의 분포로 보고한다. LLM 채점은 사람 판정과 대조하는 교정 사례 20건에서 중대 오류 누락 0건을 확인한 뒤 보조 수단으로 사용한다. 금액, 예약 충돌, 권한, 실행 범위는 코드와 사람 검수로 판정한다.</w:t>
       </w:r>
     </w:p>
     <w:p>
@@ -7396,7 +7397,7 @@
           <w:szCs w:val="20"/>
           <w:rtl w:val="0"/>
         </w:rPr>
-        <w:t xml:space="preserve">데이터는 방문 시점의 상태와 판정 근거를 검증할 수 있도록 수집한다. 수집 대상은 API로 받는 현재 상태, 검색으로 찾는 적용 규정, 합성·재생 평가 자료, 구매·운영 로그다. 장소 기본정보와 방문 시점의 영업, 이동, 재고 상태를 구분해 관리한다.</w:t>
+        <w:t>데이터는 방문 시점의 상태와 판정 근거를 검증할 수 있도록 수집한다. 수집 대상은 API로 받는 현재 상태, 검색으로 찾는 적용 규정, 합성·재생 평가 자료, 구매·운영 로그다. 장소 기본정보와 방문 시점의 영업·이동 상태를 구분해 관리한다. 재고 상태는 초기 구현의 판정 입력에서 제외한다.</w:t>
       </w:r>
     </w:p>
     <w:p>
@@ -7413,7 +7414,7 @@
           <w:szCs w:val="20"/>
           <w:rtl w:val="0"/>
         </w:rPr>
-        <w:t xml:space="preserve">소스는 공개 API(기상, 관광정보, 장소, 이동), 공개 사이트 공지, 업체 정보 순으로 연결한다. 공개 API만 연결한 단계에서도 대표 시연이 가능하도록 구성한다. 확정 시나리오에 필요한 신규 소스 영역은 대기질, 실시간 운행, 도로 통제, 당일 임시휴무, 재고의 다섯 가지다.</w:t>
+        <w:t>소스는 공개 API(기상, 관광정보, 장소, 이동), 공개 사이트 공지, 업체 정보 순으로 연결한다. 공개 API만 연결한 단계에서도 대표 시연이 가능하도록 구성한다. 확정 시나리오와 후속 확장을 위한 신규 소스 검토 영역은 대기질, 실시간 운행, 도로 통제, 당일 임시휴무, 재고의 다섯 가지다. 재고 소스 연결은 후속 확장 범위다.</w:t>
       </w:r>
     </w:p>
     <w:p>
@@ -8709,14 +8710,15 @@
             <w:tcW w:type="dxa" w:w="2268"/>
           </w:tcPr>
           <w:p>
-            <w:r/>
-            <w:r>
-              <w:rPr>
-                <w:rFonts w:ascii="맑은 고딕" w:hAnsi="맑은 고딕" w:eastAsia="맑은 고딕"/>
-                <w:b w:val="0"/>
-                <w:sz w:val="18"/>
-              </w:rPr>
-              <w:t>핵심 2026-10-13, 게이트 2026-10-15</w:t>
+            <w:r>
+              <w:t>핵심 기능 2026-10-13, 실행 제한 2026-10-15</w:t>
+            </w:r>
+            <w:r>
+              <w:rPr>
+                <w:rFonts w:ascii="맑은 고딕" w:hAnsi="맑은 고딕" w:eastAsia="맑은 고딕"/>
+                <w:b w:val="0"/>
+                <w:sz w:val="18"/>
+              </w:rPr>
             </w:r>
           </w:p>
         </w:tc>
@@ -8841,14 +8843,15 @@
             <w:tcW w:type="dxa" w:w="2268"/>
           </w:tcPr>
           <w:p>
-            <w:r/>
-            <w:r>
-              <w:rPr>
-                <w:rFonts w:ascii="맑은 고딕" w:hAnsi="맑은 고딕" w:eastAsia="맑은 고딕"/>
-                <w:b w:val="0"/>
-                <w:sz w:val="18"/>
-              </w:rPr>
-              <w:t>Activity 2026-10-03, Mock 2026-10-07</w:t>
+            <w:r>
+              <w:t>활동 판정 2026-10-03, 모의 공급자 2026-10-07</w:t>
+            </w:r>
+            <w:r>
+              <w:rPr>
+                <w:rFonts w:ascii="맑은 고딕" w:hAnsi="맑은 고딕" w:eastAsia="맑은 고딕"/>
+                <w:b w:val="0"/>
+                <w:sz w:val="18"/>
+              </w:rPr>
             </w:r>
           </w:p>
         </w:tc>
@@ -9089,14 +9092,15 @@
             <w:tcW w:type="dxa" w:w="2268"/>
           </w:tcPr>
           <w:p>
-            <w:r/>
-            <w:r>
-              <w:rPr>
-                <w:rFonts w:ascii="맑은 고딕" w:hAnsi="맑은 고딕" w:eastAsia="맑은 고딕"/>
-                <w:b w:val="0"/>
-                <w:sz w:val="18"/>
-              </w:rPr>
-              <w:t>운영자 화면 4개와 고객 링크, 언어별 출력, DoD 26개 증빙, 독립 평가</w:t>
+            <w:r>
+              <w:t>운영자 화면 4개와 고객 링크, 언어별 출력, 완료 기준 26개의 충족 근거, 독립 평가</w:t>
+            </w:r>
+            <w:r>
+              <w:rPr>
+                <w:rFonts w:ascii="맑은 고딕" w:hAnsi="맑은 고딕" w:eastAsia="맑은 고딕"/>
+                <w:b w:val="0"/>
+                <w:sz w:val="18"/>
+              </w:rPr>
             </w:r>
           </w:p>
         </w:tc>
@@ -9132,7 +9136,7 @@
           <w:szCs w:val="20"/>
           <w:rtl w:val="0"/>
         </w:rPr>
-        <w:t xml:space="preserve">단계 검토는 네 번 진행한다. 2026-09-15 중간발표에서 범위와 자원을 확정한다(누적 현금 100만원). 2026-09-24 데이터·사업 검토에서는 신규 소스와 고객 모집 경로를 확인한다(250만원). 2026-10-12 통합 사전 검토에서는 저장, 조회, 선택, 인계, 번역, 비용 측정의 연결을 검증한다(400만원). 2026-10-26 최종 검토에서는 전체 DoD, 대표 시연, 보류 평가, 원가를 판정한다(500만원). 결제율, CAC, 환불률은 이후 4주 현장 실증에서 측정한다.</w:t>
+        <w:t>단계 검토는 네 번 진행한다. 2026-09-15 중간발표에서 범위와 자원을 확정한다(누적 현금 100만원). 2026-09-24 데이터·사업 검토에서는 신규 소스와 고객 모집 경로를 확인한다(250만원). 2026-10-12 통합 사전 검토에서는 저장, 조회, 선택, 인계, 번역, 비용 측정의 연결을 검증한다(400만원). 2026-10-26 최종 검토에서는 전체 완료 기준의 충족 여부, 대표 시연, 보류 평가 결과, 원가를 검토한다(500만원). 결제율, CAC, 환불률은 이후 4주 현장 실증에서 측정한다.</w:t>
       </w:r>
     </w:p>
     <w:p>

--- a/program/산출물양식/w2/제출본/[기획] 프로젝트 기획서_2차_여행.docx
+++ b/program/산출물양식/w2/제출본/[기획] 프로젝트 기획서_2차_여행.docx
@@ -1123,14 +1123,15 @@
             <w:tcW w:type="dxa" w:w="3024"/>
           </w:tcPr>
           <w:p>
-            <w:r/>
-            <w:r>
-              <w:rPr>
-                <w:rFonts w:ascii="맑은 고딕" w:hAnsi="맑은 고딕" w:eastAsia="맑은 고딕"/>
-                <w:b w:val="0"/>
-                <w:sz w:val="18"/>
-              </w:rPr>
-              <w:t>사실 조회, 코드 검증, 일정 버전 관리, 감시, 업체 인계, 고객 언어 안내를 연결한다.</w:t>
+            <w:r>
+              <w:t>사실 조회, 코드 검증, 일정 버전 관리, 감시, 고객 언어 안내를 연결한다. 업체 인계는 MVP 다음 단계로 둔다.</w:t>
+            </w:r>
+            <w:r>
+              <w:rPr>
+                <w:rFonts w:ascii="맑은 고딕" w:hAnsi="맑은 고딕" w:eastAsia="맑은 고딕"/>
+                <w:b w:val="0"/>
+                <w:sz w:val="18"/>
+              </w:rPr>
             </w:r>
           </w:p>
         </w:tc>
@@ -1250,7 +1251,7 @@
           <w:szCs w:val="20"/>
           <w:rtl w:val="0"/>
         </w:rPr>
-        <w:t>프로젝트는 2026-10-26 최종 검토까지 실증에 필요한 개발과 구매 검증 준비를 마친다. 개발 단계의 현금 상한은 500만원, 인력은 기존 팀원 6명, 공수는 720시간이다. 완료 기준은 자동 시험 20개, 아키텍처 시험 4개, 측정 2개로 구성한 검증 항목 26개다. 최종 검토에서 항목별 충족 여부를 공개한다. 이후 유료 현장 실증은 완료 여행 20~30팀을 목표로 결제, 사용, 환불, 지원을 측정한다. 실측 기여이익Ⅱ가 양수이면 상용 확장을 검토한다.</w:t>
+        <w:t>프로젝트는 2026-10-26 최종 검토까지 실증에 필요한 개발과 구매 검증 준비를 마친다. 개발 단계의 현금 상한은 500만원, 인력은 기존 팀원 6명, 공수는 720시간이다. 전체 완료 기준은 자동 시험 20개, 아키텍처 시험 4개, 측정 2개로 구성한 검증 항목 26개를 유지한다. MVP 판정은 Booking Handoff 몫인 DoD-14~21을 제외한 18항목으로 하며, 최종 검토에서 해당 항목별 충족 여부를 공개한다. DoD-14~21은 MVP 다음 단계에서 판정한다. 이후 유료 현장 실증은 완료 여행 20~30팀을 목표로 결제, 사용, 환불, 지원을 측정한다. 실측 기여이익Ⅱ가 양수이면 상용 확장을 검토한다.</w:t>
       </w:r>
     </w:p>
     <w:p>
@@ -6497,7 +6498,7 @@
           <w:szCs w:val="20"/>
           <w:rtl w:val="0"/>
         </w:rPr>
-        <w:t xml:space="preserve">시스템은 외부 일정의 검증, 변경 감지, 재조정, 고객 안내를 연결하고 내부 일정 적용과 업체 예약 변경을 구분한다. 고객이나 개인 에이전트가 일정, 예약, 필수 조건을 제출하면 장소와 대상을 식별하고 사실 근거를 조회한다. 시간, 이동, 예산, 동행 조건은 코드로 판정한다. 검증을 통과한 일정은 버전별로 저장한다. 시스템 감지와 고객 신고는 같은 경로로 처리하며, 변경의 영향을 받는 항목을 묶어 전체 일정을 재검증한다. 업체 예약 변경은 링크로 인계하고 승인 절차를 거친다.</w:t>
+        <w:t>시스템은 외부 일정의 검증, 변경 감지, 재조정, 고객 안내를 연결하고 내부 일정 적용과 업체 예약 변경을 구분한다. 고객이나 개인 에이전트가 일정, 예약, 필수 조건을 제출하면 장소와 대상을 식별하고 사실 근거를 조회한다. 시간, 이동, 예산, 동행 조건은 코드로 판정한다. 검증을 통과한 일정은 버전별로 저장한다. 시스템 감지와 고객 신고는 같은 경로로 처리하며, 변경의 영향을 받는 항목을 묶어 전체 일정을 재검증한다. 업체 예약 변경은 MVP 다음 단계에서 링크로 인계하고 승인 절차를 거친다.</w:t>
       </w:r>
     </w:p>
     <w:p>
@@ -6996,14 +6997,15 @@
             <w:tcW w:type="dxa" w:w="3024"/>
           </w:tcPr>
           <w:p>
-            <w:r/>
-            <w:r>
-              <w:rPr>
-                <w:rFonts w:ascii="맑은 고딕" w:hAnsi="맑은 고딕" w:eastAsia="맑은 고딕"/>
-                <w:b w:val="0"/>
-                <w:sz w:val="18"/>
-              </w:rPr>
-              <w:t>자동 실행 구현 전에 시연용 모의 공급자만 허용하는 실행 제한과 실제 공급자 차단 시험을 구현한다.</w:t>
+            <w:r>
+              <w:t>MVP 다음 단계에서 자동 실행 구현 전에 시연용 모의 공급자만 허용하는 실행 제한과 실제 공급자 차단 시험을 구현한다.</w:t>
+            </w:r>
+            <w:r>
+              <w:rPr>
+                <w:rFonts w:ascii="맑은 고딕" w:hAnsi="맑은 고딕" w:eastAsia="맑은 고딕"/>
+                <w:b w:val="0"/>
+                <w:sz w:val="18"/>
+              </w:rPr>
             </w:r>
           </w:p>
         </w:tc>
@@ -7239,7 +7241,7 @@
           <w:szCs w:val="20"/>
           <w:rtl w:val="0"/>
         </w:rPr>
-        <w:t>모델링은 일정의 필수 조건을 지키고 고객의 다음 행동 결정 시간을 줄이는 데 집중한다. 계산 가능한 제약은 코드로 판정하고, LLM은 요청 해석, 대안 후보 생성, 설명, 번역에 사용한다. 안내에 필요한 값은 대체 소스까지 조회해 확보하며, 대체 소스에서도 확보하지 못하면 서버를 중단한다. 자체 모델은 학습하지 않는다.</w:t>
+        <w:t>모델링은 일정의 필수 조건을 지키고 고객의 다음 행동 결정 시간을 줄이는 데 집중한다. 계산 가능한 제약은 코드로 판정하고, LLM은 요청 해석, 대안 후보 생성, 설명, 번역에 사용한다. 안내에서는 확인한 사실과 확인하지 못한 내용을 구분한다. 안내에 필요한 필수 값은 대체 소스까지 조회해 확보하며, 대체 소스에서도 확보하지 못하면 서버를 중단한다. 자체 모델은 학습하지 않는다.</w:t>
       </w:r>
     </w:p>
     <w:p>
@@ -7273,7 +7275,7 @@
           <w:szCs w:val="20"/>
           <w:rtl w:val="0"/>
         </w:rPr>
-        <w:t>대안 조합에서는 영향받은 항목과 변경이 제한된 예약을 기준으로 후보를 생성하고, 코드로 재검증해 하나를 선택한다. 정책·인계에서는 구조화된 정책 수치와 같은 버전의 원문을 연결해 조건, 차액, 변경 링크를 제공한다. 원문과 수치가 다르면 자동 판정을 중단한다. 안내·번역에서는 정형 안내에 언어별 양식을 사용하고, 자유 문장은 검증된 사실에 근거해 생성·번역한다. 시각, 날짜, 금액, 고유명사, 예약번호의 누락·변경 여부와 업체 처리가 아직 완료되지 않았다는 의미의 누락 여부를 검사한다.</w:t>
+        <w:t>대안 조합에서는 영향받은 항목과 변경이 제한된 예약을 기준으로 후보를 생성하고, 코드로 재검증해 하나를 선택한다. 정책·인계에서는 구조화된 정책 수치와 같은 버전의 원문을 연결해 조건을 제공하며, 차액과 변경 링크를 제공하는 예약 인계는 MVP 다음 단계로 둔다. 원문과 수치가 다르면 자동 판정을 중단한다. 안내·번역에서는 정형 안내에 언어별 양식을 사용하고, 자유 문장은 검증된 사실에 근거해 생성·번역한다. 시각, 날짜, 금액, 고유명사, 예약번호의 누락·변경 여부와 업체 처리가 아직 완료되지 않았다는 의미의 누락 여부를 검사한다.</w:t>
       </w:r>
     </w:p>
     <w:p>
@@ -8678,30 +8680,32 @@
             <w:tcW w:type="dxa" w:w="2268"/>
           </w:tcPr>
           <w:p>
-            <w:r/>
-            <w:r>
-              <w:rPr>
-                <w:rFonts w:ascii="맑은 고딕" w:hAnsi="맑은 고딕" w:eastAsia="맑은 고딕"/>
-                <w:b w:val="0"/>
-                <w:sz w:val="18"/>
-              </w:rPr>
-              <w:t>여행 상태·중앙 처리부, 실행 제한, 전체 승인</w:t>
-            </w:r>
-          </w:p>
-        </w:tc>
-        <w:tc>
-          <w:tcPr>
-            <w:tcW w:type="dxa" w:w="2268"/>
-          </w:tcPr>
-          <w:p>
-            <w:r/>
-            <w:r>
-              <w:rPr>
-                <w:rFonts w:ascii="맑은 고딕" w:hAnsi="맑은 고딕" w:eastAsia="맑은 고딕"/>
-                <w:b w:val="0"/>
-                <w:sz w:val="18"/>
-              </w:rPr>
-              <w:t>일정 저장, 조건 보존, 사건 묶음, 버전 경합·중복·부분 실패 검증, 모의 공급자 한정 실행과 실제 공급자 차단</w:t>
+            <w:r>
+              <w:t>여행 상태·중앙 처리부, 실행 제한(MVP 다음 단계), 전체 승인</w:t>
+            </w:r>
+            <w:r>
+              <w:rPr>
+                <w:rFonts w:ascii="맑은 고딕" w:hAnsi="맑은 고딕" w:eastAsia="맑은 고딕"/>
+                <w:b w:val="0"/>
+                <w:sz w:val="18"/>
+              </w:rPr>
+            </w:r>
+          </w:p>
+        </w:tc>
+        <w:tc>
+          <w:tcPr>
+            <w:tcW w:type="dxa" w:w="2268"/>
+          </w:tcPr>
+          <w:p>
+            <w:r>
+              <w:t>일정 저장, 조건 보존, 사건 묶음, 버전 경합·중복·부분 실패 검증, 모의 공급자 한정 실행과 실제 공급자 차단(MVP 다음 단계)</w:t>
+            </w:r>
+            <w:r>
+              <w:rPr>
+                <w:rFonts w:ascii="맑은 고딕" w:hAnsi="맑은 고딕" w:eastAsia="맑은 고딕"/>
+                <w:b w:val="0"/>
+                <w:sz w:val="18"/>
+              </w:rPr>
             </w:r>
           </w:p>
         </w:tc>
@@ -8811,30 +8815,32 @@
             <w:tcW w:type="dxa" w:w="2268"/>
           </w:tcPr>
           <w:p>
-            <w:r/>
-            <w:r>
-              <w:rPr>
-                <w:rFonts w:ascii="맑은 고딕" w:hAnsi="맑은 고딕" w:eastAsia="맑은 고딕"/>
-                <w:b w:val="0"/>
-                <w:sz w:val="18"/>
-              </w:rPr>
-              <w:t>활동 판정, 합성 데이터, 모의 공급자</w:t>
-            </w:r>
-          </w:p>
-        </w:tc>
-        <w:tc>
-          <w:tcPr>
-            <w:tcW w:type="dxa" w:w="2268"/>
-          </w:tcPr>
-          <w:p>
-            <w:r/>
-            <w:r>
-              <w:rPr>
-                <w:rFonts w:ascii="맑은 고딕" w:hAnsi="맑은 고딕" w:eastAsia="맑은 고딕"/>
-                <w:b w:val="0"/>
-                <w:sz w:val="18"/>
-              </w:rPr>
-              <w:t>무예약·쇼핑 입력 판정, 후보 검증, 합성 표시, 공급자 시연 연결</w:t>
+            <w:r>
+              <w:t>활동 판정, 합성 데이터, 모의 공급자(MVP 다음 단계)</w:t>
+            </w:r>
+            <w:r>
+              <w:rPr>
+                <w:rFonts w:ascii="맑은 고딕" w:hAnsi="맑은 고딕" w:eastAsia="맑은 고딕"/>
+                <w:b w:val="0"/>
+                <w:sz w:val="18"/>
+              </w:rPr>
+            </w:r>
+          </w:p>
+        </w:tc>
+        <w:tc>
+          <w:tcPr>
+            <w:tcW w:type="dxa" w:w="2268"/>
+          </w:tcPr>
+          <w:p>
+            <w:r>
+              <w:t>무예약·쇼핑 입력 판정, 후보 검증, 합성 표시, 공급자 시연 연결(MVP 다음 단계)</w:t>
+            </w:r>
+            <w:r>
+              <w:rPr>
+                <w:rFonts w:ascii="맑은 고딕" w:hAnsi="맑은 고딕" w:eastAsia="맑은 고딕"/>
+                <w:b w:val="0"/>
+                <w:sz w:val="18"/>
+              </w:rPr>
             </w:r>
           </w:p>
         </w:tc>
@@ -8878,30 +8884,32 @@
             <w:tcW w:type="dxa" w:w="2268"/>
           </w:tcPr>
           <w:p>
-            <w:r/>
-            <w:r>
-              <w:rPr>
-                <w:rFonts w:ascii="맑은 고딕" w:hAnsi="맑은 고딕" w:eastAsia="맑은 고딕"/>
-                <w:b w:val="0"/>
-                <w:sz w:val="18"/>
-              </w:rPr>
-              <w:t>식사 판정, 변경 링크</w:t>
-            </w:r>
-          </w:p>
-        </w:tc>
-        <w:tc>
-          <w:tcPr>
-            <w:tcW w:type="dxa" w:w="2268"/>
-          </w:tcPr>
-          <w:p>
-            <w:r/>
-            <w:r>
-              <w:rPr>
-                <w:rFonts w:ascii="맑은 고딕" w:hAnsi="맑은 고딕" w:eastAsia="맑은 고딕"/>
-                <w:b w:val="0"/>
-                <w:sz w:val="18"/>
-              </w:rPr>
-              <w:t>브레이크타임·휴무·카드 조건 판정, 대안 선택, 예약 미완료·차액·링크 표시</w:t>
+            <w:r>
+              <w:t>식사 판정, 변경 링크(MVP 다음 단계)</w:t>
+            </w:r>
+            <w:r>
+              <w:rPr>
+                <w:rFonts w:ascii="맑은 고딕" w:hAnsi="맑은 고딕" w:eastAsia="맑은 고딕"/>
+                <w:b w:val="0"/>
+                <w:sz w:val="18"/>
+              </w:rPr>
+            </w:r>
+          </w:p>
+        </w:tc>
+        <w:tc>
+          <w:tcPr>
+            <w:tcW w:type="dxa" w:w="2268"/>
+          </w:tcPr>
+          <w:p>
+            <w:r>
+              <w:t>브레이크타임·휴무·카드 조건 판정, 대안 선택, 예약 미완료·차액·링크 표시(MVP 다음 단계의 예약 인계 작업)</w:t>
+            </w:r>
+            <w:r>
+              <w:rPr>
+                <w:rFonts w:ascii="맑은 고딕" w:hAnsi="맑은 고딕" w:eastAsia="맑은 고딕"/>
+                <w:b w:val="0"/>
+                <w:sz w:val="18"/>
+              </w:rPr>
             </w:r>
           </w:p>
         </w:tc>
@@ -9093,7 +9101,7 @@
           </w:tcPr>
           <w:p>
             <w:r>
-              <w:t>운영자 화면 4개와 고객 링크, 언어별 출력, 완료 기준 26개의 충족 근거, 독립 평가</w:t>
+              <w:t>운영자 화면 4개와 고객 링크, 언어별 출력, 전체 완료 기준 26개 중 DoD-14~21을 제외한 MVP 판정 18항목의 충족 근거, 독립 평가. DoD-14~21의 충족 근거는 MVP 다음 단계에서 정리한다.</w:t>
             </w:r>
             <w:r>
               <w:rPr>
@@ -9136,7 +9144,7 @@
           <w:szCs w:val="20"/>
           <w:rtl w:val="0"/>
         </w:rPr>
-        <w:t>단계 검토는 네 번 진행한다. 2026-09-15 중간발표에서 범위와 자원을 확정한다(누적 현금 100만원). 2026-09-24 데이터·사업 검토에서는 신규 소스와 고객 모집 경로를 확인한다(250만원). 2026-10-12 통합 사전 검토에서는 저장, 조회, 선택, 인계, 번역, 비용 측정의 연결을 검증한다(400만원). 2026-10-26 최종 검토에서는 전체 완료 기준의 충족 여부, 대표 시연, 보류 평가 결과, 원가를 검토한다(500만원). 결제율, CAC, 환불률은 이후 4주 현장 실증에서 측정한다.</w:t>
+        <w:t>단계 검토는 네 번 진행한다. 2026-09-15 중간발표에서 범위와 자원을 확정한다(누적 현금 100만원). 2026-09-24 데이터·사업 검토에서는 신규 소스와 고객 모집 경로를 확인한다(250만원). 2026-10-12 통합 사전 검토에서는 저장, 조회, 선택, 번역, 비용 측정의 연결을 검증한다(400만원). 예약 인계의 연결 검증은 MVP 다음 단계로 둔다. 2026-10-26 최종 검토에서는 DoD-14~21을 제외한 MVP 판정 18항목의 충족 여부, 대표 시연, 보류 평가 결과, 원가를 검토한다(500만원). DoD-14~21은 MVP 다음 단계에서 검토한다. 결제율, CAC, 환불률은 이후 4주 현장 실증에서 측정한다.</w:t>
       </w:r>
     </w:p>
     <w:p>

--- a/program/산출물양식/w2/제출본/[기획] 프로젝트 기획서_2차_여행.docx
+++ b/program/산출물양식/w2/제출본/[기획] 프로젝트 기획서_2차_여행.docx
@@ -3569,14 +3569,15 @@
             <w:tcW w:type="dxa" w:w="2268"/>
           </w:tcPr>
           <w:p>
-            <w:r/>
-            <w:r>
-              <w:rPr>
-                <w:rFonts w:ascii="맑은 고딕" w:hAnsi="맑은 고딕" w:eastAsia="맑은 고딕"/>
-                <w:b w:val="0"/>
-                <w:sz w:val="18"/>
-              </w:rPr>
-              <w:t>서울 활동 변경에서 실행 가능한 재계획과 업체 인계까지 연결한다.</w:t>
+            <w:r>
+              <w:t>서울 활동·식사·이동 변경에서 실행 가능한 재계획을 연결하고, 업체 인계는 MVP 다음 단계에서 잇는다.</w:t>
+            </w:r>
+            <w:r>
+              <w:rPr>
+                <w:rFonts w:ascii="맑은 고딕" w:hAnsi="맑은 고딕" w:eastAsia="맑은 고딕"/>
+                <w:b w:val="0"/>
+                <w:sz w:val="18"/>
+              </w:rPr>
             </w:r>
           </w:p>
         </w:tc>
@@ -8715,7 +8716,7 @@
           </w:tcPr>
           <w:p>
             <w:r>
-              <w:t>핵심 기능 2026-10-13, 실행 제한 2026-10-15</w:t>
+              <w:t>핵심 기능 2026-10-13, 실행 제한 2026-10-15(MVP 다음 단계, MVP 판정 밖)</w:t>
             </w:r>
             <w:r>
               <w:rPr>
@@ -8850,7 +8851,7 @@
           </w:tcPr>
           <w:p>
             <w:r>
-              <w:t>활동 판정 2026-10-03, 모의 공급자 2026-10-07</w:t>
+              <w:t>활동 판정 2026-10-03, 모의 공급자 2026-10-07(MVP 다음 단계, MVP 판정 밖)</w:t>
             </w:r>
             <w:r>
               <w:rPr>
@@ -8885,24 +8886,24 @@
           </w:tcPr>
           <w:p>
             <w:r>
-              <w:t>식사 판정, 변경 링크(MVP 다음 단계)</w:t>
-            </w:r>
-            <w:r>
-              <w:rPr>
-                <w:rFonts w:ascii="맑은 고딕" w:hAnsi="맑은 고딕" w:eastAsia="맑은 고딕"/>
-                <w:b w:val="0"/>
-                <w:sz w:val="18"/>
-              </w:rPr>
-            </w:r>
-          </w:p>
-        </w:tc>
-        <w:tc>
-          <w:tcPr>
-            <w:tcW w:type="dxa" w:w="2268"/>
-          </w:tcPr>
-          <w:p>
-            <w:r>
-              <w:t>브레이크타임·휴무·카드 조건 판정, 대안 선택, 예약 미완료·차액·링크 표시(MVP 다음 단계의 예약 인계 작업)</w:t>
+              <w:t>식사 판정, 변경 링크(변경 링크만 MVP 다음 단계)</w:t>
+            </w:r>
+            <w:r>
+              <w:rPr>
+                <w:rFonts w:ascii="맑은 고딕" w:hAnsi="맑은 고딕" w:eastAsia="맑은 고딕"/>
+                <w:b w:val="0"/>
+                <w:sz w:val="18"/>
+              </w:rPr>
+            </w:r>
+          </w:p>
+        </w:tc>
+        <w:tc>
+          <w:tcPr>
+            <w:tcW w:type="dxa" w:w="2268"/>
+          </w:tcPr>
+          <w:p>
+            <w:r>
+              <w:t>브레이크타임·휴무·카드 조건 판정, 대안 선택, 예약 미완료·차액·링크 표시(이 표시만 MVP 다음 단계의 예약 인계 작업)</w:t>
             </w:r>
             <w:r>
               <w:rPr>
